--- a/rivrtech-rcc-agreement/RIVRTECH_RCC_Student_Athlete_Sponsorship_Internship_Agreement.docx
+++ b/rivrtech-rcc-agreement/RIVRTECH_RCC_Student_Athlete_Sponsorship_Internship_Agreement.docx
@@ -2486,26 +2486,7 @@
           <w:i w:val="0"/>
           <w:sz w:val="22"/>
         </w:rPr>
-        <w:t xml:space="preserve">6.2  Maximum Compensation. The Student-Athlete may earn up to </w:t>
-      </w:r>
-      <w:r>
-        <w:rPr>
-          <w:rFonts w:ascii="Arial" w:hAnsi="Arial" w:cs="Arial"/>
-          <w:b w:val="0"/>
-          <w:i w:val="0"/>
-          <w:sz w:val="22"/>
-          <w:highlight w:val="yellow"/>
-        </w:rPr>
-        <w:t>$[MAXIMUM DOLLAR AMOUNT]</w:t>
-      </w:r>
-      <w:r>
-        <w:rPr>
-          <w:rFonts w:ascii="Arial" w:hAnsi="Arial" w:cs="Arial"/>
-          <w:b w:val="0"/>
-          <w:i w:val="0"/>
-          <w:sz w:val="22"/>
-        </w:rPr>
-        <w:t xml:space="preserve"> in total gross wages during the Agreement Term (the “Maximum Compensation”).</w:t>
+        <w:t>6.2  Maximum Compensation. The Student-Athlete may earn up to $2,000.00 in total gross wages during the Agreement Term (the “Maximum Compensation”).</w:t>
       </w:r>
     </w:p>
     <w:p>
@@ -2549,59 +2530,7 @@
           <w:i/>
           <w:sz w:val="22"/>
         </w:rPr>
-        <w:t xml:space="preserve">“At a maximum compensation amount of </w:t>
-      </w:r>
-      <w:r>
-        <w:rPr>
-          <w:rFonts w:ascii="Arial" w:hAnsi="Arial" w:cs="Arial"/>
-          <w:b w:val="0"/>
-          <w:i/>
-          <w:sz w:val="22"/>
-          <w:highlight w:val="yellow"/>
-        </w:rPr>
-        <w:t>$[MAXIMUM DOLLAR AMOUNT]</w:t>
-      </w:r>
-      <w:r>
-        <w:rPr>
-          <w:rFonts w:ascii="Arial" w:hAnsi="Arial" w:cs="Arial"/>
-          <w:b w:val="0"/>
-          <w:i/>
-          <w:sz w:val="22"/>
-        </w:rPr>
-        <w:t xml:space="preserve"> and an hourly wage of $20.00, the Student-Athlete may work up to </w:t>
-      </w:r>
-      <w:r>
-        <w:rPr>
-          <w:rFonts w:ascii="Arial" w:hAnsi="Arial" w:cs="Arial"/>
-          <w:b w:val="0"/>
-          <w:i/>
-          <w:sz w:val="22"/>
-          <w:highlight w:val="yellow"/>
-        </w:rPr>
-        <w:t>[MAXIMUM DOLLAR AMOUNT ÷ 20]</w:t>
-      </w:r>
-      <w:r>
-        <w:rPr>
-          <w:rFonts w:ascii="Arial" w:hAnsi="Arial" w:cs="Arial"/>
-          <w:b w:val="0"/>
-          <w:i/>
-          <w:sz w:val="22"/>
-        </w:rPr>
-        <w:t xml:space="preserve"> authorized hours during the Agreement Term.”</w:t>
-      </w:r>
-    </w:p>
-    <w:p>
-      <w:pPr>
-        <w:spacing w:after="120" w:before="0"/>
-      </w:pPr>
-      <w:r>
-        <w:rPr>
-          <w:rFonts w:ascii="Arial" w:hAnsi="Arial" w:cs="Arial"/>
-          <w:b w:val="0"/>
-          <w:i w:val="0"/>
-          <w:sz w:val="18"/>
-        </w:rPr>
-        <w:t>For reference only (not the operative figure — insert the agreed amount above): $2,500 = 125 hours; $5,000 = 250 hours; $7,500 = 375 hours; $10,000 = 500 hours.</w:t>
+        <w:t>“At a maximum compensation amount of $2,000.00 and an hourly wage of $20.00, the Student-Athlete may work up to 100 authorized hours during the Agreement Term.”</w:t>
       </w:r>
     </w:p>
     <w:p>
@@ -7603,18 +7532,8 @@
                 <w:b w:val="0"/>
                 <w:i w:val="0"/>
                 <w:sz w:val="20"/>
-                <w:highlight w:val="yellow"/>
               </w:rPr>
-              <w:t>$[MAXIMUM DOLLAR AMOUNT]</w:t>
-            </w:r>
-            <w:r>
-              <w:rPr>
-                <w:rFonts w:ascii="Arial" w:hAnsi="Arial" w:cs="Arial"/>
-                <w:b w:val="0"/>
-                <w:i w:val="0"/>
-                <w:sz w:val="20"/>
-              </w:rPr>
-              <w:t xml:space="preserve"> gross</w:t>
+              <w:t>$2,000.00 gross</w:t>
             </w:r>
           </w:p>
         </w:tc>
@@ -7655,18 +7574,8 @@
                 <w:b w:val="0"/>
                 <w:i w:val="0"/>
                 <w:sz w:val="20"/>
-                <w:highlight w:val="yellow"/>
               </w:rPr>
-              <w:t>[MAXIMUM DOLLAR AMOUNT ÷ 20]</w:t>
-            </w:r>
-            <w:r>
-              <w:rPr>
-                <w:rFonts w:ascii="Arial" w:hAnsi="Arial" w:cs="Arial"/>
-                <w:b w:val="0"/>
-                <w:i w:val="0"/>
-                <w:sz w:val="20"/>
-              </w:rPr>
-              <w:t xml:space="preserve"> authorized hours</w:t>
+              <w:t>100 authorized hours</w:t>
             </w:r>
           </w:p>
         </w:tc>

--- a/rivrtech-rcc-agreement/RIVRTECH_RCC_Student_Athlete_Sponsorship_Internship_Agreement.docx
+++ b/rivrtech-rcc-agreement/RIVRTECH_RCC_Student_Athlete_Sponsorship_Internship_Agreement.docx
@@ -216,17 +216,7 @@
           <w:i w:val="0"/>
           <w:sz w:val="20"/>
         </w:rPr>
-        <w:t xml:space="preserve">6090 NC Highway 711 North, Pembroke, North Carolina </w:t>
-      </w:r>
-      <w:r>
-        <w:rPr>
-          <w:rFonts w:ascii="Arial" w:hAnsi="Arial" w:cs="Arial"/>
-          <w:b w:val="0"/>
-          <w:i w:val="0"/>
-          <w:sz w:val="20"/>
-          <w:highlight w:val="yellow"/>
-        </w:rPr>
-        <w:t>[ZIP CODE]</w:t>
+        <w:t>6090 NC Highway 711 North, Pembroke, North Carolina 28372</w:t>
       </w:r>
     </w:p>
     <w:p>
@@ -383,9 +373,8 @@
                 <w:b w:val="0"/>
                 <w:i w:val="0"/>
                 <w:sz w:val="20"/>
-                <w:highlight w:val="yellow"/>
               </w:rPr>
-              <w:t>[0.1 – DRAFT]</w:t>
+              <w:t>0.1 — Draft</w:t>
             </w:r>
           </w:p>
         </w:tc>
@@ -426,9 +415,8 @@
                 <w:b w:val="0"/>
                 <w:i w:val="0"/>
                 <w:sz w:val="20"/>
-                <w:highlight w:val="yellow"/>
               </w:rPr>
-              <w:t>[DRAFT DATE]</w:t>
+              <w:t>July 16, 2026</w:t>
             </w:r>
           </w:p>
         </w:tc>
@@ -553,9 +541,8 @@
                 <w:b w:val="0"/>
                 <w:i w:val="0"/>
                 <w:sz w:val="20"/>
-                <w:highlight w:val="yellow"/>
               </w:rPr>
-              <w:t>[DRAFT – PENDING BUSINESS, HR, ATHLETICS-COMPLIANCE, AND LEGAL REVIEW]</w:t>
+              <w:t>Draft — Pending business, HR, athletics-compliance, and legal review</w:t>
             </w:r>
           </w:p>
         </w:tc>
@@ -1206,26 +1193,7 @@
           <w:i w:val="0"/>
           <w:sz w:val="22"/>
         </w:rPr>
-        <w:t xml:space="preserve">This Student-Athlete Corporate Sponsorship and Paid Internship Agreement (this “Agreement”) is entered into as of </w:t>
-      </w:r>
-      <w:r>
-        <w:rPr>
-          <w:rFonts w:ascii="Arial" w:hAnsi="Arial" w:cs="Arial"/>
-          <w:b w:val="0"/>
-          <w:i w:val="0"/>
-          <w:sz w:val="22"/>
-          <w:highlight w:val="yellow"/>
-        </w:rPr>
-        <w:t>[EFFECTIVE DATE]</w:t>
-      </w:r>
-      <w:r>
-        <w:rPr>
-          <w:rFonts w:ascii="Arial" w:hAnsi="Arial" w:cs="Arial"/>
-          <w:b w:val="0"/>
-          <w:i w:val="0"/>
-          <w:sz w:val="22"/>
-        </w:rPr>
-        <w:t xml:space="preserve"> (the “Effective Date”), by and among LREMC Technologies, LLC d/b/a RIVRTECH (“RIVRTECH”); Robeson Community College (“RCC” or the “College”); and </w:t>
+        <w:t xml:space="preserve">This Student-Athlete Corporate Sponsorship and Paid Internship Agreement (this “Agreement”) is entered into as of the date of the last signature below (the “Effective Date”), by and among LREMC Technologies, LLC d/b/a RIVRTECH (“RIVRTECH”); Robeson Community College (“RCC” or the “College”); and </w:t>
       </w:r>
       <w:r>
         <w:rPr>
@@ -1548,17 +1516,7 @@
                 <w:i w:val="0"/>
                 <w:sz w:val="20"/>
               </w:rPr>
-              <w:t xml:space="preserve">6090 NC Highway 711 North, Pembroke, North Carolina </w:t>
-            </w:r>
-            <w:r>
-              <w:rPr>
-                <w:rFonts w:ascii="Arial" w:hAnsi="Arial" w:cs="Arial"/>
-                <w:b w:val="0"/>
-                <w:i w:val="0"/>
-                <w:sz w:val="20"/>
-                <w:highlight w:val="yellow"/>
-              </w:rPr>
-              <w:t>[ZIP CODE]</w:t>
+              <w:t>6090 NC Highway 711 North, Pembroke, North Carolina 28372</w:t>
             </w:r>
           </w:p>
         </w:tc>
@@ -1578,25 +1536,7 @@
                 <w:i w:val="0"/>
                 <w:sz w:val="20"/>
               </w:rPr>
-              <w:t xml:space="preserve">Email: </w:t>
-            </w:r>
-            <w:r>
-              <w:rPr>
-                <w:rFonts w:ascii="Arial" w:hAnsi="Arial" w:cs="Arial"/>
-                <w:b w:val="0"/>
-                <w:i w:val="0"/>
-                <w:sz w:val="20"/>
-                <w:highlight w:val="yellow"/>
-              </w:rPr>
-              <w:t>[EMAIL]</w:t>
-            </w:r>
-            <w:r>
-              <w:rPr>
-                <w:rFonts w:ascii="Arial" w:hAnsi="Arial" w:cs="Arial"/>
-                <w:b w:val="0"/>
-                <w:i w:val="0"/>
-                <w:sz w:val="20"/>
-              </w:rPr>
+              <w:t>Email: john.dyson@lumbeeriver.com</w:t>
             </w:r>
             <w:r>
               <w:rPr>
@@ -1859,26 +1799,7 @@
           <w:i w:val="0"/>
           <w:sz w:val="22"/>
         </w:rPr>
-        <w:t xml:space="preserve">1.3  Primary RIVRTECH Work Location. The primary work location for the internship is LREMC Technologies, LLC d/b/a RIVRTECH, 6090 NC Highway 711 North, Pembroke, North Carolina </w:t>
-      </w:r>
-      <w:r>
-        <w:rPr>
-          <w:rFonts w:ascii="Arial" w:hAnsi="Arial" w:cs="Arial"/>
-          <w:b w:val="0"/>
-          <w:i w:val="0"/>
-          <w:sz w:val="22"/>
-          <w:highlight w:val="yellow"/>
-        </w:rPr>
-        <w:t>[ZIP CODE]</w:t>
-      </w:r>
-      <w:r>
-        <w:rPr>
-          <w:rFonts w:ascii="Arial" w:hAnsi="Arial" w:cs="Arial"/>
-          <w:b w:val="0"/>
-          <w:i w:val="0"/>
-          <w:sz w:val="22"/>
-        </w:rPr>
-        <w:t>, and such other approved work or event locations as RIVRTECH may reasonably assign.</w:t>
+        <w:t>1.3  Primary RIVRTECH Work Location. The primary work location for the internship is LREMC Technologies, LLC d/b/a RIVRTECH, 6090 NC Highway 711 North, Pembroke, North Carolina 28372, and such other approved work or event locations as RIVRTECH may reasonably assign.</w:t>
       </w:r>
     </w:p>
     <w:p>
@@ -2060,18 +1981,27 @@
           <w:i w:val="0"/>
           <w:sz w:val="22"/>
         </w:rPr>
-        <w:t xml:space="preserve">3.1  Term. This Agreement begins on </w:t>
-      </w:r>
+        <w:t>3.1  Term. This Agreement begins on September 1, 2026 and, unless earlier terminated under Section 20, ends on May 31, 2027 (the “Agreement Term”).</w:t>
+      </w:r>
+    </w:p>
+    <w:p>
+      <w:pPr>
+        <w:spacing w:after="120" w:before="0"/>
+      </w:pPr>
       <w:r>
         <w:rPr>
           <w:rFonts w:ascii="Arial" w:hAnsi="Arial" w:cs="Arial"/>
           <w:b w:val="0"/>
           <w:i w:val="0"/>
           <w:sz w:val="22"/>
-          <w:highlight w:val="yellow"/>
-        </w:rPr>
-        <w:t>[TERM BEGINNING DATE]</w:t>
-      </w:r>
+        </w:rPr>
+        <w:t>3.2  Season. The Agreement Term corresponds to activities associated with the 2026–2027 baseball season, unless the Parties agree otherwise in writing.</w:t>
+      </w:r>
+    </w:p>
+    <w:p>
+      <w:pPr>
+        <w:spacing w:after="120" w:before="0"/>
+      </w:pPr>
       <w:r>
         <w:rPr>
           <w:rFonts w:ascii="Arial" w:hAnsi="Arial" w:cs="Arial"/>
@@ -2079,73 +2009,7 @@
           <w:i w:val="0"/>
           <w:sz w:val="22"/>
         </w:rPr>
-        <w:t xml:space="preserve"> and, unless earlier terminated under Section 20, ends on </w:t>
-      </w:r>
-      <w:r>
-        <w:rPr>
-          <w:rFonts w:ascii="Arial" w:hAnsi="Arial" w:cs="Arial"/>
-          <w:b w:val="0"/>
-          <w:i w:val="0"/>
-          <w:sz w:val="22"/>
-          <w:highlight w:val="yellow"/>
-        </w:rPr>
-        <w:t>[TERM ENDING DATE]</w:t>
-      </w:r>
-      <w:r>
-        <w:rPr>
-          <w:rFonts w:ascii="Arial" w:hAnsi="Arial" w:cs="Arial"/>
-          <w:b w:val="0"/>
-          <w:i w:val="0"/>
-          <w:sz w:val="22"/>
-        </w:rPr>
-        <w:t xml:space="preserve"> (the “Agreement Term”).</w:t>
-      </w:r>
-    </w:p>
-    <w:p>
-      <w:pPr>
-        <w:spacing w:after="120" w:before="0"/>
-      </w:pPr>
-      <w:r>
-        <w:rPr>
-          <w:rFonts w:ascii="Arial" w:hAnsi="Arial" w:cs="Arial"/>
-          <w:b w:val="0"/>
-          <w:i w:val="0"/>
-          <w:sz w:val="22"/>
-        </w:rPr>
-        <w:t>3.2  Season. The Agreement Term corresponds to activities associated with the 2026–2027 baseball season, unless the Parties agree otherwise in writing.</w:t>
-      </w:r>
-    </w:p>
-    <w:p>
-      <w:pPr>
-        <w:spacing w:after="120" w:before="0"/>
-      </w:pPr>
-      <w:r>
-        <w:rPr>
-          <w:rFonts w:ascii="Arial" w:hAnsi="Arial" w:cs="Arial"/>
-          <w:b w:val="0"/>
-          <w:i w:val="0"/>
-          <w:sz w:val="22"/>
-        </w:rPr>
-        <w:t xml:space="preserve">3.3  Maximum Duration. In no event will the Agreement Term exceed </w:t>
-      </w:r>
-      <w:r>
-        <w:rPr>
-          <w:rFonts w:ascii="Arial" w:hAnsi="Arial" w:cs="Arial"/>
-          <w:b w:val="0"/>
-          <w:i w:val="0"/>
-          <w:sz w:val="22"/>
-          <w:highlight w:val="yellow"/>
-        </w:rPr>
-        <w:t>[MAXIMUM DURATION, e.g., twelve (12) months]</w:t>
-      </w:r>
-      <w:r>
-        <w:rPr>
-          <w:rFonts w:ascii="Arial" w:hAnsi="Arial" w:cs="Arial"/>
-          <w:b w:val="0"/>
-          <w:i w:val="0"/>
-          <w:sz w:val="22"/>
-        </w:rPr>
-        <w:t xml:space="preserve"> without a written extension.</w:t>
+        <w:t>3.3  Maximum Duration. In no event will the Agreement Term exceed twelve (12) months without a written extension.</w:t>
       </w:r>
     </w:p>
     <w:p>
@@ -3294,26 +3158,7 @@
           <w:i w:val="0"/>
           <w:sz w:val="22"/>
         </w:rPr>
-        <w:t xml:space="preserve">the normal work schedule will not exceed </w:t>
-      </w:r>
-      <w:r>
-        <w:rPr>
-          <w:rFonts w:ascii="Arial" w:hAnsi="Arial" w:cs="Arial"/>
-          <w:b w:val="0"/>
-          <w:i w:val="0"/>
-          <w:sz w:val="22"/>
-          <w:highlight w:val="yellow"/>
-        </w:rPr>
-        <w:t>[NUMBER]</w:t>
-      </w:r>
-      <w:r>
-        <w:rPr>
-          <w:rFonts w:ascii="Arial" w:hAnsi="Arial" w:cs="Arial"/>
-          <w:b w:val="0"/>
-          <w:i w:val="0"/>
-          <w:sz w:val="22"/>
-        </w:rPr>
-        <w:t xml:space="preserve"> hours per week unless approved in advance;</w:t>
+        <w:t>the normal work schedule will not exceed ten (10) hours per week unless approved in advance;</w:t>
       </w:r>
     </w:p>
     <w:p>
@@ -5872,25 +5717,7 @@
                 <w:i w:val="0"/>
                 <w:sz w:val="20"/>
               </w:rPr>
-              <w:t xml:space="preserve">Pembroke, North Carolina </w:t>
-            </w:r>
-            <w:r>
-              <w:rPr>
-                <w:rFonts w:ascii="Arial" w:hAnsi="Arial" w:cs="Arial"/>
-                <w:b w:val="0"/>
-                <w:i w:val="0"/>
-                <w:sz w:val="20"/>
-                <w:highlight w:val="yellow"/>
-              </w:rPr>
-              <w:t>[ZIP CODE]</w:t>
-            </w:r>
-            <w:r>
-              <w:rPr>
-                <w:rFonts w:ascii="Arial" w:hAnsi="Arial" w:cs="Arial"/>
-                <w:b w:val="0"/>
-                <w:i w:val="0"/>
-                <w:sz w:val="20"/>
-              </w:rPr>
+              <w:t>Pembroke, North Carolina 28372</w:t>
             </w:r>
             <w:r>
               <w:rPr>
@@ -5908,25 +5735,7 @@
                 <w:i w:val="0"/>
                 <w:sz w:val="20"/>
               </w:rPr>
-              <w:t xml:space="preserve">Email: </w:t>
-            </w:r>
-            <w:r>
-              <w:rPr>
-                <w:rFonts w:ascii="Arial" w:hAnsi="Arial" w:cs="Arial"/>
-                <w:b w:val="0"/>
-                <w:i w:val="0"/>
-                <w:sz w:val="20"/>
-                <w:highlight w:val="yellow"/>
-              </w:rPr>
-              <w:t>[EMAIL]</w:t>
-            </w:r>
-            <w:r>
-              <w:rPr>
-                <w:rFonts w:ascii="Arial" w:hAnsi="Arial" w:cs="Arial"/>
-                <w:b w:val="0"/>
-                <w:i w:val="0"/>
-                <w:sz w:val="20"/>
-              </w:rPr>
+              <w:t>Email: john.dyson@lumbeeriver.com</w:t>
             </w:r>
             <w:r>
               <w:rPr>
@@ -7386,9 +7195,8 @@
                 <w:b w:val="0"/>
                 <w:i w:val="0"/>
                 <w:sz w:val="20"/>
-                <w:highlight w:val="yellow"/>
               </w:rPr>
-              <w:t>[RIVRTECH SUPERVISOR NAME / TITLE]</w:t>
+              <w:t>John Dyson, Chief Operations Officer (or designee)</w:t>
             </w:r>
           </w:p>
         </w:tc>
@@ -7430,26 +7238,7 @@
                 <w:i w:val="0"/>
                 <w:sz w:val="20"/>
               </w:rPr>
-              <w:t xml:space="preserve">6090 NC Highway 711 North, Pembroke, North Carolina </w:t>
-            </w:r>
-            <w:r>
-              <w:rPr>
-                <w:rFonts w:ascii="Arial" w:hAnsi="Arial" w:cs="Arial"/>
-                <w:b w:val="0"/>
-                <w:i w:val="0"/>
-                <w:sz w:val="20"/>
-                <w:highlight w:val="yellow"/>
-              </w:rPr>
-              <w:t>[ZIP CODE]</w:t>
-            </w:r>
-            <w:r>
-              <w:rPr>
-                <w:rFonts w:ascii="Arial" w:hAnsi="Arial" w:cs="Arial"/>
-                <w:b w:val="0"/>
-                <w:i w:val="0"/>
-                <w:sz w:val="20"/>
-              </w:rPr>
-              <w:t>, and approved work/event locations</w:t>
+              <w:t>6090 NC Highway 711 North, Pembroke, North Carolina 28372, and approved work/event locations</w:t>
             </w:r>
           </w:p>
         </w:tc>
@@ -7617,26 +7406,7 @@
                 <w:i w:val="0"/>
                 <w:sz w:val="20"/>
               </w:rPr>
-              <w:t xml:space="preserve">By mutual agreement; not to exceed </w:t>
-            </w:r>
-            <w:r>
-              <w:rPr>
-                <w:rFonts w:ascii="Arial" w:hAnsi="Arial" w:cs="Arial"/>
-                <w:b w:val="0"/>
-                <w:i w:val="0"/>
-                <w:sz w:val="20"/>
-                <w:highlight w:val="yellow"/>
-              </w:rPr>
-              <w:t>[NUMBER]</w:t>
-            </w:r>
-            <w:r>
-              <w:rPr>
-                <w:rFonts w:ascii="Arial" w:hAnsi="Arial" w:cs="Arial"/>
-                <w:b w:val="0"/>
-                <w:i w:val="0"/>
-                <w:sz w:val="20"/>
-              </w:rPr>
-              <w:t xml:space="preserve"> hours/week; academics and required athletics prioritized</w:t>
+              <w:t>By mutual agreement; not to exceed ten (10) hours/week; academics and required athletics prioritized</w:t>
             </w:r>
           </w:p>
         </w:tc>
@@ -8693,9 +8463,8 @@
                 <w:b w:val="0"/>
                 <w:i w:val="0"/>
                 <w:sz w:val="20"/>
-                <w:highlight w:val="yellow"/>
               </w:rPr>
-              <w:t>[RCC NAME / TITLE]</w:t>
+              <w:t>Jake Jones, Athletic Director &amp; Head Baseball Coach</w:t>
             </w:r>
           </w:p>
         </w:tc>
@@ -10708,9 +10477,8 @@
                 <w:b w:val="0"/>
                 <w:i w:val="0"/>
                 <w:sz w:val="20"/>
-                <w:highlight w:val="yellow"/>
               </w:rPr>
-              <w:t>[NAME / TITLE]</w:t>
+              <w:t>John Dyson, Chief Operations Officer (or designee)</w:t>
             </w:r>
           </w:p>
         </w:tc>
@@ -10729,9 +10497,18 @@
                 <w:b w:val="0"/>
                 <w:i w:val="0"/>
                 <w:sz w:val="20"/>
+              </w:rPr>
+              <w:t xml:space="preserve">john.dyson@lumbeeriver.com / </w:t>
+            </w:r>
+            <w:r>
+              <w:rPr>
+                <w:rFonts w:ascii="Arial" w:hAnsi="Arial" w:cs="Arial"/>
+                <w:b w:val="0"/>
+                <w:i w:val="0"/>
+                <w:sz w:val="20"/>
                 <w:highlight w:val="yellow"/>
               </w:rPr>
-              <w:t>[EMAIL / PHONE]</w:t>
+              <w:t>[PHONE]</w:t>
             </w:r>
           </w:p>
         </w:tc>
@@ -10772,9 +10549,8 @@
                 <w:b w:val="0"/>
                 <w:i w:val="0"/>
                 <w:sz w:val="20"/>
-                <w:highlight w:val="yellow"/>
               </w:rPr>
-              <w:t>[NAME / TITLE]</w:t>
+              <w:t>Jake Jones, Athletic Director &amp; Head Baseball Coach</w:t>
             </w:r>
           </w:p>
         </w:tc>

--- a/rivrtech-rcc-agreement/RIVRTECH_RCC_Student_Athlete_Sponsorship_Internship_Agreement.docx
+++ b/rivrtech-rcc-agreement/RIVRTECH_RCC_Student_Athlete_Sponsorship_Internship_Agreement.docx
@@ -6640,9 +6640,8 @@
           <w:b w:val="0"/>
           <w:i w:val="0"/>
           <w:sz w:val="22"/>
-          <w:highlight w:val="yellow"/>
-        </w:rPr>
-        <w:t>[AUTHORIZED REPRESENTATIVE]</w:t>
+        </w:rPr>
+        <w:t>______________________________________________</w:t>
       </w:r>
     </w:p>
     <w:p>
@@ -6664,9 +6663,8 @@
           <w:b w:val="0"/>
           <w:i w:val="0"/>
           <w:sz w:val="22"/>
-          <w:highlight w:val="yellow"/>
-        </w:rPr>
-        <w:t>[TITLE]</w:t>
+        </w:rPr>
+        <w:t>______________________________________________</w:t>
       </w:r>
     </w:p>
     <w:p>
@@ -6748,9 +6746,8 @@
           <w:b w:val="0"/>
           <w:i w:val="0"/>
           <w:sz w:val="22"/>
-          <w:highlight w:val="yellow"/>
-        </w:rPr>
-        <w:t>[FULL LEGAL NAME]</w:t>
+        </w:rPr>
+        <w:t>______________________________________________</w:t>
       </w:r>
     </w:p>
     <w:p>

--- a/rivrtech-rcc-agreement/RIVRTECH_RCC_Student_Athlete_Sponsorship_Internship_Agreement.docx
+++ b/rivrtech-rcc-agreement/RIVRTECH_RCC_Student_Athlete_Sponsorship_Internship_Agreement.docx
@@ -80,7 +80,7 @@
           <w:i w:val="0"/>
           <w:sz w:val="26"/>
         </w:rPr>
-        <w:t>LREMC Technologies, LLC d/b/a RIVRTECH</w:t>
+        <w:t>LREMC Technologies, LLC d/b/a RIVR Tech</w:t>
       </w:r>
     </w:p>
     <w:p>
@@ -201,7 +201,7 @@
           <w:i w:val="0"/>
           <w:sz w:val="22"/>
         </w:rPr>
-        <w:t>LREMC Technologies, LLC d/b/a RIVRTECH</w:t>
+        <w:t>LREMC Technologies, LLC d/b/a RIVR Tech</w:t>
       </w:r>
     </w:p>
     <w:p>
@@ -458,7 +458,7 @@
                 <w:i w:val="0"/>
                 <w:sz w:val="20"/>
               </w:rPr>
-              <w:t>John Dyson, Chief Operations Officer, LREMC Technologies, LLC d/b/a RIVRTECH</w:t>
+              <w:t>John Dyson, Chief Operations Officer, LREMC Technologies, LLC d/b/a RIVR Tech</w:t>
             </w:r>
           </w:p>
         </w:tc>
@@ -621,7 +621,7 @@
           <w:i/>
           <w:sz w:val="22"/>
         </w:rPr>
-        <w:t>“This draft is provided for discussion and planning purposes. It must be reviewed and approved by authorized representatives and legal counsel for Robeson Community College and LREMC Technologies, LLC d/b/a RIVRTECH before execution.”</w:t>
+        <w:t>“This draft is provided for discussion and planning purposes. It must be reviewed and approved by authorized representatives and legal counsel for Robeson Community College and LREMC Technologies, LLC d/b/a RIVR Tech before execution.”</w:t>
       </w:r>
     </w:p>
     <w:p>
@@ -754,7 +754,7 @@
           <w:i w:val="0"/>
           <w:sz w:val="20"/>
         </w:rPr>
-        <w:t>6. Compensation and Maximum Hours</w:t>
+        <w:t>6. Sponsorship, Compensation, and Maximum Hours</w:t>
       </w:r>
     </w:p>
     <w:p>
@@ -1193,7 +1193,7 @@
           <w:i w:val="0"/>
           <w:sz w:val="22"/>
         </w:rPr>
-        <w:t xml:space="preserve">This Student-Athlete Corporate Sponsorship and Paid Internship Agreement (this “Agreement”) is entered into as of the date of the last signature below (the “Effective Date”), by and among LREMC Technologies, LLC d/b/a RIVRTECH (“RIVRTECH”); Robeson Community College (“RCC” or the “College”); and </w:t>
+        <w:t xml:space="preserve">This Student-Athlete Corporate Sponsorship and Paid Internship Agreement (this “Agreement”) is entered into as of the date of the last signature below (the “Effective Date”), by and among LREMC Technologies, LLC d/b/a RIVR Tech (“RIVR Tech”); Robeson Community College (“RCC” or the “College”); and </w:t>
       </w:r>
       <w:r>
         <w:rPr>
@@ -1212,7 +1212,7 @@
           <w:i w:val="0"/>
           <w:sz w:val="22"/>
         </w:rPr>
-        <w:t xml:space="preserve"> (the “Student-Athlete”). RIVRTECH, RCC, and the Student-Athlete are each a “Party” and together the “Parties.”</w:t>
+        <w:t xml:space="preserve"> (the “Student-Athlete”). RIVR Tech, RCC, and the Student-Athlete are each a “Party” and together the “Parties.”</w:t>
       </w:r>
     </w:p>
     <w:p>
@@ -1261,7 +1261,7 @@
         </w:rPr>
         <w:t>B.</w:t>
         <w:tab/>
-        <w:t>RIVRTECH is a local company that desires to support local student-athletes and the surrounding community while providing meaningful professional development and real-world work experience.</w:t>
+        <w:t>RIVR Tech is a local company that desires to support local student-athletes and the surrounding community while providing meaningful professional development and real-world work experience.</w:t>
       </w:r>
     </w:p>
     <w:p>
@@ -1295,7 +1295,7 @@
         </w:rPr>
         <w:t>D.</w:t>
         <w:tab/>
-        <w:t>The Student-Athlete desires to participate in a paid internship with RIVRTECH and agrees to perform all assigned duties professionally, reliably, and in accordance with applicable policies and law.</w:t>
+        <w:t>The Student-Athlete desires to participate in a paid internship with RIVR Tech and agrees to perform all assigned duties professionally, reliably, and in accordance with applicable policies and law.</w:t>
       </w:r>
     </w:p>
     <w:p>
@@ -1339,7 +1339,7 @@
         </w:rPr>
         <w:t>F.</w:t>
         <w:tab/>
-        <w:t>The Parties acknowledge that any compensation paid under this Agreement is provided solely in exchange for legitimate work and professional services actually performed, and not for athletic performance or any athletics-related consideration described in Section 6.</w:t>
+        <w:t>The Parties acknowledge that the Sponsorship and any compensation under this Agreement are provided in exchange for legitimate work and professional services performed (or to be performed) by the Student-Athlete, and not for athletic performance or any athletics-related consideration described in Section 6.</w:t>
       </w:r>
     </w:p>
     <w:p>
@@ -1496,7 +1496,7 @@
                 <w:i w:val="0"/>
                 <w:sz w:val="20"/>
               </w:rPr>
-              <w:t>LREMC Technologies, LLC d/b/a RIVRTECH (“RIVRTECH”)</w:t>
+              <w:t>LREMC Technologies, LLC d/b/a RIVR Tech (“RIVR Tech”)</w:t>
             </w:r>
           </w:p>
         </w:tc>
@@ -1799,7 +1799,7 @@
           <w:i w:val="0"/>
           <w:sz w:val="22"/>
         </w:rPr>
-        <w:t>1.3  Primary RIVRTECH Work Location. The primary work location for the internship is LREMC Technologies, LLC d/b/a RIVRTECH, 6090 NC Highway 711 North, Pembroke, North Carolina 28372, and such other approved work or event locations as RIVRTECH may reasonably assign.</w:t>
+        <w:t>1.3  Primary RIVR Tech Work Location. The primary work location for the internship is LREMC Technologies, LLC d/b/a RIVR Tech, 6090 NC Highway 711 North, Pembroke, North Carolina 28372, and such other approved work or event locations as RIVR Tech may reasonably assign.</w:t>
       </w:r>
     </w:p>
     <w:p>
@@ -1828,7 +1828,7 @@
           <w:i w:val="0"/>
           <w:sz w:val="22"/>
         </w:rPr>
-        <w:t>2.1  This Agreement establishes a community partnership between RIVRTECH and RCC, supported by the Student-Athlete’s participation in a paid internship. The Parties share a commitment to developing career-ready student-athletes and strengthening the local workforce.</w:t>
+        <w:t>2.1  This Agreement establishes a community partnership between RIVR Tech and RCC, supported by the Student-Athlete’s participation in a paid internship. The Parties share a commitment to developing career-ready student-athletes and strengthening the local workforce.</w:t>
       </w:r>
     </w:p>
     <w:p>
@@ -2052,7 +2052,7 @@
           <w:i w:val="0"/>
           <w:sz w:val="22"/>
         </w:rPr>
-        <w:t>4.1  Recognition Opportunities. Subject to RCC’s prior written approval and applicable policies, RCC may provide RIVRTECH with reasonable, school-approved recognition as a local corporate sponsor supporting the Diamond Eagles Baseball Program and the Student-Athlete, which may include:</w:t>
+        <w:t>4.1  Recognition Opportunities. Subject to RCC’s prior written approval and applicable policies, RCC may provide RIVR Tech with reasonable, school-approved recognition as a local corporate sponsor supporting the Diamond Eagles Baseball Program and the Student-Athlete, which may include:</w:t>
       </w:r>
     </w:p>
     <w:p>
@@ -2068,7 +2068,7 @@
           <w:i w:val="0"/>
           <w:sz w:val="22"/>
         </w:rPr>
-        <w:t>identification of RIVRTECH as a corporate sponsor of the program;</w:t>
+        <w:t>identification of RIVR Tech as a corporate sponsor of the program;</w:t>
       </w:r>
     </w:p>
     <w:p>
@@ -2132,7 +2132,7 @@
           <w:i w:val="0"/>
           <w:sz w:val="22"/>
         </w:rPr>
-        <w:t>opportunities for RIVRTECH representatives to attend approved athletic or community events; and</w:t>
+        <w:t>opportunities for RIVR Tech representatives to attend approved athletic or community events; and</w:t>
       </w:r>
     </w:p>
     <w:p>
@@ -2194,7 +2194,7 @@
           <w:i w:val="0"/>
           <w:sz w:val="22"/>
         </w:rPr>
-        <w:t>RIVRTECH does not automatically receive exclusive sponsorship rights of any kind;</w:t>
+        <w:t>RIVR Tech does not automatically receive exclusive sponsorship rights of any kind;</w:t>
       </w:r>
     </w:p>
     <w:p>
@@ -2279,7 +2279,7 @@
           <w:i w:val="0"/>
           <w:sz w:val="22"/>
         </w:rPr>
-        <w:t>5.1  Position. RIVRTECH will employ the Student-Athlete in the position of “Sales and Marketing Student Intern” (the “Internship”).</w:t>
+        <w:t>5.1  Position. RIVR Tech will employ the Student-Athlete in the position of “Sales and Marketing Student Intern” (the “Internship”).</w:t>
       </w:r>
     </w:p>
     <w:p>
@@ -2293,7 +2293,7 @@
           <w:i w:val="0"/>
           <w:sz w:val="22"/>
         </w:rPr>
-        <w:t>5.2  Classification. The Student-Athlete is employed by RIVRTECH as a temporary, part-time, non-exempt, paid employee. The Student-Athlete is not an employee or agent of RCC for any purpose under this Agreement.</w:t>
+        <w:t>5.2  Classification. The Student-Athlete is employed by RIVR Tech as a temporary, part-time, non-exempt, paid employee. The Student-Athlete is not an employee or agent of RCC for any purpose under this Agreement.</w:t>
       </w:r>
     </w:p>
     <w:p>
@@ -2307,7 +2307,7 @@
           <w:i w:val="0"/>
           <w:sz w:val="22"/>
         </w:rPr>
-        <w:t>5.3  No Guarantee of Future Employment. The Internship is temporary and does not guarantee or imply any offer of continued or future employment with RIVRTECH.</w:t>
+        <w:t>5.3  No Guarantee of Future Employment. The Internship is temporary and does not guarantee or imply any offer of continued or future employment with RIVR Tech.</w:t>
       </w:r>
     </w:p>
     <w:p>
@@ -2322,7 +2322,7 @@
           <w:i w:val="0"/>
           <w:sz w:val="24"/>
         </w:rPr>
-        <w:t>6. Compensation and Maximum Hours</w:t>
+        <w:t>6. Sponsorship, Compensation, and Maximum Hours</w:t>
       </w:r>
     </w:p>
     <w:p>
@@ -2332,11 +2332,26 @@
       <w:r>
         <w:rPr>
           <w:rFonts w:ascii="Arial" w:hAnsi="Arial" w:cs="Arial"/>
+          <w:b/>
+          <w:i w:val="0"/>
+          <w:sz w:val="20"/>
+          <w:highlight w:val="yellow"/>
+        </w:rPr>
+        <w:t>[LEGAL REVIEW — PAYMENT STRUCTURE: This Section provides for the Sponsorship to be PAID IN ADVANCE at the beginning of the term and then earned by the Student-Athlete through hours worked. Advance payment and any recoupment of an unearned portion are subject to the Fair Labor Standards Act, the North Carolina Wage and Hour Act (including limits on wage deductions and the requirement to pay at least the minimum wage each pay period), applicable tax and withholding timing, and applicable NJCAA and conference eligibility rules. This structure — including any obligation of the Student-Athlete to repay an unearned portion — must be reviewed and approved by RIVR Tech and RCC legal counsel and RCC athletics compliance before use.]</w:t>
+      </w:r>
+    </w:p>
+    <w:p>
+      <w:pPr>
+        <w:spacing w:after="120" w:before="0"/>
+      </w:pPr>
+      <w:r>
+        <w:rPr>
+          <w:rFonts w:ascii="Arial" w:hAnsi="Arial" w:cs="Arial"/>
           <w:b w:val="0"/>
           <w:i w:val="0"/>
           <w:sz w:val="22"/>
         </w:rPr>
-        <w:t>6.1  Wage Rate. RIVRTECH will pay the Student-Athlete $20.00 per hour for actual, authorized hours worked.</w:t>
+        <w:t>6.1  Sponsorship Amount. RIVR Tech will provide the Student-Athlete a sponsorship of $2,000.00 (the “Sponsorship”) in support of the Student-Athlete’s participation in the paid Internship.</w:t>
       </w:r>
     </w:p>
     <w:p>
@@ -2350,7 +2365,17 @@
           <w:i w:val="0"/>
           <w:sz w:val="22"/>
         </w:rPr>
-        <w:t>6.2  Maximum Compensation. The Student-Athlete may earn up to $2,000.00 in total gross wages during the Agreement Term (the “Maximum Compensation”).</w:t>
+        <w:t xml:space="preserve">6.2  Advance Payment. RIVR Tech will pay the Sponsorship to the Student-Athlete at or near the beginning of the applicable semester or term, through RIVR Tech’s normal payroll process, less all legally required deductions and withholdings. </w:t>
+      </w:r>
+      <w:r>
+        <w:rPr>
+          <w:rFonts w:ascii="Arial" w:hAnsi="Arial" w:cs="Arial"/>
+          <w:b w:val="0"/>
+          <w:i w:val="0"/>
+          <w:sz w:val="22"/>
+          <w:highlight w:val="yellow"/>
+        </w:rPr>
+        <w:t>[Confirm the timing and the payroll and tax treatment of the advance with RIVR Tech payroll and legal counsel.]</w:t>
       </w:r>
     </w:p>
     <w:p>
@@ -2364,7 +2389,21 @@
           <w:i w:val="0"/>
           <w:sz w:val="22"/>
         </w:rPr>
-        <w:t>6.3  Maximum Authorized Hours. Because the wage rate is fixed at $20.00 per hour, the maximum number of internship hours is calculated as:</w:t>
+        <w:t>6.3  Wage Rate; Earning the Sponsorship. The Student-Athlete will earn the Sponsorship by performing authorized sales and marketing internship work for RIVR Tech at a rate of $20.00 per hour. Each authorized hour worked is credited against the Sponsorship at $20.00 per hour.</w:t>
+      </w:r>
+    </w:p>
+    <w:p>
+      <w:pPr>
+        <w:spacing w:after="120" w:before="0"/>
+      </w:pPr>
+      <w:r>
+        <w:rPr>
+          <w:rFonts w:ascii="Arial" w:hAnsi="Arial" w:cs="Arial"/>
+          <w:b w:val="0"/>
+          <w:i w:val="0"/>
+          <w:sz w:val="22"/>
+        </w:rPr>
+        <w:t>6.4  Hours to Earn the Full Sponsorship. Because the rate is fixed at $20.00 per hour, the hours required to earn the Sponsorship are:</w:t>
       </w:r>
     </w:p>
     <w:p>
@@ -2379,7 +2418,7 @@
           <w:i/>
           <w:sz w:val="22"/>
         </w:rPr>
-        <w:t>Maximum Internship Hours = Maximum Dollar Amount ÷ $20.00</w:t>
+        <w:t>Hours to Earn the Sponsorship = Sponsorship Amount ÷ $20.00</w:t>
       </w:r>
     </w:p>
     <w:p>
@@ -2394,7 +2433,7 @@
           <w:i/>
           <w:sz w:val="22"/>
         </w:rPr>
-        <w:t>“At a maximum compensation amount of $2,000.00 and an hourly wage of $20.00, the Student-Athlete may work up to 100 authorized hours during the Agreement Term.”</w:t>
+        <w:t>“At a Sponsorship amount of $2,000.00 and an hourly rate of $20.00, the Student-Athlete will work up to 100 authorized hours to fully earn the Sponsorship during the Agreement Term.”</w:t>
       </w:r>
     </w:p>
     <w:p>
@@ -2408,7 +2447,7 @@
           <w:i w:val="0"/>
           <w:sz w:val="22"/>
         </w:rPr>
-        <w:t>6.4  Payroll. All wages are paid through RIVRTECH’s normal payroll process on RIVRTECH’s regular payroll schedule, less all legally required deductions and withholdings.</w:t>
+        <w:t>6.5  Timekeeping and Authorization. The Student-Athlete must accurately record all time worked and submit timesheets for approval by the designated RIVR Tech supervisor (see Exhibit C). All work must be authorized in advance, and off-the-clock work is prohibited. RIVR Tech will maintain a running record crediting authorized hours worked against the Sponsorship.</w:t>
       </w:r>
     </w:p>
     <w:p>
@@ -2422,7 +2461,7 @@
           <w:i w:val="0"/>
           <w:sz w:val="22"/>
         </w:rPr>
-        <w:t>6.5  Pay for Hours Actually Worked; No Advance Wages. The Student-Athlete is paid only for actual hours worked. Compensation will not be paid in advance as wages for hours that have not yet been worked.</w:t>
+        <w:t>6.6  Completion of Hours. The Student-Athlete agrees to perform the sales and marketing work necessary to earn the full Sponsorship (approximately 100 authorized hours) during the Agreement Term, scheduled around academics and required athletic activities as provided in Section 8.</w:t>
       </w:r>
     </w:p>
     <w:p>
@@ -2436,49 +2475,7 @@
           <w:i w:val="0"/>
           <w:sz w:val="22"/>
         </w:rPr>
-        <w:t>6.6  Timekeeping and Authorization. The Student-Athlete must accurately record all time worked and submit timesheets for approval by the designated RIVRTECH supervisor (see Exhibit C). All work must be authorized in advance. Off-the-clock work is prohibited.</w:t>
-      </w:r>
-    </w:p>
-    <w:p>
-      <w:pPr>
-        <w:spacing w:after="120" w:before="0"/>
-      </w:pPr>
-      <w:r>
-        <w:rPr>
-          <w:rFonts w:ascii="Arial" w:hAnsi="Arial" w:cs="Arial"/>
-          <w:b w:val="0"/>
-          <w:i w:val="0"/>
-          <w:sz w:val="22"/>
-        </w:rPr>
-        <w:t>6.7  Overtime. Unauthorized overtime is prohibited, and overtime hours should not be scheduled without advance written approval. If, however, the Student-Athlete works more than forty (40) hours in a workweek, RIVRTECH will pay all legally required overtime in accordance with applicable law.</w:t>
-      </w:r>
-    </w:p>
-    <w:p>
-      <w:pPr>
-        <w:spacing w:after="120" w:before="0"/>
-      </w:pPr>
-      <w:r>
-        <w:rPr>
-          <w:rFonts w:ascii="Arial" w:hAnsi="Arial" w:cs="Arial"/>
-          <w:b w:val="0"/>
-          <w:i w:val="0"/>
-          <w:sz w:val="22"/>
-        </w:rPr>
-        <w:t>6.8  No Debt for Unworked Hours. Failure to work the maximum number of available hours does not create any debt owed by the Student-Athlete to RIVRTECH. The Student-Athlete will simply be paid for the actual, approved hours worked.</w:t>
-      </w:r>
-    </w:p>
-    <w:p>
-      <w:pPr>
-        <w:spacing w:after="120" w:before="0"/>
-      </w:pPr>
-      <w:r>
-        <w:rPr>
-          <w:rFonts w:ascii="Arial" w:hAnsi="Arial" w:cs="Arial"/>
-          <w:b w:val="0"/>
-          <w:i w:val="0"/>
-          <w:sz w:val="22"/>
-        </w:rPr>
-        <w:t>6.9  Nature of Compensation. The Parties expressly agree that all compensation under this Agreement is paid solely for legitimate work and professional services actually performed. It is NOT, in whole or in part, compensation for any of the following:</w:t>
+        <w:t>6.7  Unearned Portion If Hours Are Not Completed. If the Student-Athlete does not work enough authorized hours to fully earn the Sponsorship by the end of the Agreement Term, the unearned portion (the Sponsorship minus $20.00 multiplied by the number of authorized hours worked) will be handled as the Parties select below, subject to legal and athletics-compliance review:</w:t>
       </w:r>
     </w:p>
     <w:p>
@@ -2494,7 +2491,7 @@
           <w:i w:val="0"/>
           <w:sz w:val="22"/>
         </w:rPr>
-        <w:t>athletic performance;</w:t>
+        <w:t>Option A — Repayment: the Student-Athlete repays the unearned portion to RIVR Tech, subject to applicable law and any limits on payroll deductions; or</w:t>
       </w:r>
     </w:p>
     <w:p>
@@ -2510,7 +2507,59 @@
           <w:i w:val="0"/>
           <w:sz w:val="22"/>
         </w:rPr>
-        <w:t>statistics or awards;</w:t>
+        <w:t>Option B — No Repayment: the unearned portion is not repayable and is treated as additional taxable compensation to the Student-Athlete.</w:t>
+      </w:r>
+    </w:p>
+    <w:p>
+      <w:pPr>
+        <w:spacing w:after="120" w:before="40"/>
+      </w:pPr>
+      <w:r>
+        <w:rPr>
+          <w:rFonts w:ascii="Arial" w:hAnsi="Arial" w:cs="Arial"/>
+          <w:b w:val="0"/>
+          <w:i w:val="0"/>
+          <w:sz w:val="20"/>
+          <w:highlight w:val="yellow"/>
+        </w:rPr>
+        <w:t>[SELECT OPTION A OR OPTION B — SUBJECT TO RCC AND RIVR Tech LEGAL COUNSEL AND RCC ATHLETICS COMPLIANCE.]</w:t>
+      </w:r>
+      <w:r>
+        <w:rPr>
+          <w:rFonts w:ascii="Arial" w:hAnsi="Arial" w:cs="Arial"/>
+          <w:b w:val="0"/>
+          <w:i w:val="0"/>
+          <w:sz w:val="20"/>
+        </w:rPr>
+        <w:t xml:space="preserve"> Any repayment or deduction must comply with the Fair Labor Standards Act and the North Carolina Wage and Hour Act, including minimum-wage requirements for each pay period.</w:t>
+      </w:r>
+    </w:p>
+    <w:p>
+      <w:pPr>
+        <w:spacing w:after="120" w:before="0"/>
+      </w:pPr>
+      <w:r>
+        <w:rPr>
+          <w:rFonts w:ascii="Arial" w:hAnsi="Arial" w:cs="Arial"/>
+          <w:b w:val="0"/>
+          <w:i w:val="0"/>
+          <w:sz w:val="22"/>
+        </w:rPr>
+        <w:t>6.8  Overtime. Unauthorized overtime is prohibited, and overtime hours should not be scheduled without advance written approval. If the Student-Athlete works more than forty (40) hours in a workweek, RIVR Tech will pay all legally required overtime in accordance with applicable law.</w:t>
+      </w:r>
+    </w:p>
+    <w:p>
+      <w:pPr>
+        <w:spacing w:after="120" w:before="0"/>
+      </w:pPr>
+      <w:r>
+        <w:rPr>
+          <w:rFonts w:ascii="Arial" w:hAnsi="Arial" w:cs="Arial"/>
+          <w:b w:val="0"/>
+          <w:i w:val="0"/>
+          <w:sz w:val="22"/>
+        </w:rPr>
+        <w:t>6.9  Nature of the Sponsorship and Compensation. The Parties expressly agree that the Sponsorship and all compensation under this Agreement are provided in exchange for legitimate sales and marketing work and professional services performed (or to be performed) by the Student-Athlete, and are NOT, in whole or in part, payment for any of the following:</w:t>
       </w:r>
     </w:p>
     <w:p>
@@ -2526,7 +2575,7 @@
           <w:i w:val="0"/>
           <w:sz w:val="22"/>
         </w:rPr>
-        <w:t>playing time;</w:t>
+        <w:t>athletic performance;</w:t>
       </w:r>
     </w:p>
     <w:p>
@@ -2542,7 +2591,7 @@
           <w:i w:val="0"/>
           <w:sz w:val="22"/>
         </w:rPr>
-        <w:t>enrollment at RCC;</w:t>
+        <w:t>statistics or awards;</w:t>
       </w:r>
     </w:p>
     <w:p>
@@ -2558,7 +2607,7 @@
           <w:i w:val="0"/>
           <w:sz w:val="22"/>
         </w:rPr>
-        <w:t>remaining on the baseball team;</w:t>
+        <w:t>playing time;</w:t>
       </w:r>
     </w:p>
     <w:p>
@@ -2574,7 +2623,7 @@
           <w:i w:val="0"/>
           <w:sz w:val="22"/>
         </w:rPr>
-        <w:t>recruiting commitments;</w:t>
+        <w:t>enrollment at RCC;</w:t>
       </w:r>
     </w:p>
     <w:p>
@@ -2590,7 +2639,7 @@
           <w:i w:val="0"/>
           <w:sz w:val="22"/>
         </w:rPr>
-        <w:t>attendance at a particular college;</w:t>
+        <w:t>remaining on the baseball team;</w:t>
       </w:r>
     </w:p>
     <w:p>
@@ -2606,7 +2655,7 @@
           <w:i w:val="0"/>
           <w:sz w:val="22"/>
         </w:rPr>
-        <w:t>winning games; or</w:t>
+        <w:t>recruiting commitments;</w:t>
       </w:r>
     </w:p>
     <w:p>
@@ -2622,36 +2671,7 @@
           <w:i w:val="0"/>
           <w:sz w:val="22"/>
         </w:rPr>
-        <w:t>any improper influence over an athletic decision.</w:t>
-      </w:r>
-    </w:p>
-    <w:p>
-      <w:pPr>
-        <w:keepNext/>
-        <w:spacing w:before="240" w:after="80"/>
-      </w:pPr>
-      <w:r>
-        <w:rPr>
-          <w:rFonts w:ascii="Arial" w:hAnsi="Arial" w:cs="Arial"/>
-          <w:b/>
-          <w:i w:val="0"/>
-          <w:sz w:val="24"/>
-        </w:rPr>
-        <w:t>7. Internship Duties</w:t>
-      </w:r>
-    </w:p>
-    <w:p>
-      <w:pPr>
-        <w:spacing w:after="120" w:before="0"/>
-      </w:pPr>
-      <w:r>
-        <w:rPr>
-          <w:rFonts w:ascii="Arial" w:hAnsi="Arial" w:cs="Arial"/>
-          <w:b w:val="0"/>
-          <w:i w:val="0"/>
-          <w:sz w:val="22"/>
-        </w:rPr>
-        <w:t>7.1  Duties. The Student-Athlete’s duties may include the following, as assigned and supervised by RIVRTECH:</w:t>
+        <w:t>attendance at a particular college;</w:t>
       </w:r>
     </w:p>
     <w:p>
@@ -2667,7 +2687,7 @@
           <w:i w:val="0"/>
           <w:sz w:val="22"/>
         </w:rPr>
-        <w:t>assisting with community sales and marketing events;</w:t>
+        <w:t>winning games; or</w:t>
       </w:r>
     </w:p>
     <w:p>
@@ -2683,7 +2703,36 @@
           <w:i w:val="0"/>
           <w:sz w:val="22"/>
         </w:rPr>
-        <w:t>representing RIVRTECH at approved outreach events;</w:t>
+        <w:t>any improper influence over an athletic decision.</w:t>
+      </w:r>
+    </w:p>
+    <w:p>
+      <w:pPr>
+        <w:keepNext/>
+        <w:spacing w:before="240" w:after="80"/>
+      </w:pPr>
+      <w:r>
+        <w:rPr>
+          <w:rFonts w:ascii="Arial" w:hAnsi="Arial" w:cs="Arial"/>
+          <w:b/>
+          <w:i w:val="0"/>
+          <w:sz w:val="24"/>
+        </w:rPr>
+        <w:t>7. Internship Duties</w:t>
+      </w:r>
+    </w:p>
+    <w:p>
+      <w:pPr>
+        <w:spacing w:after="120" w:before="0"/>
+      </w:pPr>
+      <w:r>
+        <w:rPr>
+          <w:rFonts w:ascii="Arial" w:hAnsi="Arial" w:cs="Arial"/>
+          <w:b w:val="0"/>
+          <w:i w:val="0"/>
+          <w:sz w:val="22"/>
+        </w:rPr>
+        <w:t>7.1  Duties. The Student-Athlete’s duties may include the following, as assigned and supervised by RIVR Tech:</w:t>
       </w:r>
     </w:p>
     <w:p>
@@ -2699,7 +2748,7 @@
           <w:i w:val="0"/>
           <w:sz w:val="22"/>
         </w:rPr>
-        <w:t>supporting residential and business sales initiatives;</w:t>
+        <w:t>assisting with community sales and marketing events;</w:t>
       </w:r>
     </w:p>
     <w:p>
@@ -2715,7 +2764,7 @@
           <w:i w:val="0"/>
           <w:sz w:val="22"/>
         </w:rPr>
-        <w:t>assisting with prospective-customer outreach;</w:t>
+        <w:t>representing RIVR Tech at approved outreach events;</w:t>
       </w:r>
     </w:p>
     <w:p>
@@ -2731,7 +2780,7 @@
           <w:i w:val="0"/>
           <w:sz w:val="22"/>
         </w:rPr>
-        <w:t>entering and organizing authorized sales leads;</w:t>
+        <w:t>supporting residential and business sales initiatives;</w:t>
       </w:r>
     </w:p>
     <w:p>
@@ -2747,7 +2796,7 @@
           <w:i w:val="0"/>
           <w:sz w:val="22"/>
         </w:rPr>
-        <w:t>making supervised follow-up calls;</w:t>
+        <w:t>assisting with prospective-customer outreach;</w:t>
       </w:r>
     </w:p>
     <w:p>
@@ -2763,7 +2812,7 @@
           <w:i w:val="0"/>
           <w:sz w:val="22"/>
         </w:rPr>
-        <w:t>assisting with promotional campaigns;</w:t>
+        <w:t>entering and organizing authorized sales leads;</w:t>
       </w:r>
     </w:p>
     <w:p>
@@ -2779,7 +2828,7 @@
           <w:i w:val="0"/>
           <w:sz w:val="22"/>
         </w:rPr>
-        <w:t>preparing event materials;</w:t>
+        <w:t>making supervised follow-up calls;</w:t>
       </w:r>
     </w:p>
     <w:p>
@@ -2795,7 +2844,7 @@
           <w:i w:val="0"/>
           <w:sz w:val="22"/>
         </w:rPr>
-        <w:t>supporting customer-education initiatives;</w:t>
+        <w:t>assisting with promotional campaigns;</w:t>
       </w:r>
     </w:p>
     <w:p>
@@ -2811,7 +2860,7 @@
           <w:i w:val="0"/>
           <w:sz w:val="22"/>
         </w:rPr>
-        <w:t>helping with office-based sales activities;</w:t>
+        <w:t>preparing event materials;</w:t>
       </w:r>
     </w:p>
     <w:p>
@@ -2827,7 +2876,7 @@
           <w:i w:val="0"/>
           <w:sz w:val="22"/>
         </w:rPr>
-        <w:t>conducting basic market research;</w:t>
+        <w:t>supporting customer-education initiatives;</w:t>
       </w:r>
     </w:p>
     <w:p>
@@ -2843,7 +2892,7 @@
           <w:i w:val="0"/>
           <w:sz w:val="22"/>
         </w:rPr>
-        <w:t>assisting with social media or digital marketing content when authorized;</w:t>
+        <w:t>helping with office-based sales activities;</w:t>
       </w:r>
     </w:p>
     <w:p>
@@ -2859,7 +2908,7 @@
           <w:i w:val="0"/>
           <w:sz w:val="22"/>
         </w:rPr>
-        <w:t>helping organize sponsorship and community events;</w:t>
+        <w:t>conducting basic market research;</w:t>
       </w:r>
     </w:p>
     <w:p>
@@ -2875,7 +2924,7 @@
           <w:i w:val="0"/>
           <w:sz w:val="22"/>
         </w:rPr>
-        <w:t>attending sales and product training;</w:t>
+        <w:t>assisting with social media or digital marketing content when authorized;</w:t>
       </w:r>
     </w:p>
     <w:p>
@@ -2891,7 +2940,7 @@
           <w:i w:val="0"/>
           <w:sz w:val="22"/>
         </w:rPr>
-        <w:t>maintaining accurate activity records; and</w:t>
+        <w:t>helping organize sponsorship and community events;</w:t>
       </w:r>
     </w:p>
     <w:p>
@@ -2907,21 +2956,7 @@
           <w:i w:val="0"/>
           <w:sz w:val="22"/>
         </w:rPr>
-        <w:t>performing other reasonable, non-hazardous duties related to sales, marketing, and professional development.</w:t>
-      </w:r>
-    </w:p>
-    <w:p>
-      <w:pPr>
-        <w:spacing w:after="120" w:before="40"/>
-      </w:pPr>
-      <w:r>
-        <w:rPr>
-          <w:rFonts w:ascii="Arial" w:hAnsi="Arial" w:cs="Arial"/>
-          <w:b w:val="0"/>
-          <w:i w:val="0"/>
-          <w:sz w:val="22"/>
-        </w:rPr>
-        <w:t>7.2  Limitations on Authority and Duties. The Student-Athlete is NOT authorized to, and will not:</w:t>
+        <w:t>attending sales and product training;</w:t>
       </w:r>
     </w:p>
     <w:p>
@@ -2937,7 +2972,7 @@
           <w:i w:val="0"/>
           <w:sz w:val="22"/>
         </w:rPr>
-        <w:t>sign contracts;</w:t>
+        <w:t>maintaining accurate activity records; and</w:t>
       </w:r>
     </w:p>
     <w:p>
@@ -2953,7 +2988,21 @@
           <w:i w:val="0"/>
           <w:sz w:val="22"/>
         </w:rPr>
-        <w:t>make binding commitments for RIVRTECH;</w:t>
+        <w:t>performing other reasonable, non-hazardous duties related to sales, marketing, and professional development.</w:t>
+      </w:r>
+    </w:p>
+    <w:p>
+      <w:pPr>
+        <w:spacing w:after="120" w:before="40"/>
+      </w:pPr>
+      <w:r>
+        <w:rPr>
+          <w:rFonts w:ascii="Arial" w:hAnsi="Arial" w:cs="Arial"/>
+          <w:b w:val="0"/>
+          <w:i w:val="0"/>
+          <w:sz w:val="22"/>
+        </w:rPr>
+        <w:t>7.2  Limitations on Authority and Duties. The Student-Athlete is NOT authorized to, and will not:</w:t>
       </w:r>
     </w:p>
     <w:p>
@@ -2969,7 +3018,7 @@
           <w:i w:val="0"/>
           <w:sz w:val="22"/>
         </w:rPr>
-        <w:t>collect or personally retain customer payments;</w:t>
+        <w:t>sign contracts;</w:t>
       </w:r>
     </w:p>
     <w:p>
@@ -2985,7 +3034,7 @@
           <w:i w:val="0"/>
           <w:sz w:val="22"/>
         </w:rPr>
-        <w:t>access customer information without authorization;</w:t>
+        <w:t>make binding commitments for RIVR Tech;</w:t>
       </w:r>
     </w:p>
     <w:p>
@@ -3001,7 +3050,7 @@
           <w:i w:val="0"/>
           <w:sz w:val="22"/>
         </w:rPr>
-        <w:t>represent that the Student-Athlete can guarantee service availability;</w:t>
+        <w:t>collect or personally retain customer payments;</w:t>
       </w:r>
     </w:p>
     <w:p>
@@ -3017,7 +3066,7 @@
           <w:i w:val="0"/>
           <w:sz w:val="22"/>
         </w:rPr>
-        <w:t>drive a company vehicle without separate written authorization;</w:t>
+        <w:t>access customer information without authorization;</w:t>
       </w:r>
     </w:p>
     <w:p>
@@ -3033,7 +3082,7 @@
           <w:i w:val="0"/>
           <w:sz w:val="22"/>
         </w:rPr>
-        <w:t>perform construction, electrical, fiber-splicing, climbing, or other hazardous work; or</w:t>
+        <w:t>represent that the Student-Athlete can guarantee service availability;</w:t>
       </w:r>
     </w:p>
     <w:p>
@@ -3049,36 +3098,7 @@
           <w:i w:val="0"/>
           <w:sz w:val="22"/>
         </w:rPr>
-        <w:t>perform any work prohibited by law or by RIVRTECH policy.</w:t>
-      </w:r>
-    </w:p>
-    <w:p>
-      <w:pPr>
-        <w:keepNext/>
-        <w:spacing w:before="240" w:after="80"/>
-      </w:pPr>
-      <w:r>
-        <w:rPr>
-          <w:rFonts w:ascii="Arial" w:hAnsi="Arial" w:cs="Arial"/>
-          <w:b/>
-          <w:i w:val="0"/>
-          <w:sz w:val="24"/>
-        </w:rPr>
-        <w:t>8. Work Schedule and Academic Priority</w:t>
-      </w:r>
-    </w:p>
-    <w:p>
-      <w:pPr>
-        <w:spacing w:after="120" w:before="0"/>
-      </w:pPr>
-      <w:r>
-        <w:rPr>
-          <w:rFonts w:ascii="Arial" w:hAnsi="Arial" w:cs="Arial"/>
-          <w:b w:val="0"/>
-          <w:i w:val="0"/>
-          <w:sz w:val="22"/>
-        </w:rPr>
-        <w:t>8.1  The Parties agree that academics and required athletic activities take priority over the Internship. Specifically:</w:t>
+        <w:t>drive a company vehicle without separate written authorization;</w:t>
       </w:r>
     </w:p>
     <w:p>
@@ -3094,7 +3114,7 @@
           <w:i w:val="0"/>
           <w:sz w:val="22"/>
         </w:rPr>
-        <w:t>work hours will be scheduled by mutual agreement;</w:t>
+        <w:t>perform construction, electrical, fiber-splicing, climbing, or other hazardous work; or</w:t>
       </w:r>
     </w:p>
     <w:p>
@@ -3110,7 +3130,36 @@
           <w:i w:val="0"/>
           <w:sz w:val="22"/>
         </w:rPr>
-        <w:t>the Student-Athlete’s academic requirements and required athletic activities will be reasonably accommodated;</w:t>
+        <w:t>perform any work prohibited by law or by RIVR Tech policy.</w:t>
+      </w:r>
+    </w:p>
+    <w:p>
+      <w:pPr>
+        <w:keepNext/>
+        <w:spacing w:before="240" w:after="80"/>
+      </w:pPr>
+      <w:r>
+        <w:rPr>
+          <w:rFonts w:ascii="Arial" w:hAnsi="Arial" w:cs="Arial"/>
+          <w:b/>
+          <w:i w:val="0"/>
+          <w:sz w:val="24"/>
+        </w:rPr>
+        <w:t>8. Work Schedule and Academic Priority</w:t>
+      </w:r>
+    </w:p>
+    <w:p>
+      <w:pPr>
+        <w:spacing w:after="120" w:before="0"/>
+      </w:pPr>
+      <w:r>
+        <w:rPr>
+          <w:rFonts w:ascii="Arial" w:hAnsi="Arial" w:cs="Arial"/>
+          <w:b w:val="0"/>
+          <w:i w:val="0"/>
+          <w:sz w:val="22"/>
+        </w:rPr>
+        <w:t>8.1  The Parties agree that academics and required athletic activities take priority over the Internship. Specifically:</w:t>
       </w:r>
     </w:p>
     <w:p>
@@ -3126,7 +3175,7 @@
           <w:i w:val="0"/>
           <w:sz w:val="22"/>
         </w:rPr>
-        <w:t>the Student-Athlete must provide reasonable advance notice of classes, practices, games, travel, examinations, and schedule changes;</w:t>
+        <w:t>work hours will be scheduled by mutual agreement;</w:t>
       </w:r>
     </w:p>
     <w:p>
@@ -3142,7 +3191,7 @@
           <w:i w:val="0"/>
           <w:sz w:val="22"/>
         </w:rPr>
-        <w:t>work will not be performed during required class time;</w:t>
+        <w:t>the Student-Athlete’s academic requirements and required athletic activities will be reasonably accommodated;</w:t>
       </w:r>
     </w:p>
     <w:p>
@@ -3158,7 +3207,7 @@
           <w:i w:val="0"/>
           <w:sz w:val="22"/>
         </w:rPr>
-        <w:t>the normal work schedule will not exceed ten (10) hours per week unless approved in advance;</w:t>
+        <w:t>the Student-Athlete must provide reasonable advance notice of classes, practices, games, travel, examinations, and schedule changes;</w:t>
       </w:r>
     </w:p>
     <w:p>
@@ -3174,7 +3223,7 @@
           <w:i w:val="0"/>
           <w:sz w:val="22"/>
         </w:rPr>
-        <w:t>the Internship must not interfere with the Student-Athlete’s academic progress or athletic eligibility; and</w:t>
+        <w:t>work will not be performed during required class time;</w:t>
       </w:r>
     </w:p>
     <w:p>
@@ -3190,7 +3239,39 @@
           <w:i w:val="0"/>
           <w:sz w:val="22"/>
         </w:rPr>
-        <w:t>RCC may communicate scheduling concerns to RIVRTECH, subject to applicable privacy rules and the Student-Athlete’s written authorization.</w:t>
+        <w:t>the normal work schedule will not exceed ten (10) hours per week unless approved in advance;</w:t>
+      </w:r>
+    </w:p>
+    <w:p>
+      <w:pPr>
+        <w:pStyle w:val="ListBullet"/>
+        <w:spacing w:after="40"/>
+        <w:ind w:left="432"/>
+      </w:pPr>
+      <w:r>
+        <w:rPr>
+          <w:rFonts w:ascii="Arial" w:hAnsi="Arial" w:cs="Arial"/>
+          <w:b w:val="0"/>
+          <w:i w:val="0"/>
+          <w:sz w:val="22"/>
+        </w:rPr>
+        <w:t>the Internship must not interfere with the Student-Athlete’s academic progress or athletic eligibility; and</w:t>
+      </w:r>
+    </w:p>
+    <w:p>
+      <w:pPr>
+        <w:pStyle w:val="ListBullet"/>
+        <w:spacing w:after="40"/>
+        <w:ind w:left="432"/>
+      </w:pPr>
+      <w:r>
+        <w:rPr>
+          <w:rFonts w:ascii="Arial" w:hAnsi="Arial" w:cs="Arial"/>
+          <w:b w:val="0"/>
+          <w:i w:val="0"/>
+          <w:sz w:val="22"/>
+        </w:rPr>
+        <w:t>RCC may communicate scheduling concerns to RIVR Tech, subject to applicable privacy rules and the Student-Athlete’s written authorization.</w:t>
       </w:r>
     </w:p>
     <w:p>
@@ -3220,7 +3301,7 @@
           <w:i/>
           <w:sz w:val="22"/>
         </w:rPr>
-        <w:t>The Student-Athlete is responsible for maintaining dependable transportation to and from the primary RIVRTECH work location at 6090 NC Highway 711 North, Pembroke, North Carolina, and to other approved work or event locations. Transportation to and from the Student-Athlete’s regular work location is the Student-Athlete’s responsibility and is not considered compensable work time, except where otherwise required by law.</w:t>
+        <w:t>The Student-Athlete is responsible for maintaining dependable transportation to and from the primary RIVR Tech work location at 6090 NC Highway 711 North, Pembroke, North Carolina, and to other approved work or event locations. Transportation to and from the Student-Athlete’s regular work location is the Student-Athlete’s responsibility and is not considered compensable work time, except where otherwise required by law.</w:t>
       </w:r>
     </w:p>
     <w:p>
@@ -3234,7 +3315,7 @@
           <w:i w:val="0"/>
           <w:sz w:val="22"/>
         </w:rPr>
-        <w:t>9.1  Travel Between Work Locations. Travel between assigned work locations during the workday will be handled under RIVRTECH’s applicable travel-time and mileage-reimbursement policies.</w:t>
+        <w:t>9.1  Travel Between Work Locations. Travel between assigned work locations during the workday will be handled under RIVR Tech’s applicable travel-time and mileage-reimbursement policies.</w:t>
       </w:r>
     </w:p>
     <w:p>
@@ -3264,7 +3345,7 @@
           <w:i/>
           <w:sz w:val="22"/>
         </w:rPr>
-        <w:t>During office hours, meetings, sales activities, and other assigned working hours, the Student-Athlete must wear business-casual attire unless RIVRTECH approves event-specific apparel. Clothing must be clean, professional, appropriate for the assigned duties, and consistent with RIVRTECH workplace policies.</w:t>
+        <w:t>During office hours, meetings, sales activities, and other assigned working hours, the Student-Athlete must wear business-casual attire unless RIVR Tech approves event-specific apparel. Clothing must be clean, professional, appropriate for the assigned duties, and consistent with RIVR Tech workplace policies.</w:t>
       </w:r>
     </w:p>
     <w:p>
@@ -3278,7 +3359,7 @@
           <w:i w:val="0"/>
           <w:sz w:val="22"/>
         </w:rPr>
-        <w:t>10.1  RIVRTECH-branded clothing is permitted, and may be required, for approved community and marketing events.</w:t>
+        <w:t>10.1  RIVR Tech-branded clothing is permitted, and may be required, for approved community and marketing events.</w:t>
       </w:r>
     </w:p>
     <w:p>
@@ -3307,7 +3388,7 @@
           <w:i w:val="0"/>
           <w:sz w:val="22"/>
         </w:rPr>
-        <w:t>11.1  Supervision. The Student-Athlete will report to a designated RIVRTECH supervisor (the “Supervisor,” identified in Exhibit E). A designated RCC athletics contact will serve as the College’s point of contact for program coordination (also identified in Exhibit E).</w:t>
+        <w:t>11.1  Supervision. The Student-Athlete will report to a designated RIVR Tech supervisor (the “Supervisor,” identified in Exhibit E). A designated RCC athletics contact will serve as the College’s point of contact for program coordination (also identified in Exhibit E).</w:t>
       </w:r>
     </w:p>
     <w:p>
@@ -3433,7 +3514,7 @@
           <w:i w:val="0"/>
           <w:sz w:val="22"/>
         </w:rPr>
-        <w:t>adhere to RIVRTECH company policies; and</w:t>
+        <w:t>adhere to RIVR Tech company policies; and</w:t>
       </w:r>
     </w:p>
     <w:p>
@@ -3463,7 +3544,7 @@
           <w:i w:val="0"/>
           <w:sz w:val="22"/>
         </w:rPr>
-        <w:t>11.3  Evaluation. At the conclusion of the Internship, RIVRTECH will provide an end-of-program evaluation or certificate of completion.</w:t>
+        <w:t>11.3  Evaluation. At the conclusion of the Internship, RIVR Tech will provide an end-of-program evaluation or certificate of completion.</w:t>
       </w:r>
     </w:p>
     <w:p>
@@ -3604,7 +3685,7 @@
           <w:i w:val="0"/>
           <w:sz w:val="22"/>
         </w:rPr>
-        <w:t>employment decisions will be made solely by RIVRTECH;</w:t>
+        <w:t>employment decisions will be made solely by RIVR Tech;</w:t>
       </w:r>
     </w:p>
     <w:p>
@@ -3847,7 +3928,7 @@
           <w:i w:val="0"/>
           <w:sz w:val="22"/>
         </w:rPr>
-        <w:t>RIVRTECH’s right to revoke future use for material breach or for legal or compliance reasons; and</w:t>
+        <w:t>RIVR Tech’s right to revoke future use for material breach or for legal or compliance reasons; and</w:t>
       </w:r>
     </w:p>
     <w:p>
@@ -3877,7 +3958,7 @@
           <w:i w:val="0"/>
           <w:sz w:val="22"/>
         </w:rPr>
-        <w:t>13.3  No Assumption of Rights. The Parties do not assume that hourly wages automatically grant RIVRTECH any unrestricted NIL rights. Any NIL use must be separately approved as set out in Exhibit D.</w:t>
+        <w:t>13.3  No Assumption of Rights. The Parties do not assume that hourly wages automatically grant RIVR Tech any unrestricted NIL rights. Any NIL use must be separately approved as set out in Exhibit D.</w:t>
       </w:r>
     </w:p>
     <w:p>
@@ -3906,7 +3987,7 @@
           <w:i w:val="0"/>
           <w:sz w:val="22"/>
         </w:rPr>
-        <w:t>If RIVRTECH will pay a separate NIL fee, the following optional terms apply and are separate from the hourly internship wages in Section 6:</w:t>
+        <w:t>If RIVR Tech will pay a separate NIL fee, the following optional terms apply and are separate from the hourly internship wages in Section 6:</w:t>
       </w:r>
     </w:p>
     <w:p>
@@ -4087,7 +4168,7 @@
           <w:i w:val="0"/>
           <w:sz w:val="22"/>
         </w:rPr>
-        <w:t>14.1  Confidential Information. During and after the Internship, the Student-Athlete will protect and keep confidential the following information belonging to RIVRTECH or its customers:</w:t>
+        <w:t>14.1  Confidential Information. During and after the Internship, the Student-Athlete will protect and keep confidential the following information belonging to RIVR Tech or its customers:</w:t>
       </w:r>
     </w:p>
     <w:p>
@@ -4261,7 +4342,7 @@
           <w:i w:val="0"/>
           <w:sz w:val="22"/>
         </w:rPr>
-        <w:t>14.2  Return and Deletion. When the Internship ends (or upon RIVRTECH’s request), the Student-Athlete will promptly return and, as directed, delete all RIVRTECH information and materials in the Student-Athlete’s possession.</w:t>
+        <w:t>14.2  Return and Deletion. When the Internship ends (or upon RIVR Tech’s request), the Student-Athlete will promptly return and, as directed, delete all RIVR Tech information and materials in the Student-Athlete’s possession.</w:t>
       </w:r>
     </w:p>
     <w:p>
@@ -4304,7 +4385,7 @@
           <w:i w:val="0"/>
           <w:sz w:val="22"/>
         </w:rPr>
-        <w:t>15.1  Policy Compliance. The Student-Athlete will comply with RIVRTECH’s applicable policies, including its:</w:t>
+        <w:t>15.1  Policy Compliance. The Student-Athlete will comply with RIVR Tech’s applicable policies, including its:</w:t>
       </w:r>
     </w:p>
     <w:p>
@@ -4398,7 +4479,7 @@
           <w:i w:val="0"/>
           <w:sz w:val="22"/>
         </w:rPr>
-        <w:t>15.2  No Unauthorized Statements. The Student-Athlete may not make any unauthorized statements on behalf of RIVRTECH or RCC.</w:t>
+        <w:t>15.2  No Unauthorized Statements. The Student-Athlete may not make any unauthorized statements on behalf of RIVR Tech or RCC.</w:t>
       </w:r>
     </w:p>
     <w:p>
@@ -4553,7 +4634,7 @@
           <w:i w:val="0"/>
           <w:sz w:val="22"/>
         </w:rPr>
-        <w:t>16.2  Reporting. Workplace or program concerns may be reported to the contacts listed in Exhibit E, including RIVRTECH Human Resources and the RCC athletics contact.</w:t>
+        <w:t>16.2  Reporting. Workplace or program concerns may be reported to the contacts listed in Exhibit E, including RIVR Tech Human Resources and the RCC athletics contact.</w:t>
       </w:r>
     </w:p>
     <w:p>
@@ -4598,7 +4679,7 @@
           <w:i w:val="0"/>
           <w:sz w:val="22"/>
         </w:rPr>
-        <w:t>RIVRTECH is the sole employer for the paid Internship;</w:t>
+        <w:t>RIVR Tech is the sole employer for the paid Internship;</w:t>
       </w:r>
     </w:p>
     <w:p>
@@ -4614,7 +4695,7 @@
           <w:i w:val="0"/>
           <w:sz w:val="22"/>
         </w:rPr>
-        <w:t>the Student-Athlete is a temporary, part-time, non-exempt employee of RIVRTECH;</w:t>
+        <w:t>the Student-Athlete is a temporary, part-time, non-exempt employee of RIVR Tech;</w:t>
       </w:r>
     </w:p>
     <w:p>
@@ -4630,7 +4711,7 @@
           <w:i w:val="0"/>
           <w:sz w:val="22"/>
         </w:rPr>
-        <w:t>the Student-Athlete will receive only those benefits required by law or expressly stated in RIVRTECH policy;</w:t>
+        <w:t>the Student-Athlete will receive only those benefits required by law or expressly stated in RIVR Tech policy;</w:t>
       </w:r>
     </w:p>
     <w:p>
@@ -4646,7 +4727,7 @@
           <w:i w:val="0"/>
           <w:sz w:val="22"/>
         </w:rPr>
-        <w:t>RIVRTECH will provide workers’ compensation coverage as required by law;</w:t>
+        <w:t>RIVR Tech will provide workers’ compensation coverage as required by law;</w:t>
       </w:r>
     </w:p>
     <w:p>
@@ -4847,7 +4928,7 @@
           <w:i w:val="0"/>
           <w:sz w:val="22"/>
         </w:rPr>
-        <w:t>RIVRTECH is responsible for its own workplace and its employees;</w:t>
+        <w:t>RIVR Tech is responsible for its own workplace and its employees;</w:t>
       </w:r>
     </w:p>
     <w:p>
@@ -4994,7 +5075,7 @@
           <w:i w:val="0"/>
           <w:sz w:val="22"/>
         </w:rPr>
-        <w:t>by RIVRTECH for misconduct, attendance problems, policy violations, poor performance, safety concerns, or legitimate business reasons;</w:t>
+        <w:t>by RIVR Tech for misconduct, attendance problems, policy violations, poor performance, safety concerns, or legitimate business reasons;</w:t>
       </w:r>
     </w:p>
     <w:p>
@@ -5133,7 +5214,7 @@
           <w:i w:val="0"/>
           <w:sz w:val="22"/>
         </w:rPr>
-        <w:t>RIVRTECH has no control over team selection, playing time, coaching decisions, discipline, scholarships, or athletics eligibility;</w:t>
+        <w:t>RIVR Tech has no control over team selection, playing time, coaching decisions, discipline, scholarships, or athletics eligibility;</w:t>
       </w:r>
     </w:p>
     <w:p>
@@ -5194,7 +5275,7 @@
           <w:i w:val="0"/>
           <w:sz w:val="22"/>
         </w:rPr>
-        <w:t>22.1  RCC and RIVRTECH remain independent entities. Neither may bind the other, and neither is the agent, partner, or joint venturer of the other, without express written authority.</w:t>
+        <w:t>22.1  RCC and RIVR Tech remain independent entities. Neither may bind the other, and neither is the agent, partner, or joint venturer of the other, without express written authority.</w:t>
       </w:r>
     </w:p>
     <w:p>
@@ -5497,7 +5578,7 @@
           <w:sz w:val="22"/>
           <w:highlight w:val="yellow"/>
         </w:rPr>
-        <w:t>[VENUE — TO BE CONFIRMED BY RCC AND RIVRTECH COUNSEL]</w:t>
+        <w:t>[VENUE — TO BE CONFIRMED BY RCC AND RIVR Tech COUNSEL]</w:t>
       </w:r>
       <w:r>
         <w:rPr>
@@ -5516,7 +5597,7 @@
           <w:sz w:val="22"/>
           <w:highlight w:val="yellow"/>
         </w:rPr>
-        <w:t>[Legal-review note: do not finalize venue until RCC and RIVRTECH counsel approve; venue for a North Carolina public community college may be subject to specific requirements.]</w:t>
+        <w:t>[Legal-review note: do not finalize venue until RCC and RIVR Tech counsel approve; venue for a North Carolina public community college may be subject to specific requirements.]</w:t>
       </w:r>
     </w:p>
     <w:p>
@@ -5579,7 +5660,7 @@
                 <w:color w:val="FFFFFF"/>
                 <w:sz w:val="20"/>
               </w:rPr>
-              <w:t>RIVRTECH</w:t>
+              <w:t>RIVR Tech</w:t>
             </w:r>
           </w:p>
         </w:tc>
@@ -5681,7 +5762,7 @@
                 <w:i w:val="0"/>
                 <w:sz w:val="20"/>
               </w:rPr>
-              <w:t>LREMC Technologies, LLC d/b/a RIVRTECH</w:t>
+              <w:t>LREMC Technologies, LLC d/b/a RIVR Tech</w:t>
             </w:r>
             <w:r>
               <w:rPr>
@@ -6512,7 +6593,7 @@
           <w:i w:val="0"/>
           <w:sz w:val="22"/>
         </w:rPr>
-        <w:t>LREMC Technologies, LLC d/b/a RIVRTECH</w:t>
+        <w:t>LREMC Technologies, LLC d/b/a RIVR Tech</w:t>
       </w:r>
     </w:p>
     <w:p>
@@ -7299,7 +7380,7 @@
                 <w:i w:val="0"/>
                 <w:sz w:val="20"/>
               </w:rPr>
-              <w:t>Maximum Compensation</w:t>
+              <w:t>Sponsorship (paid in advance)</w:t>
             </w:r>
           </w:p>
         </w:tc>
@@ -7341,7 +7422,7 @@
                 <w:i w:val="0"/>
                 <w:sz w:val="20"/>
               </w:rPr>
-              <w:t>Maximum Hours</w:t>
+              <w:t>Hours to Earn Sponsorship</w:t>
             </w:r>
           </w:p>
         </w:tc>
@@ -7361,7 +7442,7 @@
                 <w:i w:val="0"/>
                 <w:sz w:val="20"/>
               </w:rPr>
-              <w:t>100 authorized hours</w:t>
+              <w:t>100 authorized hours (Sponsorship ÷ $20.00)</w:t>
             </w:r>
           </w:p>
         </w:tc>
@@ -9800,7 +9881,7 @@
           <w:i w:val="0"/>
           <w:sz w:val="22"/>
         </w:rPr>
-        <w:t>RIVRTECH Supervisor Signature: __________________________   Date: ____________</w:t>
+        <w:t>RIVR Tech Supervisor Signature: __________________________   Date: ____________</w:t>
       </w:r>
     </w:p>
     <w:p>
@@ -10455,7 +10536,7 @@
                 <w:i w:val="0"/>
                 <w:sz w:val="20"/>
               </w:rPr>
-              <w:t>RIVRTECH Supervisor</w:t>
+              <w:t>RIVR Tech Supervisor</w:t>
             </w:r>
           </w:p>
         </w:tc>
@@ -10590,7 +10671,7 @@
                 <w:i w:val="0"/>
                 <w:sz w:val="20"/>
               </w:rPr>
-              <w:t>RIVRTECH Human Resources</w:t>
+              <w:t>RIVR Tech Human Resources</w:t>
             </w:r>
           </w:p>
         </w:tc>
@@ -10793,7 +10874,7 @@
           <w:i w:val="0"/>
           <w:sz w:val="22"/>
         </w:rPr>
-        <w:t>Report workplace concerns, including harassment or safety concerns, to the RIVRTECH Supervisor or RIVRTECH Human Resources contact above.</w:t>
+        <w:t>Report workplace concerns, including harassment or safety concerns, to the RIVR Tech Supervisor or RIVR Tech Human Resources contact above.</w:t>
       </w:r>
     </w:p>
     <w:p>
@@ -11267,7 +11348,7 @@
                 <w:i w:val="0"/>
                 <w:sz w:val="20"/>
               </w:rPr>
-              <w:t>RIVRTECH HR approval</w:t>
+              <w:t>RIVR Tech HR approval</w:t>
             </w:r>
           </w:p>
         </w:tc>
@@ -11331,7 +11412,7 @@
                 <w:i w:val="0"/>
                 <w:sz w:val="20"/>
               </w:rPr>
-              <w:t>RIVRTECH legal review</w:t>
+              <w:t>RIVR Tech legal review</w:t>
             </w:r>
           </w:p>
         </w:tc>
@@ -12287,7 +12368,7 @@
         <w:color w:val="555555"/>
         <w:sz w:val="16"/>
       </w:rPr>
-      <w:t>RIVRTECH – RCC Student-Athlete Sponsorship &amp; Paid Internship Agreement</w:t>
+      <w:t>RIVR Tech – RCC Student-Athlete Sponsorship &amp; Paid Internship Agreement</w:t>
       <w:tab/>
     </w:r>
     <w:r>

--- a/rivrtech-rcc-agreement/RIVRTECH_RCC_Student_Athlete_Sponsorship_Internship_Agreement.docx
+++ b/rivrtech-rcc-agreement/RIVRTECH_RCC_Student_Athlete_Sponsorship_Internship_Agreement.docx
@@ -39,18 +39,34 @@
     </w:p>
     <w:p>
       <w:pPr>
+        <w:spacing w:after="40" w:before="0"/>
+        <w:jc w:val="center"/>
+      </w:pPr>
+      <w:r>
+        <w:rPr>
+          <w:rFonts w:ascii="Arial" w:hAnsi="Arial" w:cs="Arial"/>
+          <w:b/>
+          <w:i w:val="0"/>
+          <w:color w:val="1F3864"/>
+          <w:sz w:val="24"/>
+        </w:rPr>
+        <w:t>OFFICIAL EXECUTION VERSION</w:t>
+      </w:r>
+    </w:p>
+    <w:p>
+      <w:pPr>
         <w:spacing w:after="800" w:before="0"/>
         <w:jc w:val="center"/>
       </w:pPr>
       <w:r>
         <w:rPr>
           <w:rFonts w:ascii="Arial" w:hAnsi="Arial" w:cs="Arial"/>
-          <w:b/>
-          <w:i w:val="0"/>
-          <w:color w:val="B00000"/>
-          <w:sz w:val="24"/>
-        </w:rPr>
-        <w:t>— DRAFT FOR DISCUSSION AND LEGAL REVIEW —</w:t>
+          <w:b w:val="0"/>
+          <w:i/>
+          <w:color w:val="1F3864"/>
+          <w:sz w:val="22"/>
+        </w:rPr>
+        <w:t>Approved by Robeson Community College</w:t>
       </w:r>
     </w:p>
     <w:p>
@@ -374,7 +390,7 @@
                 <w:i w:val="0"/>
                 <w:sz w:val="20"/>
               </w:rPr>
-              <w:t>0.1 — Draft</w:t>
+              <w:t>1.0 — Final</w:t>
             </w:r>
           </w:p>
         </w:tc>
@@ -416,7 +432,7 @@
                 <w:i w:val="0"/>
                 <w:sz w:val="20"/>
               </w:rPr>
-              <w:t>July 16, 2026</w:t>
+              <w:t>August 24, 2026</w:t>
             </w:r>
           </w:p>
         </w:tc>
@@ -542,7 +558,7 @@
                 <w:i w:val="0"/>
                 <w:sz w:val="20"/>
               </w:rPr>
-              <w:t>Draft — Pending business, HR, athletics-compliance, and legal review</w:t>
+              <w:t>Approved by Robeson Community College — official version for execution</w:t>
             </w:r>
           </w:p>
         </w:tc>
@@ -584,7 +600,7 @@
                 <w:i w:val="0"/>
                 <w:sz w:val="20"/>
               </w:rPr>
-              <w:t>Confidential – Draft for Discussion</w:t>
+              <w:t>Confidential</w:t>
             </w:r>
           </w:p>
         </w:tc>
@@ -606,7 +622,7 @@
           <w:i w:val="0"/>
           <w:sz w:val="28"/>
         </w:rPr>
-        <w:t>Legal Review Note</w:t>
+        <w:t>Approval and Execution Note</w:t>
       </w:r>
     </w:p>
     <w:p>
@@ -621,7 +637,7 @@
           <w:i/>
           <w:sz w:val="22"/>
         </w:rPr>
-        <w:t>“This draft is provided for discussion and planning purposes. It must be reviewed and approved by authorized representatives and legal counsel for Robeson Community College and LREMC Technologies, LLC d/b/a RIVR Tech before execution.”</w:t>
+        <w:t>“This is the official version of the Agreement, approved by Robeson Community College. It becomes binding upon full execution by all required parties.”</w:t>
       </w:r>
     </w:p>
     <w:p>
@@ -635,7 +651,7 @@
           <w:i w:val="0"/>
           <w:sz w:val="20"/>
         </w:rPr>
-        <w:t>This document has not been reviewed or approved by Robeson Community College, its Athletic Department, its administration, the NJCAA, or any conference. It does not create any binding obligation until fully executed by all required parties and approved through the processes identified in Exhibit F.</w:t>
+        <w:t>Robeson Community College’s approval reflects institutional and athletics-compliance review of this Agreement. Each Party remains responsible for completing the execution-stage items identified in Exhibit F (including party details and signatures) and for its own payroll, tax, and insurance administration as described in this Agreement.</w:t>
       </w:r>
     </w:p>
     <w:p>
@@ -1312,17 +1328,7 @@
         </w:rPr>
         <w:t>E.</w:t>
         <w:tab/>
-        <w:t xml:space="preserve">The Parties intend for this Agreement, and all activities under it, to comply with applicable federal and North Carolina law, RCC policies, applicable NJCAA rules, applicable conference rules, and other applicable athletics requirements. </w:t>
-      </w:r>
-      <w:r>
-        <w:rPr>
-          <w:rFonts w:ascii="Arial" w:hAnsi="Arial" w:cs="Arial"/>
-          <w:b w:val="0"/>
-          <w:i w:val="0"/>
-          <w:sz w:val="22"/>
-          <w:highlight w:val="yellow"/>
-        </w:rPr>
-        <w:t>[Confirm applicable athletics governing bodies and rules with RCC.]</w:t>
+        <w:t>The Parties intend for this Agreement, and all activities under it, to comply with applicable federal and North Carolina law, RCC policies, applicable NJCAA rules, applicable conference rules, and other applicable athletics requirements.</w:t>
       </w:r>
     </w:p>
     <w:p>
@@ -2240,17 +2246,7 @@
           <w:i w:val="0"/>
           <w:sz w:val="22"/>
         </w:rPr>
-        <w:t xml:space="preserve">4.3  Compliance. All sponsorship recognition is subject to applicable RCC policies and applicable NJCAA and conference rules. </w:t>
-      </w:r>
-      <w:r>
-        <w:rPr>
-          <w:rFonts w:ascii="Arial" w:hAnsi="Arial" w:cs="Arial"/>
-          <w:b w:val="0"/>
-          <w:i w:val="0"/>
-          <w:sz w:val="22"/>
-          <w:highlight w:val="yellow"/>
-        </w:rPr>
-        <w:t>[Confirm permissible recognition with RCC athletics compliance.]</w:t>
+        <w:t>4.3  Compliance. All sponsorship recognition is subject to applicable RCC policies and applicable NJCAA and conference rules.</w:t>
       </w:r>
     </w:p>
     <w:p>
@@ -2335,9 +2331,8 @@
           <w:b/>
           <w:i w:val="0"/>
           <w:sz w:val="20"/>
-          <w:highlight w:val="yellow"/>
-        </w:rPr>
-        <w:t>[LEGAL REVIEW — PAYMENT STRUCTURE: This Section provides for the Sponsorship to be PAID IN ADVANCE at the beginning of the term and then earned by the Student-Athlete through hours worked. Advance payment and any recoupment of an unearned portion are subject to the Fair Labor Standards Act, the North Carolina Wage and Hour Act (including limits on wage deductions and the requirement to pay at least the minimum wage each pay period), applicable tax and withholding timing, and applicable NJCAA and conference eligibility rules. This structure — including any obligation of the Student-Athlete to repay an unearned portion — must be reviewed and approved by RIVR Tech and RCC legal counsel and RCC athletics compliance before use.]</w:t>
+        </w:rPr>
+        <w:t>6.0  Payment-Structure Acknowledgment. The Parties acknowledge that the Sponsorship is paid in advance at the beginning of the term and earned by the Student-Athlete through hours worked, and that the advance and any recoupment of an unearned portion are administered in a manner intended to comply with, and remain subject to, the Fair Labor Standards Act, the North Carolina Wage and Hour Act (including limits on wage deductions and the requirement to pay at least the minimum wage each pay period), applicable tax and withholding requirements, and applicable NJCAA and conference eligibility rules.</w:t>
       </w:r>
     </w:p>
     <w:p>
@@ -2365,17 +2360,7 @@
           <w:i w:val="0"/>
           <w:sz w:val="22"/>
         </w:rPr>
-        <w:t xml:space="preserve">6.2  Advance Payment. RIVR Tech will pay the Sponsorship to the Student-Athlete at or near the beginning of the applicable semester or term, through RIVR Tech’s normal payroll process, less all legally required deductions and withholdings. </w:t>
-      </w:r>
-      <w:r>
-        <w:rPr>
-          <w:rFonts w:ascii="Arial" w:hAnsi="Arial" w:cs="Arial"/>
-          <w:b w:val="0"/>
-          <w:i w:val="0"/>
-          <w:sz w:val="22"/>
-          <w:highlight w:val="yellow"/>
-        </w:rPr>
-        <w:t>[Confirm the timing and the payroll and tax treatment of the advance with RIVR Tech payroll and legal counsel.]</w:t>
+        <w:t>6.2  Advance Payment. RIVR Tech will pay the Sponsorship to the Student-Athlete at or near the beginning of the applicable semester or term, through RIVR Tech’s normal payroll process, less all legally required deductions and withholdings.</w:t>
       </w:r>
     </w:p>
     <w:p>
@@ -2475,7 +2460,35 @@
           <w:i w:val="0"/>
           <w:sz w:val="22"/>
         </w:rPr>
-        <w:t>6.7  Unearned Portion If Hours Are Not Completed. If the Student-Athlete does not work enough authorized hours to fully earn the Sponsorship by the end of the Agreement Term, the unearned portion (the Sponsorship minus $20.00 multiplied by the number of authorized hours worked) will be handled as the Parties select below, subject to legal and athletics-compliance review:</w:t>
+        <w:t>6.7  Unearned Portion If Hours Are Not Completed. If the Student-Athlete does not work enough authorized hours to fully earn the Sponsorship by the end of the Agreement Term, the Student-Athlete will repay to RIVR Tech the unearned portion (the Sponsorship minus $20.00 multiplied by the number of authorized hours worked). Any such repayment or payroll deduction will comply with the Fair Labor Standards Act and the North Carolina Wage and Hour Act, including minimum-wage requirements for each pay period, and the Parties will agree on a reasonable repayment method and schedule.</w:t>
+      </w:r>
+    </w:p>
+    <w:p>
+      <w:pPr>
+        <w:spacing w:after="120" w:before="0"/>
+      </w:pPr>
+      <w:r>
+        <w:rPr>
+          <w:rFonts w:ascii="Arial" w:hAnsi="Arial" w:cs="Arial"/>
+          <w:b w:val="0"/>
+          <w:i w:val="0"/>
+          <w:sz w:val="22"/>
+        </w:rPr>
+        <w:t>6.8  Overtime. Unauthorized overtime is prohibited, and overtime hours should not be scheduled without advance written approval. If the Student-Athlete works more than forty (40) hours in a workweek, RIVR Tech will pay all legally required overtime in accordance with applicable law.</w:t>
+      </w:r>
+    </w:p>
+    <w:p>
+      <w:pPr>
+        <w:spacing w:after="120" w:before="0"/>
+      </w:pPr>
+      <w:r>
+        <w:rPr>
+          <w:rFonts w:ascii="Arial" w:hAnsi="Arial" w:cs="Arial"/>
+          <w:b w:val="0"/>
+          <w:i w:val="0"/>
+          <w:sz w:val="22"/>
+        </w:rPr>
+        <w:t>6.9  Nature of the Sponsorship and Compensation. The Parties expressly agree that the Sponsorship and all compensation under this Agreement are provided in exchange for legitimate sales and marketing work and professional services performed (or to be performed) by the Student-Athlete, and are NOT, in whole or in part, payment for any of the following:</w:t>
       </w:r>
     </w:p>
     <w:p>
@@ -2491,7 +2504,7 @@
           <w:i w:val="0"/>
           <w:sz w:val="22"/>
         </w:rPr>
-        <w:t>Option A — Repayment: the Student-Athlete repays the unearned portion to RIVR Tech, subject to applicable law and any limits on payroll deductions; or</w:t>
+        <w:t>athletic performance;</w:t>
       </w:r>
     </w:p>
     <w:p>
@@ -2507,59 +2520,7 @@
           <w:i w:val="0"/>
           <w:sz w:val="22"/>
         </w:rPr>
-        <w:t>Option B — No Repayment: the unearned portion is not repayable and is treated as additional taxable compensation to the Student-Athlete.</w:t>
-      </w:r>
-    </w:p>
-    <w:p>
-      <w:pPr>
-        <w:spacing w:after="120" w:before="40"/>
-      </w:pPr>
-      <w:r>
-        <w:rPr>
-          <w:rFonts w:ascii="Arial" w:hAnsi="Arial" w:cs="Arial"/>
-          <w:b w:val="0"/>
-          <w:i w:val="0"/>
-          <w:sz w:val="20"/>
-          <w:highlight w:val="yellow"/>
-        </w:rPr>
-        <w:t>[SELECT OPTION A OR OPTION B — SUBJECT TO RCC AND RIVR Tech LEGAL COUNSEL AND RCC ATHLETICS COMPLIANCE.]</w:t>
-      </w:r>
-      <w:r>
-        <w:rPr>
-          <w:rFonts w:ascii="Arial" w:hAnsi="Arial" w:cs="Arial"/>
-          <w:b w:val="0"/>
-          <w:i w:val="0"/>
-          <w:sz w:val="20"/>
-        </w:rPr>
-        <w:t xml:space="preserve"> Any repayment or deduction must comply with the Fair Labor Standards Act and the North Carolina Wage and Hour Act, including minimum-wage requirements for each pay period.</w:t>
-      </w:r>
-    </w:p>
-    <w:p>
-      <w:pPr>
-        <w:spacing w:after="120" w:before="0"/>
-      </w:pPr>
-      <w:r>
-        <w:rPr>
-          <w:rFonts w:ascii="Arial" w:hAnsi="Arial" w:cs="Arial"/>
-          <w:b w:val="0"/>
-          <w:i w:val="0"/>
-          <w:sz w:val="22"/>
-        </w:rPr>
-        <w:t>6.8  Overtime. Unauthorized overtime is prohibited, and overtime hours should not be scheduled without advance written approval. If the Student-Athlete works more than forty (40) hours in a workweek, RIVR Tech will pay all legally required overtime in accordance with applicable law.</w:t>
-      </w:r>
-    </w:p>
-    <w:p>
-      <w:pPr>
-        <w:spacing w:after="120" w:before="0"/>
-      </w:pPr>
-      <w:r>
-        <w:rPr>
-          <w:rFonts w:ascii="Arial" w:hAnsi="Arial" w:cs="Arial"/>
-          <w:b w:val="0"/>
-          <w:i w:val="0"/>
-          <w:sz w:val="22"/>
-        </w:rPr>
-        <w:t>6.9  Nature of the Sponsorship and Compensation. The Parties expressly agree that the Sponsorship and all compensation under this Agreement are provided in exchange for legitimate sales and marketing work and professional services performed (or to be performed) by the Student-Athlete, and are NOT, in whole or in part, payment for any of the following:</w:t>
+        <w:t>statistics or awards;</w:t>
       </w:r>
     </w:p>
     <w:p>
@@ -2575,7 +2536,7 @@
           <w:i w:val="0"/>
           <w:sz w:val="22"/>
         </w:rPr>
-        <w:t>athletic performance;</w:t>
+        <w:t>playing time;</w:t>
       </w:r>
     </w:p>
     <w:p>
@@ -2591,7 +2552,7 @@
           <w:i w:val="0"/>
           <w:sz w:val="22"/>
         </w:rPr>
-        <w:t>statistics or awards;</w:t>
+        <w:t>enrollment at RCC;</w:t>
       </w:r>
     </w:p>
     <w:p>
@@ -2607,7 +2568,7 @@
           <w:i w:val="0"/>
           <w:sz w:val="22"/>
         </w:rPr>
-        <w:t>playing time;</w:t>
+        <w:t>remaining on the baseball team;</w:t>
       </w:r>
     </w:p>
     <w:p>
@@ -2623,7 +2584,7 @@
           <w:i w:val="0"/>
           <w:sz w:val="22"/>
         </w:rPr>
-        <w:t>enrollment at RCC;</w:t>
+        <w:t>recruiting commitments;</w:t>
       </w:r>
     </w:p>
     <w:p>
@@ -2639,7 +2600,7 @@
           <w:i w:val="0"/>
           <w:sz w:val="22"/>
         </w:rPr>
-        <w:t>remaining on the baseball team;</w:t>
+        <w:t>attendance at a particular college;</w:t>
       </w:r>
     </w:p>
     <w:p>
@@ -2655,7 +2616,7 @@
           <w:i w:val="0"/>
           <w:sz w:val="22"/>
         </w:rPr>
-        <w:t>recruiting commitments;</w:t>
+        <w:t>winning games; or</w:t>
       </w:r>
     </w:p>
     <w:p>
@@ -2671,7 +2632,36 @@
           <w:i w:val="0"/>
           <w:sz w:val="22"/>
         </w:rPr>
-        <w:t>attendance at a particular college;</w:t>
+        <w:t>any improper influence over an athletic decision.</w:t>
+      </w:r>
+    </w:p>
+    <w:p>
+      <w:pPr>
+        <w:keepNext/>
+        <w:spacing w:before="240" w:after="80"/>
+      </w:pPr>
+      <w:r>
+        <w:rPr>
+          <w:rFonts w:ascii="Arial" w:hAnsi="Arial" w:cs="Arial"/>
+          <w:b/>
+          <w:i w:val="0"/>
+          <w:sz w:val="24"/>
+        </w:rPr>
+        <w:t>7. Internship Duties</w:t>
+      </w:r>
+    </w:p>
+    <w:p>
+      <w:pPr>
+        <w:spacing w:after="120" w:before="0"/>
+      </w:pPr>
+      <w:r>
+        <w:rPr>
+          <w:rFonts w:ascii="Arial" w:hAnsi="Arial" w:cs="Arial"/>
+          <w:b w:val="0"/>
+          <w:i w:val="0"/>
+          <w:sz w:val="22"/>
+        </w:rPr>
+        <w:t>7.1  Duties. The Student-Athlete’s duties may include the following, as assigned and supervised by RIVR Tech:</w:t>
       </w:r>
     </w:p>
     <w:p>
@@ -2687,7 +2677,7 @@
           <w:i w:val="0"/>
           <w:sz w:val="22"/>
         </w:rPr>
-        <w:t>winning games; or</w:t>
+        <w:t>assisting with community sales and marketing events;</w:t>
       </w:r>
     </w:p>
     <w:p>
@@ -2703,36 +2693,7 @@
           <w:i w:val="0"/>
           <w:sz w:val="22"/>
         </w:rPr>
-        <w:t>any improper influence over an athletic decision.</w:t>
-      </w:r>
-    </w:p>
-    <w:p>
-      <w:pPr>
-        <w:keepNext/>
-        <w:spacing w:before="240" w:after="80"/>
-      </w:pPr>
-      <w:r>
-        <w:rPr>
-          <w:rFonts w:ascii="Arial" w:hAnsi="Arial" w:cs="Arial"/>
-          <w:b/>
-          <w:i w:val="0"/>
-          <w:sz w:val="24"/>
-        </w:rPr>
-        <w:t>7. Internship Duties</w:t>
-      </w:r>
-    </w:p>
-    <w:p>
-      <w:pPr>
-        <w:spacing w:after="120" w:before="0"/>
-      </w:pPr>
-      <w:r>
-        <w:rPr>
-          <w:rFonts w:ascii="Arial" w:hAnsi="Arial" w:cs="Arial"/>
-          <w:b w:val="0"/>
-          <w:i w:val="0"/>
-          <w:sz w:val="22"/>
-        </w:rPr>
-        <w:t>7.1  Duties. The Student-Athlete’s duties may include the following, as assigned and supervised by RIVR Tech:</w:t>
+        <w:t>representing RIVR Tech at approved outreach events;</w:t>
       </w:r>
     </w:p>
     <w:p>
@@ -2748,7 +2709,7 @@
           <w:i w:val="0"/>
           <w:sz w:val="22"/>
         </w:rPr>
-        <w:t>assisting with community sales and marketing events;</w:t>
+        <w:t>supporting residential and business sales initiatives;</w:t>
       </w:r>
     </w:p>
     <w:p>
@@ -2764,7 +2725,7 @@
           <w:i w:val="0"/>
           <w:sz w:val="22"/>
         </w:rPr>
-        <w:t>representing RIVR Tech at approved outreach events;</w:t>
+        <w:t>assisting with prospective-customer outreach;</w:t>
       </w:r>
     </w:p>
     <w:p>
@@ -2780,7 +2741,7 @@
           <w:i w:val="0"/>
           <w:sz w:val="22"/>
         </w:rPr>
-        <w:t>supporting residential and business sales initiatives;</w:t>
+        <w:t>entering and organizing authorized sales leads;</w:t>
       </w:r>
     </w:p>
     <w:p>
@@ -2796,7 +2757,7 @@
           <w:i w:val="0"/>
           <w:sz w:val="22"/>
         </w:rPr>
-        <w:t>assisting with prospective-customer outreach;</w:t>
+        <w:t>making supervised follow-up calls;</w:t>
       </w:r>
     </w:p>
     <w:p>
@@ -2812,7 +2773,7 @@
           <w:i w:val="0"/>
           <w:sz w:val="22"/>
         </w:rPr>
-        <w:t>entering and organizing authorized sales leads;</w:t>
+        <w:t>assisting with promotional campaigns;</w:t>
       </w:r>
     </w:p>
     <w:p>
@@ -2828,7 +2789,7 @@
           <w:i w:val="0"/>
           <w:sz w:val="22"/>
         </w:rPr>
-        <w:t>making supervised follow-up calls;</w:t>
+        <w:t>preparing event materials;</w:t>
       </w:r>
     </w:p>
     <w:p>
@@ -2844,7 +2805,7 @@
           <w:i w:val="0"/>
           <w:sz w:val="22"/>
         </w:rPr>
-        <w:t>assisting with promotional campaigns;</w:t>
+        <w:t>supporting customer-education initiatives;</w:t>
       </w:r>
     </w:p>
     <w:p>
@@ -2860,7 +2821,7 @@
           <w:i w:val="0"/>
           <w:sz w:val="22"/>
         </w:rPr>
-        <w:t>preparing event materials;</w:t>
+        <w:t>helping with office-based sales activities;</w:t>
       </w:r>
     </w:p>
     <w:p>
@@ -2876,7 +2837,7 @@
           <w:i w:val="0"/>
           <w:sz w:val="22"/>
         </w:rPr>
-        <w:t>supporting customer-education initiatives;</w:t>
+        <w:t>conducting basic market research;</w:t>
       </w:r>
     </w:p>
     <w:p>
@@ -2892,7 +2853,7 @@
           <w:i w:val="0"/>
           <w:sz w:val="22"/>
         </w:rPr>
-        <w:t>helping with office-based sales activities;</w:t>
+        <w:t>assisting with social media or digital marketing content when authorized;</w:t>
       </w:r>
     </w:p>
     <w:p>
@@ -2908,7 +2869,7 @@
           <w:i w:val="0"/>
           <w:sz w:val="22"/>
         </w:rPr>
-        <w:t>conducting basic market research;</w:t>
+        <w:t>helping organize sponsorship and community events;</w:t>
       </w:r>
     </w:p>
     <w:p>
@@ -2924,7 +2885,7 @@
           <w:i w:val="0"/>
           <w:sz w:val="22"/>
         </w:rPr>
-        <w:t>assisting with social media or digital marketing content when authorized;</w:t>
+        <w:t>attending sales and product training;</w:t>
       </w:r>
     </w:p>
     <w:p>
@@ -2940,7 +2901,7 @@
           <w:i w:val="0"/>
           <w:sz w:val="22"/>
         </w:rPr>
-        <w:t>helping organize sponsorship and community events;</w:t>
+        <w:t>maintaining accurate activity records; and</w:t>
       </w:r>
     </w:p>
     <w:p>
@@ -2956,7 +2917,21 @@
           <w:i w:val="0"/>
           <w:sz w:val="22"/>
         </w:rPr>
-        <w:t>attending sales and product training;</w:t>
+        <w:t>performing other reasonable, non-hazardous duties related to sales, marketing, and professional development.</w:t>
+      </w:r>
+    </w:p>
+    <w:p>
+      <w:pPr>
+        <w:spacing w:after="120" w:before="40"/>
+      </w:pPr>
+      <w:r>
+        <w:rPr>
+          <w:rFonts w:ascii="Arial" w:hAnsi="Arial" w:cs="Arial"/>
+          <w:b w:val="0"/>
+          <w:i w:val="0"/>
+          <w:sz w:val="22"/>
+        </w:rPr>
+        <w:t>7.2  Limitations on Authority and Duties. The Student-Athlete is NOT authorized to, and will not:</w:t>
       </w:r>
     </w:p>
     <w:p>
@@ -2972,7 +2947,7 @@
           <w:i w:val="0"/>
           <w:sz w:val="22"/>
         </w:rPr>
-        <w:t>maintaining accurate activity records; and</w:t>
+        <w:t>sign contracts;</w:t>
       </w:r>
     </w:p>
     <w:p>
@@ -2988,21 +2963,7 @@
           <w:i w:val="0"/>
           <w:sz w:val="22"/>
         </w:rPr>
-        <w:t>performing other reasonable, non-hazardous duties related to sales, marketing, and professional development.</w:t>
-      </w:r>
-    </w:p>
-    <w:p>
-      <w:pPr>
-        <w:spacing w:after="120" w:before="40"/>
-      </w:pPr>
-      <w:r>
-        <w:rPr>
-          <w:rFonts w:ascii="Arial" w:hAnsi="Arial" w:cs="Arial"/>
-          <w:b w:val="0"/>
-          <w:i w:val="0"/>
-          <w:sz w:val="22"/>
-        </w:rPr>
-        <w:t>7.2  Limitations on Authority and Duties. The Student-Athlete is NOT authorized to, and will not:</w:t>
+        <w:t>make binding commitments for RIVR Tech;</w:t>
       </w:r>
     </w:p>
     <w:p>
@@ -3018,7 +2979,7 @@
           <w:i w:val="0"/>
           <w:sz w:val="22"/>
         </w:rPr>
-        <w:t>sign contracts;</w:t>
+        <w:t>collect or personally retain customer payments;</w:t>
       </w:r>
     </w:p>
     <w:p>
@@ -3034,7 +2995,7 @@
           <w:i w:val="0"/>
           <w:sz w:val="22"/>
         </w:rPr>
-        <w:t>make binding commitments for RIVR Tech;</w:t>
+        <w:t>access customer information without authorization;</w:t>
       </w:r>
     </w:p>
     <w:p>
@@ -3050,7 +3011,7 @@
           <w:i w:val="0"/>
           <w:sz w:val="22"/>
         </w:rPr>
-        <w:t>collect or personally retain customer payments;</w:t>
+        <w:t>represent that the Student-Athlete can guarantee service availability;</w:t>
       </w:r>
     </w:p>
     <w:p>
@@ -3066,7 +3027,7 @@
           <w:i w:val="0"/>
           <w:sz w:val="22"/>
         </w:rPr>
-        <w:t>access customer information without authorization;</w:t>
+        <w:t>drive a company vehicle without separate written authorization;</w:t>
       </w:r>
     </w:p>
     <w:p>
@@ -3082,7 +3043,7 @@
           <w:i w:val="0"/>
           <w:sz w:val="22"/>
         </w:rPr>
-        <w:t>represent that the Student-Athlete can guarantee service availability;</w:t>
+        <w:t>perform construction, electrical, fiber-splicing, climbing, or other hazardous work; or</w:t>
       </w:r>
     </w:p>
     <w:p>
@@ -3098,7 +3059,36 @@
           <w:i w:val="0"/>
           <w:sz w:val="22"/>
         </w:rPr>
-        <w:t>drive a company vehicle without separate written authorization;</w:t>
+        <w:t>perform any work prohibited by law or by RIVR Tech policy.</w:t>
+      </w:r>
+    </w:p>
+    <w:p>
+      <w:pPr>
+        <w:keepNext/>
+        <w:spacing w:before="240" w:after="80"/>
+      </w:pPr>
+      <w:r>
+        <w:rPr>
+          <w:rFonts w:ascii="Arial" w:hAnsi="Arial" w:cs="Arial"/>
+          <w:b/>
+          <w:i w:val="0"/>
+          <w:sz w:val="24"/>
+        </w:rPr>
+        <w:t>8. Work Schedule and Academic Priority</w:t>
+      </w:r>
+    </w:p>
+    <w:p>
+      <w:pPr>
+        <w:spacing w:after="120" w:before="0"/>
+      </w:pPr>
+      <w:r>
+        <w:rPr>
+          <w:rFonts w:ascii="Arial" w:hAnsi="Arial" w:cs="Arial"/>
+          <w:b w:val="0"/>
+          <w:i w:val="0"/>
+          <w:sz w:val="22"/>
+        </w:rPr>
+        <w:t>8.1  The Parties agree that academics and required athletic activities take priority over the Internship. Specifically:</w:t>
       </w:r>
     </w:p>
     <w:p>
@@ -3114,7 +3104,7 @@
           <w:i w:val="0"/>
           <w:sz w:val="22"/>
         </w:rPr>
-        <w:t>perform construction, electrical, fiber-splicing, climbing, or other hazardous work; or</w:t>
+        <w:t>work hours will be scheduled by mutual agreement;</w:t>
       </w:r>
     </w:p>
     <w:p>
@@ -3130,36 +3120,7 @@
           <w:i w:val="0"/>
           <w:sz w:val="22"/>
         </w:rPr>
-        <w:t>perform any work prohibited by law or by RIVR Tech policy.</w:t>
-      </w:r>
-    </w:p>
-    <w:p>
-      <w:pPr>
-        <w:keepNext/>
-        <w:spacing w:before="240" w:after="80"/>
-      </w:pPr>
-      <w:r>
-        <w:rPr>
-          <w:rFonts w:ascii="Arial" w:hAnsi="Arial" w:cs="Arial"/>
-          <w:b/>
-          <w:i w:val="0"/>
-          <w:sz w:val="24"/>
-        </w:rPr>
-        <w:t>8. Work Schedule and Academic Priority</w:t>
-      </w:r>
-    </w:p>
-    <w:p>
-      <w:pPr>
-        <w:spacing w:after="120" w:before="0"/>
-      </w:pPr>
-      <w:r>
-        <w:rPr>
-          <w:rFonts w:ascii="Arial" w:hAnsi="Arial" w:cs="Arial"/>
-          <w:b w:val="0"/>
-          <w:i w:val="0"/>
-          <w:sz w:val="22"/>
-        </w:rPr>
-        <w:t>8.1  The Parties agree that academics and required athletic activities take priority over the Internship. Specifically:</w:t>
+        <w:t>the Student-Athlete’s academic requirements and required athletic activities will be reasonably accommodated;</w:t>
       </w:r>
     </w:p>
     <w:p>
@@ -3175,7 +3136,7 @@
           <w:i w:val="0"/>
           <w:sz w:val="22"/>
         </w:rPr>
-        <w:t>work hours will be scheduled by mutual agreement;</w:t>
+        <w:t>the Student-Athlete must provide reasonable advance notice of classes, practices, games, travel, examinations, and schedule changes;</w:t>
       </w:r>
     </w:p>
     <w:p>
@@ -3191,7 +3152,7 @@
           <w:i w:val="0"/>
           <w:sz w:val="22"/>
         </w:rPr>
-        <w:t>the Student-Athlete’s academic requirements and required athletic activities will be reasonably accommodated;</w:t>
+        <w:t>work will not be performed during required class time;</w:t>
       </w:r>
     </w:p>
     <w:p>
@@ -3207,7 +3168,7 @@
           <w:i w:val="0"/>
           <w:sz w:val="22"/>
         </w:rPr>
-        <w:t>the Student-Athlete must provide reasonable advance notice of classes, practices, games, travel, examinations, and schedule changes;</w:t>
+        <w:t>the normal work schedule will not exceed ten (10) hours per week unless approved in advance;</w:t>
       </w:r>
     </w:p>
     <w:p>
@@ -3223,7 +3184,7 @@
           <w:i w:val="0"/>
           <w:sz w:val="22"/>
         </w:rPr>
-        <w:t>work will not be performed during required class time;</w:t>
+        <w:t>the Internship must not interfere with the Student-Athlete’s academic progress or athletic eligibility; and</w:t>
       </w:r>
     </w:p>
     <w:p>
@@ -3239,7 +3200,138 @@
           <w:i w:val="0"/>
           <w:sz w:val="22"/>
         </w:rPr>
-        <w:t>the normal work schedule will not exceed ten (10) hours per week unless approved in advance;</w:t>
+        <w:t>RCC may communicate scheduling concerns to RIVR Tech, subject to applicable privacy rules and the Student-Athlete’s written authorization.</w:t>
+      </w:r>
+    </w:p>
+    <w:p>
+      <w:pPr>
+        <w:keepNext/>
+        <w:spacing w:before="240" w:after="80"/>
+      </w:pPr>
+      <w:r>
+        <w:rPr>
+          <w:rFonts w:ascii="Arial" w:hAnsi="Arial" w:cs="Arial"/>
+          <w:b/>
+          <w:i w:val="0"/>
+          <w:sz w:val="24"/>
+        </w:rPr>
+        <w:t>9. Work Location and Transportation</w:t>
+      </w:r>
+    </w:p>
+    <w:p>
+      <w:pPr>
+        <w:spacing w:before="120" w:after="120"/>
+        <w:ind w:left="576" w:right="576"/>
+      </w:pPr>
+      <w:r>
+        <w:rPr>
+          <w:rFonts w:ascii="Arial" w:hAnsi="Arial" w:cs="Arial"/>
+          <w:b w:val="0"/>
+          <w:i/>
+          <w:sz w:val="22"/>
+        </w:rPr>
+        <w:t>The Student-Athlete is responsible for maintaining dependable transportation to and from the primary RIVR Tech work location at 6090 NC Highway 711 North, Pembroke, North Carolina, and to other approved work or event locations. Transportation to and from the Student-Athlete’s regular work location is the Student-Athlete’s responsibility and is not considered compensable work time, except where otherwise required by law.</w:t>
+      </w:r>
+    </w:p>
+    <w:p>
+      <w:pPr>
+        <w:spacing w:after="120" w:before="0"/>
+      </w:pPr>
+      <w:r>
+        <w:rPr>
+          <w:rFonts w:ascii="Arial" w:hAnsi="Arial" w:cs="Arial"/>
+          <w:b w:val="0"/>
+          <w:i w:val="0"/>
+          <w:sz w:val="22"/>
+        </w:rPr>
+        <w:t>9.1  Travel Between Work Locations. Travel between assigned work locations during the workday will be handled under RIVR Tech’s applicable travel-time and mileage-reimbursement policies.</w:t>
+      </w:r>
+    </w:p>
+    <w:p>
+      <w:pPr>
+        <w:keepNext/>
+        <w:spacing w:before="240" w:after="80"/>
+      </w:pPr>
+      <w:r>
+        <w:rPr>
+          <w:rFonts w:ascii="Arial" w:hAnsi="Arial" w:cs="Arial"/>
+          <w:b/>
+          <w:i w:val="0"/>
+          <w:sz w:val="24"/>
+        </w:rPr>
+        <w:t>10. Dress and Professional Appearance</w:t>
+      </w:r>
+    </w:p>
+    <w:p>
+      <w:pPr>
+        <w:spacing w:before="120" w:after="120"/>
+        <w:ind w:left="576" w:right="576"/>
+      </w:pPr>
+      <w:r>
+        <w:rPr>
+          <w:rFonts w:ascii="Arial" w:hAnsi="Arial" w:cs="Arial"/>
+          <w:b w:val="0"/>
+          <w:i/>
+          <w:sz w:val="22"/>
+        </w:rPr>
+        <w:t>During office hours, meetings, sales activities, and other assigned working hours, the Student-Athlete must wear business-casual attire unless RIVR Tech approves event-specific apparel. Clothing must be clean, professional, appropriate for the assigned duties, and consistent with RIVR Tech workplace policies.</w:t>
+      </w:r>
+    </w:p>
+    <w:p>
+      <w:pPr>
+        <w:spacing w:after="120" w:before="0"/>
+      </w:pPr>
+      <w:r>
+        <w:rPr>
+          <w:rFonts w:ascii="Arial" w:hAnsi="Arial" w:cs="Arial"/>
+          <w:b w:val="0"/>
+          <w:i w:val="0"/>
+          <w:sz w:val="22"/>
+        </w:rPr>
+        <w:t>10.1  RIVR Tech-branded clothing is permitted, and may be required, for approved community and marketing events.</w:t>
+      </w:r>
+    </w:p>
+    <w:p>
+      <w:pPr>
+        <w:keepNext/>
+        <w:spacing w:before="240" w:after="80"/>
+      </w:pPr>
+      <w:r>
+        <w:rPr>
+          <w:rFonts w:ascii="Arial" w:hAnsi="Arial" w:cs="Arial"/>
+          <w:b/>
+          <w:i w:val="0"/>
+          <w:sz w:val="24"/>
+        </w:rPr>
+        <w:t>11. Supervision and Performance Expectations</w:t>
+      </w:r>
+    </w:p>
+    <w:p>
+      <w:pPr>
+        <w:spacing w:after="120" w:before="0"/>
+      </w:pPr>
+      <w:r>
+        <w:rPr>
+          <w:rFonts w:ascii="Arial" w:hAnsi="Arial" w:cs="Arial"/>
+          <w:b w:val="0"/>
+          <w:i w:val="0"/>
+          <w:sz w:val="22"/>
+        </w:rPr>
+        <w:t>11.1  Supervision. The Student-Athlete will report to a designated RIVR Tech supervisor (the “Supervisor,” identified in Exhibit E). A designated RCC athletics contact will serve as the College’s point of contact for program coordination (also identified in Exhibit E).</w:t>
+      </w:r>
+    </w:p>
+    <w:p>
+      <w:pPr>
+        <w:spacing w:after="120" w:before="0"/>
+      </w:pPr>
+      <w:r>
+        <w:rPr>
+          <w:rFonts w:ascii="Arial" w:hAnsi="Arial" w:cs="Arial"/>
+          <w:b w:val="0"/>
+          <w:i w:val="0"/>
+          <w:sz w:val="22"/>
+        </w:rPr>
+        <w:t>11.2  Expectations. The Student-Athlete agrees to:</w:t>
       </w:r>
     </w:p>
     <w:p>
@@ -3255,7 +3347,7 @@
           <w:i w:val="0"/>
           <w:sz w:val="22"/>
         </w:rPr>
-        <w:t>the Internship must not interfere with the Student-Athlete’s academic progress or athletic eligibility; and</w:t>
+        <w:t>complete orientation and training as directed;</w:t>
       </w:r>
     </w:p>
     <w:p>
@@ -3271,138 +3363,7 @@
           <w:i w:val="0"/>
           <w:sz w:val="22"/>
         </w:rPr>
-        <w:t>RCC may communicate scheduling concerns to RIVR Tech, subject to applicable privacy rules and the Student-Athlete’s written authorization.</w:t>
-      </w:r>
-    </w:p>
-    <w:p>
-      <w:pPr>
-        <w:keepNext/>
-        <w:spacing w:before="240" w:after="80"/>
-      </w:pPr>
-      <w:r>
-        <w:rPr>
-          <w:rFonts w:ascii="Arial" w:hAnsi="Arial" w:cs="Arial"/>
-          <w:b/>
-          <w:i w:val="0"/>
-          <w:sz w:val="24"/>
-        </w:rPr>
-        <w:t>9. Work Location and Transportation</w:t>
-      </w:r>
-    </w:p>
-    <w:p>
-      <w:pPr>
-        <w:spacing w:before="120" w:after="120"/>
-        <w:ind w:left="576" w:right="576"/>
-      </w:pPr>
-      <w:r>
-        <w:rPr>
-          <w:rFonts w:ascii="Arial" w:hAnsi="Arial" w:cs="Arial"/>
-          <w:b w:val="0"/>
-          <w:i/>
-          <w:sz w:val="22"/>
-        </w:rPr>
-        <w:t>The Student-Athlete is responsible for maintaining dependable transportation to and from the primary RIVR Tech work location at 6090 NC Highway 711 North, Pembroke, North Carolina, and to other approved work or event locations. Transportation to and from the Student-Athlete’s regular work location is the Student-Athlete’s responsibility and is not considered compensable work time, except where otherwise required by law.</w:t>
-      </w:r>
-    </w:p>
-    <w:p>
-      <w:pPr>
-        <w:spacing w:after="120" w:before="0"/>
-      </w:pPr>
-      <w:r>
-        <w:rPr>
-          <w:rFonts w:ascii="Arial" w:hAnsi="Arial" w:cs="Arial"/>
-          <w:b w:val="0"/>
-          <w:i w:val="0"/>
-          <w:sz w:val="22"/>
-        </w:rPr>
-        <w:t>9.1  Travel Between Work Locations. Travel between assigned work locations during the workday will be handled under RIVR Tech’s applicable travel-time and mileage-reimbursement policies.</w:t>
-      </w:r>
-    </w:p>
-    <w:p>
-      <w:pPr>
-        <w:keepNext/>
-        <w:spacing w:before="240" w:after="80"/>
-      </w:pPr>
-      <w:r>
-        <w:rPr>
-          <w:rFonts w:ascii="Arial" w:hAnsi="Arial" w:cs="Arial"/>
-          <w:b/>
-          <w:i w:val="0"/>
-          <w:sz w:val="24"/>
-        </w:rPr>
-        <w:t>10. Dress and Professional Appearance</w:t>
-      </w:r>
-    </w:p>
-    <w:p>
-      <w:pPr>
-        <w:spacing w:before="120" w:after="120"/>
-        <w:ind w:left="576" w:right="576"/>
-      </w:pPr>
-      <w:r>
-        <w:rPr>
-          <w:rFonts w:ascii="Arial" w:hAnsi="Arial" w:cs="Arial"/>
-          <w:b w:val="0"/>
-          <w:i/>
-          <w:sz w:val="22"/>
-        </w:rPr>
-        <w:t>During office hours, meetings, sales activities, and other assigned working hours, the Student-Athlete must wear business-casual attire unless RIVR Tech approves event-specific apparel. Clothing must be clean, professional, appropriate for the assigned duties, and consistent with RIVR Tech workplace policies.</w:t>
-      </w:r>
-    </w:p>
-    <w:p>
-      <w:pPr>
-        <w:spacing w:after="120" w:before="0"/>
-      </w:pPr>
-      <w:r>
-        <w:rPr>
-          <w:rFonts w:ascii="Arial" w:hAnsi="Arial" w:cs="Arial"/>
-          <w:b w:val="0"/>
-          <w:i w:val="0"/>
-          <w:sz w:val="22"/>
-        </w:rPr>
-        <w:t>10.1  RIVR Tech-branded clothing is permitted, and may be required, for approved community and marketing events.</w:t>
-      </w:r>
-    </w:p>
-    <w:p>
-      <w:pPr>
-        <w:keepNext/>
-        <w:spacing w:before="240" w:after="80"/>
-      </w:pPr>
-      <w:r>
-        <w:rPr>
-          <w:rFonts w:ascii="Arial" w:hAnsi="Arial" w:cs="Arial"/>
-          <w:b/>
-          <w:i w:val="0"/>
-          <w:sz w:val="24"/>
-        </w:rPr>
-        <w:t>11. Supervision and Performance Expectations</w:t>
-      </w:r>
-    </w:p>
-    <w:p>
-      <w:pPr>
-        <w:spacing w:after="120" w:before="0"/>
-      </w:pPr>
-      <w:r>
-        <w:rPr>
-          <w:rFonts w:ascii="Arial" w:hAnsi="Arial" w:cs="Arial"/>
-          <w:b w:val="0"/>
-          <w:i w:val="0"/>
-          <w:sz w:val="22"/>
-        </w:rPr>
-        <w:t>11.1  Supervision. The Student-Athlete will report to a designated RIVR Tech supervisor (the “Supervisor,” identified in Exhibit E). A designated RCC athletics contact will serve as the College’s point of contact for program coordination (also identified in Exhibit E).</w:t>
-      </w:r>
-    </w:p>
-    <w:p>
-      <w:pPr>
-        <w:spacing w:after="120" w:before="0"/>
-      </w:pPr>
-      <w:r>
-        <w:rPr>
-          <w:rFonts w:ascii="Arial" w:hAnsi="Arial" w:cs="Arial"/>
-          <w:b w:val="0"/>
-          <w:i w:val="0"/>
-          <w:sz w:val="22"/>
-        </w:rPr>
-        <w:t>11.2  Expectations. The Student-Athlete agrees to:</w:t>
+        <w:t>maintain punctuality and reliable attendance;</w:t>
       </w:r>
     </w:p>
     <w:p>
@@ -3418,7 +3379,7 @@
           <w:i w:val="0"/>
           <w:sz w:val="22"/>
         </w:rPr>
-        <w:t>complete orientation and training as directed;</w:t>
+        <w:t>provide advance notice of absences whenever possible;</w:t>
       </w:r>
     </w:p>
     <w:p>
@@ -3434,7 +3395,7 @@
           <w:i w:val="0"/>
           <w:sz w:val="22"/>
         </w:rPr>
-        <w:t>maintain punctuality and reliable attendance;</w:t>
+        <w:t>communicate professionally with employees and customers;</w:t>
       </w:r>
     </w:p>
     <w:p>
@@ -3450,7 +3411,7 @@
           <w:i w:val="0"/>
           <w:sz w:val="22"/>
         </w:rPr>
-        <w:t>provide advance notice of absences whenever possible;</w:t>
+        <w:t>treat employees, customers, and community members with respect;</w:t>
       </w:r>
     </w:p>
     <w:p>
@@ -3466,7 +3427,7 @@
           <w:i w:val="0"/>
           <w:sz w:val="22"/>
         </w:rPr>
-        <w:t>communicate professionally with employees and customers;</w:t>
+        <w:t>complete assigned work in a timely and accurate manner;</w:t>
       </w:r>
     </w:p>
     <w:p>
@@ -3482,7 +3443,7 @@
           <w:i w:val="0"/>
           <w:sz w:val="22"/>
         </w:rPr>
-        <w:t>treat employees, customers, and community members with respect;</w:t>
+        <w:t>adhere to RIVR Tech company policies; and</w:t>
       </w:r>
     </w:p>
     <w:p>
@@ -3498,7 +3459,50 @@
           <w:i w:val="0"/>
           <w:sz w:val="22"/>
         </w:rPr>
-        <w:t>complete assigned work in a timely and accurate manner;</w:t>
+        <w:t>participate in periodic progress reviews.</w:t>
+      </w:r>
+    </w:p>
+    <w:p>
+      <w:pPr>
+        <w:spacing w:after="120" w:before="40"/>
+      </w:pPr>
+      <w:r>
+        <w:rPr>
+          <w:rFonts w:ascii="Arial" w:hAnsi="Arial" w:cs="Arial"/>
+          <w:b w:val="0"/>
+          <w:i w:val="0"/>
+          <w:sz w:val="22"/>
+        </w:rPr>
+        <w:t>11.3  Evaluation. At the conclusion of the Internship, RIVR Tech will provide an end-of-program evaluation or certificate of completion.</w:t>
+      </w:r>
+    </w:p>
+    <w:p>
+      <w:pPr>
+        <w:keepNext/>
+        <w:spacing w:before="240" w:after="80"/>
+      </w:pPr>
+      <w:r>
+        <w:rPr>
+          <w:rFonts w:ascii="Arial" w:hAnsi="Arial" w:cs="Arial"/>
+          <w:b/>
+          <w:i w:val="0"/>
+          <w:sz w:val="24"/>
+        </w:rPr>
+        <w:t>12. Student-Athlete Eligibility and Athletics Compliance</w:t>
+      </w:r>
+    </w:p>
+    <w:p>
+      <w:pPr>
+        <w:spacing w:after="120" w:before="0"/>
+      </w:pPr>
+      <w:r>
+        <w:rPr>
+          <w:rFonts w:ascii="Arial" w:hAnsi="Arial" w:cs="Arial"/>
+          <w:b w:val="0"/>
+          <w:i w:val="0"/>
+          <w:sz w:val="22"/>
+        </w:rPr>
+        <w:t>12.1  The Parties acknowledge and agree that:</w:t>
       </w:r>
     </w:p>
     <w:p>
@@ -3514,7 +3518,7 @@
           <w:i w:val="0"/>
           <w:sz w:val="22"/>
         </w:rPr>
-        <w:t>adhere to RIVR Tech company policies; and</w:t>
+        <w:t>the Student-Athlete must disclose this arrangement to RCC as and to the extent required by applicable RCC, NJCAA, or conference rules;</w:t>
       </w:r>
     </w:p>
     <w:p>
@@ -3530,50 +3534,7 @@
           <w:i w:val="0"/>
           <w:sz w:val="22"/>
         </w:rPr>
-        <w:t>participate in periodic progress reviews.</w:t>
-      </w:r>
-    </w:p>
-    <w:p>
-      <w:pPr>
-        <w:spacing w:after="120" w:before="40"/>
-      </w:pPr>
-      <w:r>
-        <w:rPr>
-          <w:rFonts w:ascii="Arial" w:hAnsi="Arial" w:cs="Arial"/>
-          <w:b w:val="0"/>
-          <w:i w:val="0"/>
-          <w:sz w:val="22"/>
-        </w:rPr>
-        <w:t>11.3  Evaluation. At the conclusion of the Internship, RIVR Tech will provide an end-of-program evaluation or certificate of completion.</w:t>
-      </w:r>
-    </w:p>
-    <w:p>
-      <w:pPr>
-        <w:keepNext/>
-        <w:spacing w:before="240" w:after="80"/>
-      </w:pPr>
-      <w:r>
-        <w:rPr>
-          <w:rFonts w:ascii="Arial" w:hAnsi="Arial" w:cs="Arial"/>
-          <w:b/>
-          <w:i w:val="0"/>
-          <w:sz w:val="24"/>
-        </w:rPr>
-        <w:t>12. Student-Athlete Eligibility and Athletics Compliance</w:t>
-      </w:r>
-    </w:p>
-    <w:p>
-      <w:pPr>
-        <w:spacing w:after="120" w:before="0"/>
-      </w:pPr>
-      <w:r>
-        <w:rPr>
-          <w:rFonts w:ascii="Arial" w:hAnsi="Arial" w:cs="Arial"/>
-          <w:b w:val="0"/>
-          <w:i w:val="0"/>
-          <w:sz w:val="22"/>
-        </w:rPr>
-        <w:t>12.1  The Parties acknowledge and agree that:</w:t>
+        <w:t>this arrangement is subject to applicable RCC, NJCAA, conference, and other applicable athletics rules;</w:t>
       </w:r>
     </w:p>
     <w:p>
@@ -3589,7 +3550,7 @@
           <w:i w:val="0"/>
           <w:sz w:val="22"/>
         </w:rPr>
-        <w:t>the Student-Athlete must disclose this arrangement to RCC as and to the extent required by applicable RCC, NJCAA, or conference rules;</w:t>
+        <w:t>RCC does not guarantee the Student-Athlete’s continued athletic eligibility;</w:t>
       </w:r>
     </w:p>
     <w:p>
@@ -3605,7 +3566,7 @@
           <w:i w:val="0"/>
           <w:sz w:val="22"/>
         </w:rPr>
-        <w:t>this arrangement is subject to applicable RCC, NJCAA, conference, and other applicable athletics rules;</w:t>
+        <w:t>compensation is based solely on legitimate work actually performed;</w:t>
       </w:r>
     </w:p>
     <w:p>
@@ -3621,7 +3582,7 @@
           <w:i w:val="0"/>
           <w:sz w:val="22"/>
         </w:rPr>
-        <w:t>RCC does not guarantee the Student-Athlete’s continued athletic eligibility;</w:t>
+        <w:t>compensation is not contingent upon athletic participation, performance, playing time, recruiting, enrollment, or team status;</w:t>
       </w:r>
     </w:p>
     <w:p>
@@ -3637,7 +3598,7 @@
           <w:i w:val="0"/>
           <w:sz w:val="22"/>
         </w:rPr>
-        <w:t>compensation is based solely on legitimate work actually performed;</w:t>
+        <w:t>coaches will not control payroll, hours, or employment evaluations;</w:t>
       </w:r>
     </w:p>
     <w:p>
@@ -3653,7 +3614,7 @@
           <w:i w:val="0"/>
           <w:sz w:val="22"/>
         </w:rPr>
-        <w:t>compensation is not contingent upon athletic participation, performance, playing time, recruiting, enrollment, or team status;</w:t>
+        <w:t>employment decisions will be made solely by RIVR Tech;</w:t>
       </w:r>
     </w:p>
     <w:p>
@@ -3669,7 +3630,7 @@
           <w:i w:val="0"/>
           <w:sz w:val="22"/>
         </w:rPr>
-        <w:t>coaches will not control payroll, hours, or employment evaluations;</w:t>
+        <w:t>this arrangement does not require the Student-Athlete to attend or remain enrolled at RCC if such a requirement would violate applicable athletics rules; and</w:t>
       </w:r>
     </w:p>
     <w:p>
@@ -3685,7 +3646,64 @@
           <w:i w:val="0"/>
           <w:sz w:val="22"/>
         </w:rPr>
-        <w:t>employment decisions will be made solely by RIVR Tech;</w:t>
+        <w:t>the Parties will promptly modify or terminate any provision determined to violate applicable law or applicable athletics requirements.</w:t>
+      </w:r>
+    </w:p>
+    <w:p>
+      <w:pPr>
+        <w:spacing w:after="120" w:before="40"/>
+      </w:pPr>
+      <w:r>
+        <w:rPr>
+          <w:rFonts w:ascii="Arial" w:hAnsi="Arial" w:cs="Arial"/>
+          <w:b w:val="0"/>
+          <w:i w:val="0"/>
+          <w:sz w:val="20"/>
+        </w:rPr>
+        <w:t>12.2  Compliance Confirmation. The Parties will complete any applicable disclosure and approval steps required by RCC’s athletics compliance office in connection with executing this Agreement for a specific Student-Athlete.</w:t>
+      </w:r>
+    </w:p>
+    <w:p>
+      <w:pPr>
+        <w:keepNext/>
+        <w:spacing w:before="240" w:after="80"/>
+      </w:pPr>
+      <w:r>
+        <w:rPr>
+          <w:rFonts w:ascii="Arial" w:hAnsi="Arial" w:cs="Arial"/>
+          <w:b/>
+          <w:i w:val="0"/>
+          <w:sz w:val="24"/>
+        </w:rPr>
+        <w:t>13. Name, Image, and Likeness (NIL)</w:t>
+      </w:r>
+    </w:p>
+    <w:p>
+      <w:pPr>
+        <w:spacing w:after="120" w:before="0"/>
+      </w:pPr>
+      <w:r>
+        <w:rPr>
+          <w:rFonts w:ascii="Arial" w:hAnsi="Arial" w:cs="Arial"/>
+          <w:b w:val="0"/>
+          <w:i w:val="0"/>
+          <w:sz w:val="22"/>
+        </w:rPr>
+        <w:t>13.1  Limited NIL Provision — Applies Only If Separately Approved. This Section 13 applies ONLY if RCC and the Student-Athlete approve NIL use in writing (see Exhibit D). Hourly wages under Section 6 do not purchase, and are not intended to purchase, any NIL rights.</w:t>
+      </w:r>
+    </w:p>
+    <w:p>
+      <w:pPr>
+        <w:spacing w:after="120" w:before="0"/>
+      </w:pPr>
+      <w:r>
+        <w:rPr>
+          <w:rFonts w:ascii="Arial" w:hAnsi="Arial" w:cs="Arial"/>
+          <w:b w:val="0"/>
+          <w:i w:val="0"/>
+          <w:sz w:val="22"/>
+        </w:rPr>
+        <w:t>13.2  If approved in writing, the limited NIL authorization may include:</w:t>
       </w:r>
     </w:p>
     <w:p>
@@ -3701,7 +3719,7 @@
           <w:i w:val="0"/>
           <w:sz w:val="22"/>
         </w:rPr>
-        <w:t>this arrangement does not require the Student-Athlete to attend or remain enrolled at RCC if such a requirement would violate applicable athletics rules; and</w:t>
+        <w:t>approved use of the Student-Athlete’s name, image, voice, likeness, biography, and approved photographs;</w:t>
       </w:r>
     </w:p>
     <w:p>
@@ -3717,74 +3735,7 @@
           <w:i w:val="0"/>
           <w:sz w:val="22"/>
         </w:rPr>
-        <w:t>the Parties will promptly modify or terminate any provision determined to violate applicable law or applicable athletics requirements.</w:t>
-      </w:r>
-    </w:p>
-    <w:p>
-      <w:pPr>
-        <w:spacing w:after="120" w:before="40"/>
-      </w:pPr>
-      <w:r>
-        <w:rPr>
-          <w:rFonts w:ascii="Arial" w:hAnsi="Arial" w:cs="Arial"/>
-          <w:b w:val="0"/>
-          <w:i w:val="0"/>
-          <w:sz w:val="20"/>
-        </w:rPr>
-        <w:t xml:space="preserve">12.2  Compliance Confirmation. </w:t>
-      </w:r>
-      <w:r>
-        <w:rPr>
-          <w:rFonts w:ascii="Arial" w:hAnsi="Arial" w:cs="Arial"/>
-          <w:b w:val="0"/>
-          <w:i w:val="0"/>
-          <w:sz w:val="20"/>
-          <w:highlight w:val="yellow"/>
-        </w:rPr>
-        <w:t>[Confirm all applicable disclosure and approval requirements with RCC’s athletics compliance office before execution.]</w:t>
-      </w:r>
-    </w:p>
-    <w:p>
-      <w:pPr>
-        <w:keepNext/>
-        <w:spacing w:before="240" w:after="80"/>
-      </w:pPr>
-      <w:r>
-        <w:rPr>
-          <w:rFonts w:ascii="Arial" w:hAnsi="Arial" w:cs="Arial"/>
-          <w:b/>
-          <w:i w:val="0"/>
-          <w:sz w:val="24"/>
-        </w:rPr>
-        <w:t>13. Name, Image, and Likeness (NIL)</w:t>
-      </w:r>
-    </w:p>
-    <w:p>
-      <w:pPr>
-        <w:spacing w:after="120" w:before="0"/>
-      </w:pPr>
-      <w:r>
-        <w:rPr>
-          <w:rFonts w:ascii="Arial" w:hAnsi="Arial" w:cs="Arial"/>
-          <w:b w:val="0"/>
-          <w:i w:val="0"/>
-          <w:sz w:val="22"/>
-        </w:rPr>
-        <w:t>13.1  Limited NIL Provision — Applies Only If Separately Approved. This Section 13 applies ONLY if RCC and the Student-Athlete approve NIL use in writing (see Exhibit D). Hourly wages under Section 6 do not purchase, and are not intended to purchase, any NIL rights.</w:t>
-      </w:r>
-    </w:p>
-    <w:p>
-      <w:pPr>
-        <w:spacing w:after="120" w:before="0"/>
-      </w:pPr>
-      <w:r>
-        <w:rPr>
-          <w:rFonts w:ascii="Arial" w:hAnsi="Arial" w:cs="Arial"/>
-          <w:b w:val="0"/>
-          <w:i w:val="0"/>
-          <w:sz w:val="22"/>
-        </w:rPr>
-        <w:t>13.2  If approved in writing, the limited NIL authorization may include:</w:t>
+        <w:t>defined media and promotional purposes;</w:t>
       </w:r>
     </w:p>
     <w:p>
@@ -3800,7 +3751,7 @@
           <w:i w:val="0"/>
           <w:sz w:val="22"/>
         </w:rPr>
-        <w:t>approved use of the Student-Athlete’s name, image, voice, likeness, biography, and approved photographs;</w:t>
+        <w:t>an approval process for all promotional content;</w:t>
       </w:r>
     </w:p>
     <w:p>
@@ -3816,7 +3767,7 @@
           <w:i w:val="0"/>
           <w:sz w:val="22"/>
         </w:rPr>
-        <w:t>defined media and promotional purposes;</w:t>
+        <w:t>specific beginning and ending dates;</w:t>
       </w:r>
     </w:p>
     <w:p>
@@ -3832,7 +3783,7 @@
           <w:i w:val="0"/>
           <w:sz w:val="22"/>
         </w:rPr>
-        <w:t>an approval process for all promotional content;</w:t>
+        <w:t>defined geographic and media scope;</w:t>
       </w:r>
     </w:p>
     <w:p>
@@ -3848,7 +3799,7 @@
           <w:i w:val="0"/>
           <w:sz w:val="22"/>
         </w:rPr>
-        <w:t>specific beginning and ending dates;</w:t>
+        <w:t>a prohibition on implying RCC endorsement beyond approved sponsorship recognition;</w:t>
       </w:r>
     </w:p>
     <w:p>
@@ -3864,7 +3815,7 @@
           <w:i w:val="0"/>
           <w:sz w:val="22"/>
         </w:rPr>
-        <w:t>defined geographic and media scope;</w:t>
+        <w:t>no use of RCC uniforms, logos, facilities, or marks without RCC’s prior written approval;</w:t>
       </w:r>
     </w:p>
     <w:p>
@@ -3880,7 +3831,7 @@
           <w:i w:val="0"/>
           <w:sz w:val="22"/>
         </w:rPr>
-        <w:t>a prohibition on implying RCC endorsement beyond approved sponsorship recognition;</w:t>
+        <w:t>Student-Athlete representations that the approved materials do not violate any other agreement;</w:t>
       </w:r>
     </w:p>
     <w:p>
@@ -3896,7 +3847,7 @@
           <w:i w:val="0"/>
           <w:sz w:val="22"/>
         </w:rPr>
-        <w:t>no use of RCC uniforms, logos, facilities, or marks without RCC’s prior written approval;</w:t>
+        <w:t>RIVR Tech’s right to revoke future use for material breach or for legal or compliance reasons; and</w:t>
       </w:r>
     </w:p>
     <w:p>
@@ -3912,7 +3863,50 @@
           <w:i w:val="0"/>
           <w:sz w:val="22"/>
         </w:rPr>
-        <w:t>Student-Athlete representations that the approved materials do not violate any other agreement;</w:t>
+        <w:t>removal of future promotional use after this Agreement ends, subject to reasonable archival use.</w:t>
+      </w:r>
+    </w:p>
+    <w:p>
+      <w:pPr>
+        <w:spacing w:after="120" w:before="40"/>
+      </w:pPr>
+      <w:r>
+        <w:rPr>
+          <w:rFonts w:ascii="Arial" w:hAnsi="Arial" w:cs="Arial"/>
+          <w:b w:val="0"/>
+          <w:i w:val="0"/>
+          <w:sz w:val="22"/>
+        </w:rPr>
+        <w:t>13.3  No Assumption of Rights. The Parties do not assume that hourly wages automatically grant RIVR Tech any unrestricted NIL rights. Any NIL use must be separately approved as set out in Exhibit D.</w:t>
+      </w:r>
+    </w:p>
+    <w:p>
+      <w:pPr>
+        <w:keepNext/>
+        <w:spacing w:before="160" w:after="60"/>
+      </w:pPr>
+      <w:r>
+        <w:rPr>
+          <w:rFonts w:ascii="Arial" w:hAnsi="Arial" w:cs="Arial"/>
+          <w:b/>
+          <w:i w:val="0"/>
+          <w:sz w:val="22"/>
+        </w:rPr>
+        <w:t>13.4  Optional Separate NIL Fee — USE ONLY IF APPROVED BY RCC AND LEGAL COUNSEL</w:t>
+      </w:r>
+    </w:p>
+    <w:p>
+      <w:pPr>
+        <w:spacing w:after="120" w:before="0"/>
+      </w:pPr>
+      <w:r>
+        <w:rPr>
+          <w:rFonts w:ascii="Arial" w:hAnsi="Arial" w:cs="Arial"/>
+          <w:b w:val="0"/>
+          <w:i w:val="0"/>
+          <w:sz w:val="22"/>
+        </w:rPr>
+        <w:t>If RIVR Tech will pay a separate NIL fee, the following optional terms apply and are separate from the hourly internship wages in Section 6:</w:t>
       </w:r>
     </w:p>
     <w:p>
@@ -3928,7 +3922,26 @@
           <w:i w:val="0"/>
           <w:sz w:val="22"/>
         </w:rPr>
-        <w:t>RIVR Tech’s right to revoke future use for material breach or for legal or compliance reasons; and</w:t>
+        <w:t xml:space="preserve">Separate NIL compensation amount: </w:t>
+      </w:r>
+      <w:r>
+        <w:rPr>
+          <w:rFonts w:ascii="Arial" w:hAnsi="Arial" w:cs="Arial"/>
+          <w:b w:val="0"/>
+          <w:i w:val="0"/>
+          <w:sz w:val="22"/>
+          <w:highlight w:val="yellow"/>
+        </w:rPr>
+        <w:t>$[NIL FEE AMOUNT]</w:t>
+      </w:r>
+      <w:r>
+        <w:rPr>
+          <w:rFonts w:ascii="Arial" w:hAnsi="Arial" w:cs="Arial"/>
+          <w:b w:val="0"/>
+          <w:i w:val="0"/>
+          <w:sz w:val="22"/>
+        </w:rPr>
+        <w:t>;</w:t>
       </w:r>
     </w:p>
     <w:p>
@@ -3944,50 +3957,26 @@
           <w:i w:val="0"/>
           <w:sz w:val="22"/>
         </w:rPr>
-        <w:t>removal of future promotional use after this Agreement ends, subject to reasonable archival use.</w:t>
-      </w:r>
-    </w:p>
-    <w:p>
-      <w:pPr>
-        <w:spacing w:after="120" w:before="40"/>
-      </w:pPr>
+        <w:t xml:space="preserve">Specific promotional deliverables: </w:t>
+      </w:r>
       <w:r>
         <w:rPr>
           <w:rFonts w:ascii="Arial" w:hAnsi="Arial" w:cs="Arial"/>
           <w:b w:val="0"/>
           <w:i w:val="0"/>
           <w:sz w:val="22"/>
-        </w:rPr>
-        <w:t>13.3  No Assumption of Rights. The Parties do not assume that hourly wages automatically grant RIVR Tech any unrestricted NIL rights. Any NIL use must be separately approved as set out in Exhibit D.</w:t>
-      </w:r>
-    </w:p>
-    <w:p>
-      <w:pPr>
-        <w:keepNext/>
-        <w:spacing w:before="160" w:after="60"/>
-      </w:pPr>
-      <w:r>
-        <w:rPr>
-          <w:rFonts w:ascii="Arial" w:hAnsi="Arial" w:cs="Arial"/>
-          <w:b/>
+          <w:highlight w:val="yellow"/>
+        </w:rPr>
+        <w:t>[DESCRIBE DELIVERABLES]</w:t>
+      </w:r>
+      <w:r>
+        <w:rPr>
+          <w:rFonts w:ascii="Arial" w:hAnsi="Arial" w:cs="Arial"/>
+          <w:b w:val="0"/>
           <w:i w:val="0"/>
           <w:sz w:val="22"/>
         </w:rPr>
-        <w:t>13.4  Optional Separate NIL Fee — USE ONLY IF APPROVED BY RCC AND LEGAL COUNSEL</w:t>
-      </w:r>
-    </w:p>
-    <w:p>
-      <w:pPr>
-        <w:spacing w:after="120" w:before="0"/>
-      </w:pPr>
-      <w:r>
-        <w:rPr>
-          <w:rFonts w:ascii="Arial" w:hAnsi="Arial" w:cs="Arial"/>
-          <w:b w:val="0"/>
-          <w:i w:val="0"/>
-          <w:sz w:val="22"/>
-        </w:rPr>
-        <w:t>If RIVR Tech will pay a separate NIL fee, the following optional terms apply and are separate from the hourly internship wages in Section 6:</w:t>
+        <w:t>;</w:t>
       </w:r>
     </w:p>
     <w:p>
@@ -4003,7 +3992,7 @@
           <w:i w:val="0"/>
           <w:sz w:val="22"/>
         </w:rPr>
-        <w:t xml:space="preserve">Separate NIL compensation amount: </w:t>
+        <w:t xml:space="preserve">Payment schedule: </w:t>
       </w:r>
       <w:r>
         <w:rPr>
@@ -4013,7 +4002,7 @@
           <w:sz w:val="22"/>
           <w:highlight w:val="yellow"/>
         </w:rPr>
-        <w:t>$[NIL FEE AMOUNT]</w:t>
+        <w:t>[NIL PAYMENT SCHEDULE]</w:t>
       </w:r>
       <w:r>
         <w:rPr>
@@ -4038,26 +4027,7 @@
           <w:i w:val="0"/>
           <w:sz w:val="22"/>
         </w:rPr>
-        <w:t xml:space="preserve">Specific promotional deliverables: </w:t>
-      </w:r>
-      <w:r>
-        <w:rPr>
-          <w:rFonts w:ascii="Arial" w:hAnsi="Arial" w:cs="Arial"/>
-          <w:b w:val="0"/>
-          <w:i w:val="0"/>
-          <w:sz w:val="22"/>
-          <w:highlight w:val="yellow"/>
-        </w:rPr>
-        <w:t>[DESCRIBE DELIVERABLES]</w:t>
-      </w:r>
-      <w:r>
-        <w:rPr>
-          <w:rFonts w:ascii="Arial" w:hAnsi="Arial" w:cs="Arial"/>
-          <w:b w:val="0"/>
-          <w:i w:val="0"/>
-          <w:sz w:val="22"/>
-        </w:rPr>
-        <w:t>;</w:t>
+        <w:t>Approval requirements: written approval by RCC and the Student-Athlete, and legal-counsel review; and</w:t>
       </w:r>
     </w:p>
     <w:p>
@@ -4073,26 +4043,51 @@
           <w:i w:val="0"/>
           <w:sz w:val="22"/>
         </w:rPr>
-        <w:t xml:space="preserve">Payment schedule: </w:t>
-      </w:r>
+        <w:t>Confirmation: the NIL fee is separate from, and in addition to, the hourly internship wages, and is not payment for athletic performance or any other item listed in Section 6.9.</w:t>
+      </w:r>
+    </w:p>
+    <w:p>
+      <w:pPr>
+        <w:spacing w:after="120" w:before="40"/>
+      </w:pPr>
+      <w:r>
+        <w:rPr>
+          <w:rFonts w:ascii="Arial" w:hAnsi="Arial" w:cs="Arial"/>
+          <w:b/>
+          <w:i w:val="0"/>
+          <w:sz w:val="20"/>
+          <w:highlight w:val="yellow"/>
+        </w:rPr>
+        <w:t>[USE ONLY IF APPROVED BY RCC AND LEGAL COUNSEL.]</w:t>
+      </w:r>
+    </w:p>
+    <w:p>
+      <w:pPr>
+        <w:keepNext/>
+        <w:spacing w:before="240" w:after="80"/>
+      </w:pPr>
+      <w:r>
+        <w:rPr>
+          <w:rFonts w:ascii="Arial" w:hAnsi="Arial" w:cs="Arial"/>
+          <w:b/>
+          <w:i w:val="0"/>
+          <w:sz w:val="24"/>
+        </w:rPr>
+        <w:t>14. Confidentiality and Customer Information</w:t>
+      </w:r>
+    </w:p>
+    <w:p>
+      <w:pPr>
+        <w:spacing w:after="120" w:before="0"/>
+      </w:pPr>
       <w:r>
         <w:rPr>
           <w:rFonts w:ascii="Arial" w:hAnsi="Arial" w:cs="Arial"/>
           <w:b w:val="0"/>
           <w:i w:val="0"/>
           <w:sz w:val="22"/>
-          <w:highlight w:val="yellow"/>
-        </w:rPr>
-        <w:t>[NIL PAYMENT SCHEDULE]</w:t>
-      </w:r>
-      <w:r>
-        <w:rPr>
-          <w:rFonts w:ascii="Arial" w:hAnsi="Arial" w:cs="Arial"/>
-          <w:b w:val="0"/>
-          <w:i w:val="0"/>
-          <w:sz w:val="22"/>
-        </w:rPr>
-        <w:t>;</w:t>
+        </w:rPr>
+        <w:t>14.1  Confidential Information. During and after the Internship, the Student-Athlete will protect and keep confidential the following information belonging to RIVR Tech or its customers:</w:t>
       </w:r>
     </w:p>
     <w:p>
@@ -4108,7 +4103,7 @@
           <w:i w:val="0"/>
           <w:sz w:val="22"/>
         </w:rPr>
-        <w:t>Approval requirements: written approval by RCC and the Student-Athlete, and legal-counsel review; and</w:t>
+        <w:t>customer information;</w:t>
       </w:r>
     </w:p>
     <w:p>
@@ -4124,51 +4119,7 @@
           <w:i w:val="0"/>
           <w:sz w:val="22"/>
         </w:rPr>
-        <w:t>Confirmation: the NIL fee is separate from, and in addition to, the hourly internship wages, and is not payment for athletic performance or any other item listed in Section 6.9.</w:t>
-      </w:r>
-    </w:p>
-    <w:p>
-      <w:pPr>
-        <w:spacing w:after="120" w:before="40"/>
-      </w:pPr>
-      <w:r>
-        <w:rPr>
-          <w:rFonts w:ascii="Arial" w:hAnsi="Arial" w:cs="Arial"/>
-          <w:b/>
-          <w:i w:val="0"/>
-          <w:sz w:val="20"/>
-          <w:highlight w:val="yellow"/>
-        </w:rPr>
-        <w:t>[USE ONLY IF APPROVED BY RCC AND LEGAL COUNSEL.]</w:t>
-      </w:r>
-    </w:p>
-    <w:p>
-      <w:pPr>
-        <w:keepNext/>
-        <w:spacing w:before="240" w:after="80"/>
-      </w:pPr>
-      <w:r>
-        <w:rPr>
-          <w:rFonts w:ascii="Arial" w:hAnsi="Arial" w:cs="Arial"/>
-          <w:b/>
-          <w:i w:val="0"/>
-          <w:sz w:val="24"/>
-        </w:rPr>
-        <w:t>14. Confidentiality and Customer Information</w:t>
-      </w:r>
-    </w:p>
-    <w:p>
-      <w:pPr>
-        <w:spacing w:after="120" w:before="0"/>
-      </w:pPr>
-      <w:r>
-        <w:rPr>
-          <w:rFonts w:ascii="Arial" w:hAnsi="Arial" w:cs="Arial"/>
-          <w:b w:val="0"/>
-          <w:i w:val="0"/>
-          <w:sz w:val="22"/>
-        </w:rPr>
-        <w:t>14.1  Confidential Information. During and after the Internship, the Student-Athlete will protect and keep confidential the following information belonging to RIVR Tech or its customers:</w:t>
+        <w:t>prospective-customer information;</w:t>
       </w:r>
     </w:p>
     <w:p>
@@ -4184,7 +4135,7 @@
           <w:i w:val="0"/>
           <w:sz w:val="22"/>
         </w:rPr>
-        <w:t>customer information;</w:t>
+        <w:t>pricing information;</w:t>
       </w:r>
     </w:p>
     <w:p>
@@ -4200,7 +4151,7 @@
           <w:i w:val="0"/>
           <w:sz w:val="22"/>
         </w:rPr>
-        <w:t>prospective-customer information;</w:t>
+        <w:t>sales strategies;</w:t>
       </w:r>
     </w:p>
     <w:p>
@@ -4216,7 +4167,7 @@
           <w:i w:val="0"/>
           <w:sz w:val="22"/>
         </w:rPr>
-        <w:t>pricing information;</w:t>
+        <w:t>internal business records;</w:t>
       </w:r>
     </w:p>
     <w:p>
@@ -4232,7 +4183,7 @@
           <w:i w:val="0"/>
           <w:sz w:val="22"/>
         </w:rPr>
-        <w:t>sales strategies;</w:t>
+        <w:t>network information;</w:t>
       </w:r>
     </w:p>
     <w:p>
@@ -4248,7 +4199,7 @@
           <w:i w:val="0"/>
           <w:sz w:val="22"/>
         </w:rPr>
-        <w:t>internal business records;</w:t>
+        <w:t>employee information;</w:t>
       </w:r>
     </w:p>
     <w:p>
@@ -4264,7 +4215,7 @@
           <w:i w:val="0"/>
           <w:sz w:val="22"/>
         </w:rPr>
-        <w:t>network information;</w:t>
+        <w:t>passwords and systems;</w:t>
       </w:r>
     </w:p>
     <w:p>
@@ -4280,7 +4231,7 @@
           <w:i w:val="0"/>
           <w:sz w:val="22"/>
         </w:rPr>
-        <w:t>employee information;</w:t>
+        <w:t>proprietary materials; and</w:t>
       </w:r>
     </w:p>
     <w:p>
@@ -4296,7 +4247,64 @@
           <w:i w:val="0"/>
           <w:sz w:val="22"/>
         </w:rPr>
-        <w:t>passwords and systems;</w:t>
+        <w:t>other confidential information.</w:t>
+      </w:r>
+    </w:p>
+    <w:p>
+      <w:pPr>
+        <w:spacing w:after="120" w:before="40"/>
+      </w:pPr>
+      <w:r>
+        <w:rPr>
+          <w:rFonts w:ascii="Arial" w:hAnsi="Arial" w:cs="Arial"/>
+          <w:b w:val="0"/>
+          <w:i w:val="0"/>
+          <w:sz w:val="22"/>
+        </w:rPr>
+        <w:t>14.2  Return and Deletion. When the Internship ends (or upon RIVR Tech’s request), the Student-Athlete will promptly return and, as directed, delete all RIVR Tech information and materials in the Student-Athlete’s possession.</w:t>
+      </w:r>
+    </w:p>
+    <w:p>
+      <w:pPr>
+        <w:spacing w:after="120" w:before="0"/>
+      </w:pPr>
+      <w:r>
+        <w:rPr>
+          <w:rFonts w:ascii="Arial" w:hAnsi="Arial" w:cs="Arial"/>
+          <w:b w:val="0"/>
+          <w:i w:val="0"/>
+          <w:sz w:val="22"/>
+        </w:rPr>
+        <w:t>14.3  General Skills Preserved. Nothing in this Section prevents the Student-Athlete from using the general skills, knowledge, and experience gained during the Internship. This provision is not intended to operate as an unreasonably broad restriction.</w:t>
+      </w:r>
+    </w:p>
+    <w:p>
+      <w:pPr>
+        <w:keepNext/>
+        <w:spacing w:before="240" w:after="80"/>
+      </w:pPr>
+      <w:r>
+        <w:rPr>
+          <w:rFonts w:ascii="Arial" w:hAnsi="Arial" w:cs="Arial"/>
+          <w:b/>
+          <w:i w:val="0"/>
+          <w:sz w:val="24"/>
+        </w:rPr>
+        <w:t>15. Technology, Social Media, and Public Statements</w:t>
+      </w:r>
+    </w:p>
+    <w:p>
+      <w:pPr>
+        <w:spacing w:after="120" w:before="0"/>
+      </w:pPr>
+      <w:r>
+        <w:rPr>
+          <w:rFonts w:ascii="Arial" w:hAnsi="Arial" w:cs="Arial"/>
+          <w:b w:val="0"/>
+          <w:i w:val="0"/>
+          <w:sz w:val="22"/>
+        </w:rPr>
+        <w:t>15.1  Policy Compliance. The Student-Athlete will comply with RIVR Tech’s applicable policies, including its:</w:t>
       </w:r>
     </w:p>
     <w:p>
@@ -4312,7 +4320,7 @@
           <w:i w:val="0"/>
           <w:sz w:val="22"/>
         </w:rPr>
-        <w:t>proprietary materials; and</w:t>
+        <w:t>acceptable-use policies;</w:t>
       </w:r>
     </w:p>
     <w:p>
@@ -4328,64 +4336,7 @@
           <w:i w:val="0"/>
           <w:sz w:val="22"/>
         </w:rPr>
-        <w:t>other confidential information.</w:t>
-      </w:r>
-    </w:p>
-    <w:p>
-      <w:pPr>
-        <w:spacing w:after="120" w:before="40"/>
-      </w:pPr>
-      <w:r>
-        <w:rPr>
-          <w:rFonts w:ascii="Arial" w:hAnsi="Arial" w:cs="Arial"/>
-          <w:b w:val="0"/>
-          <w:i w:val="0"/>
-          <w:sz w:val="22"/>
-        </w:rPr>
-        <w:t>14.2  Return and Deletion. When the Internship ends (or upon RIVR Tech’s request), the Student-Athlete will promptly return and, as directed, delete all RIVR Tech information and materials in the Student-Athlete’s possession.</w:t>
-      </w:r>
-    </w:p>
-    <w:p>
-      <w:pPr>
-        <w:spacing w:after="120" w:before="0"/>
-      </w:pPr>
-      <w:r>
-        <w:rPr>
-          <w:rFonts w:ascii="Arial" w:hAnsi="Arial" w:cs="Arial"/>
-          <w:b w:val="0"/>
-          <w:i w:val="0"/>
-          <w:sz w:val="22"/>
-        </w:rPr>
-        <w:t>14.3  General Skills Preserved. Nothing in this Section prevents the Student-Athlete from using the general skills, knowledge, and experience gained during the Internship. This provision is not intended to operate as an unreasonably broad restriction.</w:t>
-      </w:r>
-    </w:p>
-    <w:p>
-      <w:pPr>
-        <w:keepNext/>
-        <w:spacing w:before="240" w:after="80"/>
-      </w:pPr>
-      <w:r>
-        <w:rPr>
-          <w:rFonts w:ascii="Arial" w:hAnsi="Arial" w:cs="Arial"/>
-          <w:b/>
-          <w:i w:val="0"/>
-          <w:sz w:val="24"/>
-        </w:rPr>
-        <w:t>15. Technology, Social Media, and Public Statements</w:t>
-      </w:r>
-    </w:p>
-    <w:p>
-      <w:pPr>
-        <w:spacing w:after="120" w:before="0"/>
-      </w:pPr>
-      <w:r>
-        <w:rPr>
-          <w:rFonts w:ascii="Arial" w:hAnsi="Arial" w:cs="Arial"/>
-          <w:b w:val="0"/>
-          <w:i w:val="0"/>
-          <w:sz w:val="22"/>
-        </w:rPr>
-        <w:t>15.1  Policy Compliance. The Student-Athlete will comply with RIVR Tech’s applicable policies, including its:</w:t>
+        <w:t>cybersecurity rules;</w:t>
       </w:r>
     </w:p>
     <w:p>
@@ -4401,7 +4352,7 @@
           <w:i w:val="0"/>
           <w:sz w:val="22"/>
         </w:rPr>
-        <w:t>acceptable-use policies;</w:t>
+        <w:t>social media policies;</w:t>
       </w:r>
     </w:p>
     <w:p>
@@ -4417,7 +4368,7 @@
           <w:i w:val="0"/>
           <w:sz w:val="22"/>
         </w:rPr>
-        <w:t>cybersecurity rules;</w:t>
+        <w:t>customer privacy requirements; and</w:t>
       </w:r>
     </w:p>
     <w:p>
@@ -4433,7 +4384,50 @@
           <w:i w:val="0"/>
           <w:sz w:val="22"/>
         </w:rPr>
-        <w:t>social media policies;</w:t>
+        <w:t>brand standards.</w:t>
+      </w:r>
+    </w:p>
+    <w:p>
+      <w:pPr>
+        <w:spacing w:after="120" w:before="40"/>
+      </w:pPr>
+      <w:r>
+        <w:rPr>
+          <w:rFonts w:ascii="Arial" w:hAnsi="Arial" w:cs="Arial"/>
+          <w:b w:val="0"/>
+          <w:i w:val="0"/>
+          <w:sz w:val="22"/>
+        </w:rPr>
+        <w:t>15.2  No Unauthorized Statements. The Student-Athlete may not make any unauthorized statements on behalf of RIVR Tech or RCC.</w:t>
+      </w:r>
+    </w:p>
+    <w:p>
+      <w:pPr>
+        <w:keepNext/>
+        <w:spacing w:before="240" w:after="80"/>
+      </w:pPr>
+      <w:r>
+        <w:rPr>
+          <w:rFonts w:ascii="Arial" w:hAnsi="Arial" w:cs="Arial"/>
+          <w:b/>
+          <w:i w:val="0"/>
+          <w:sz w:val="24"/>
+        </w:rPr>
+        <w:t>16. Workplace Conduct</w:t>
+      </w:r>
+    </w:p>
+    <w:p>
+      <w:pPr>
+        <w:spacing w:after="120" w:before="0"/>
+      </w:pPr>
+      <w:r>
+        <w:rPr>
+          <w:rFonts w:ascii="Arial" w:hAnsi="Arial" w:cs="Arial"/>
+          <w:b w:val="0"/>
+          <w:i w:val="0"/>
+          <w:sz w:val="22"/>
+        </w:rPr>
+        <w:t>16.1  Standards. The Student-Athlete will comply with applicable conduct standards, including:</w:t>
       </w:r>
     </w:p>
     <w:p>
@@ -4449,7 +4443,7 @@
           <w:i w:val="0"/>
           <w:sz w:val="22"/>
         </w:rPr>
-        <w:t>customer privacy requirements; and</w:t>
+        <w:t>anti-discrimination rules;</w:t>
       </w:r>
     </w:p>
     <w:p>
@@ -4465,50 +4459,7 @@
           <w:i w:val="0"/>
           <w:sz w:val="22"/>
         </w:rPr>
-        <w:t>brand standards.</w:t>
-      </w:r>
-    </w:p>
-    <w:p>
-      <w:pPr>
-        <w:spacing w:after="120" w:before="40"/>
-      </w:pPr>
-      <w:r>
-        <w:rPr>
-          <w:rFonts w:ascii="Arial" w:hAnsi="Arial" w:cs="Arial"/>
-          <w:b w:val="0"/>
-          <w:i w:val="0"/>
-          <w:sz w:val="22"/>
-        </w:rPr>
-        <w:t>15.2  No Unauthorized Statements. The Student-Athlete may not make any unauthorized statements on behalf of RIVR Tech or RCC.</w:t>
-      </w:r>
-    </w:p>
-    <w:p>
-      <w:pPr>
-        <w:keepNext/>
-        <w:spacing w:before="240" w:after="80"/>
-      </w:pPr>
-      <w:r>
-        <w:rPr>
-          <w:rFonts w:ascii="Arial" w:hAnsi="Arial" w:cs="Arial"/>
-          <w:b/>
-          <w:i w:val="0"/>
-          <w:sz w:val="24"/>
-        </w:rPr>
-        <w:t>16. Workplace Conduct</w:t>
-      </w:r>
-    </w:p>
-    <w:p>
-      <w:pPr>
-        <w:spacing w:after="120" w:before="0"/>
-      </w:pPr>
-      <w:r>
-        <w:rPr>
-          <w:rFonts w:ascii="Arial" w:hAnsi="Arial" w:cs="Arial"/>
-          <w:b w:val="0"/>
-          <w:i w:val="0"/>
-          <w:sz w:val="22"/>
-        </w:rPr>
-        <w:t>16.1  Standards. The Student-Athlete will comply with applicable conduct standards, including:</w:t>
+        <w:t>anti-harassment rules;</w:t>
       </w:r>
     </w:p>
     <w:p>
@@ -4524,7 +4475,7 @@
           <w:i w:val="0"/>
           <w:sz w:val="22"/>
         </w:rPr>
-        <w:t>anti-discrimination rules;</w:t>
+        <w:t>workplace safety requirements;</w:t>
       </w:r>
     </w:p>
     <w:p>
@@ -4540,7 +4491,7 @@
           <w:i w:val="0"/>
           <w:sz w:val="22"/>
         </w:rPr>
-        <w:t>anti-harassment rules;</w:t>
+        <w:t>drug-free workplace policies;</w:t>
       </w:r>
     </w:p>
     <w:p>
@@ -4556,7 +4507,7 @@
           <w:i w:val="0"/>
           <w:sz w:val="22"/>
         </w:rPr>
-        <w:t>workplace safety requirements;</w:t>
+        <w:t>violence-prevention policies;</w:t>
       </w:r>
     </w:p>
     <w:p>
@@ -4572,7 +4523,7 @@
           <w:i w:val="0"/>
           <w:sz w:val="22"/>
         </w:rPr>
-        <w:t>drug-free workplace policies;</w:t>
+        <w:t>professional conduct standards; and</w:t>
       </w:r>
     </w:p>
     <w:p>
@@ -4588,7 +4539,50 @@
           <w:i w:val="0"/>
           <w:sz w:val="22"/>
         </w:rPr>
-        <w:t>violence-prevention policies;</w:t>
+        <w:t>applicable RCC student conduct requirements.</w:t>
+      </w:r>
+    </w:p>
+    <w:p>
+      <w:pPr>
+        <w:spacing w:after="120" w:before="40"/>
+      </w:pPr>
+      <w:r>
+        <w:rPr>
+          <w:rFonts w:ascii="Arial" w:hAnsi="Arial" w:cs="Arial"/>
+          <w:b w:val="0"/>
+          <w:i w:val="0"/>
+          <w:sz w:val="22"/>
+        </w:rPr>
+        <w:t>16.2  Reporting. Workplace or program concerns may be reported to the contacts listed in Exhibit E, including RIVR Tech Human Resources and the RCC athletics contact.</w:t>
+      </w:r>
+    </w:p>
+    <w:p>
+      <w:pPr>
+        <w:keepNext/>
+        <w:spacing w:before="240" w:after="80"/>
+      </w:pPr>
+      <w:r>
+        <w:rPr>
+          <w:rFonts w:ascii="Arial" w:hAnsi="Arial" w:cs="Arial"/>
+          <w:b/>
+          <w:i w:val="0"/>
+          <w:sz w:val="24"/>
+        </w:rPr>
+        <w:t>17. Employment Status, Benefits, and Workers’ Compensation</w:t>
+      </w:r>
+    </w:p>
+    <w:p>
+      <w:pPr>
+        <w:spacing w:after="120" w:before="0"/>
+      </w:pPr>
+      <w:r>
+        <w:rPr>
+          <w:rFonts w:ascii="Arial" w:hAnsi="Arial" w:cs="Arial"/>
+          <w:b w:val="0"/>
+          <w:i w:val="0"/>
+          <w:sz w:val="22"/>
+        </w:rPr>
+        <w:t>17.1  The Parties acknowledge and agree that:</w:t>
       </w:r>
     </w:p>
     <w:p>
@@ -4604,7 +4598,7 @@
           <w:i w:val="0"/>
           <w:sz w:val="22"/>
         </w:rPr>
-        <w:t>professional conduct standards; and</w:t>
+        <w:t>RIVR Tech is the sole employer for the paid Internship;</w:t>
       </w:r>
     </w:p>
     <w:p>
@@ -4620,50 +4614,7 @@
           <w:i w:val="0"/>
           <w:sz w:val="22"/>
         </w:rPr>
-        <w:t>applicable RCC student conduct requirements.</w:t>
-      </w:r>
-    </w:p>
-    <w:p>
-      <w:pPr>
-        <w:spacing w:after="120" w:before="40"/>
-      </w:pPr>
-      <w:r>
-        <w:rPr>
-          <w:rFonts w:ascii="Arial" w:hAnsi="Arial" w:cs="Arial"/>
-          <w:b w:val="0"/>
-          <w:i w:val="0"/>
-          <w:sz w:val="22"/>
-        </w:rPr>
-        <w:t>16.2  Reporting. Workplace or program concerns may be reported to the contacts listed in Exhibit E, including RIVR Tech Human Resources and the RCC athletics contact.</w:t>
-      </w:r>
-    </w:p>
-    <w:p>
-      <w:pPr>
-        <w:keepNext/>
-        <w:spacing w:before="240" w:after="80"/>
-      </w:pPr>
-      <w:r>
-        <w:rPr>
-          <w:rFonts w:ascii="Arial" w:hAnsi="Arial" w:cs="Arial"/>
-          <w:b/>
-          <w:i w:val="0"/>
-          <w:sz w:val="24"/>
-        </w:rPr>
-        <w:t>17. Employment Status, Benefits, and Workers’ Compensation</w:t>
-      </w:r>
-    </w:p>
-    <w:p>
-      <w:pPr>
-        <w:spacing w:after="120" w:before="0"/>
-      </w:pPr>
-      <w:r>
-        <w:rPr>
-          <w:rFonts w:ascii="Arial" w:hAnsi="Arial" w:cs="Arial"/>
-          <w:b w:val="0"/>
-          <w:i w:val="0"/>
-          <w:sz w:val="22"/>
-        </w:rPr>
-        <w:t>17.1  The Parties acknowledge and agree that:</w:t>
+        <w:t>the Student-Athlete is a temporary, part-time, non-exempt employee of RIVR Tech;</w:t>
       </w:r>
     </w:p>
     <w:p>
@@ -4679,7 +4630,7 @@
           <w:i w:val="0"/>
           <w:sz w:val="22"/>
         </w:rPr>
-        <w:t>RIVR Tech is the sole employer for the paid Internship;</w:t>
+        <w:t>the Student-Athlete will receive only those benefits required by law or expressly stated in RIVR Tech policy;</w:t>
       </w:r>
     </w:p>
     <w:p>
@@ -4695,7 +4646,7 @@
           <w:i w:val="0"/>
           <w:sz w:val="22"/>
         </w:rPr>
-        <w:t>the Student-Athlete is a temporary, part-time, non-exempt employee of RIVR Tech;</w:t>
+        <w:t>RIVR Tech will provide workers’ compensation coverage as required by law;</w:t>
       </w:r>
     </w:p>
     <w:p>
@@ -4711,7 +4662,7 @@
           <w:i w:val="0"/>
           <w:sz w:val="22"/>
         </w:rPr>
-        <w:t>the Student-Athlete will receive only those benefits required by law or expressly stated in RIVR Tech policy;</w:t>
+        <w:t>RCC is not responsible for payroll, taxes, workers’ compensation, or employment supervision for the Internship; and</w:t>
       </w:r>
     </w:p>
     <w:p>
@@ -4727,7 +4678,36 @@
           <w:i w:val="0"/>
           <w:sz w:val="22"/>
         </w:rPr>
-        <w:t>RIVR Tech will provide workers’ compensation coverage as required by law;</w:t>
+        <w:t>nothing in this Agreement creates an employment relationship between RCC and the Student-Athlete.</w:t>
+      </w:r>
+    </w:p>
+    <w:p>
+      <w:pPr>
+        <w:keepNext/>
+        <w:spacing w:before="240" w:after="80"/>
+      </w:pPr>
+      <w:r>
+        <w:rPr>
+          <w:rFonts w:ascii="Arial" w:hAnsi="Arial" w:cs="Arial"/>
+          <w:b/>
+          <w:i w:val="0"/>
+          <w:sz w:val="24"/>
+        </w:rPr>
+        <w:t>18. Financial Aid and Tax Disclosure</w:t>
+      </w:r>
+    </w:p>
+    <w:p>
+      <w:pPr>
+        <w:spacing w:after="120" w:before="0"/>
+      </w:pPr>
+      <w:r>
+        <w:rPr>
+          <w:rFonts w:ascii="Arial" w:hAnsi="Arial" w:cs="Arial"/>
+          <w:b w:val="0"/>
+          <w:i w:val="0"/>
+          <w:sz w:val="22"/>
+        </w:rPr>
+        <w:t>18.1  The Parties acknowledge and agree that:</w:t>
       </w:r>
     </w:p>
     <w:p>
@@ -4743,7 +4723,7 @@
           <w:i w:val="0"/>
           <w:sz w:val="22"/>
         </w:rPr>
-        <w:t>RCC is not responsible for payroll, taxes, workers’ compensation, or employment supervision for the Internship; and</w:t>
+        <w:t>wages and any separate NIL payments may have tax consequences;</w:t>
       </w:r>
     </w:p>
     <w:p>
@@ -4759,36 +4739,7 @@
           <w:i w:val="0"/>
           <w:sz w:val="22"/>
         </w:rPr>
-        <w:t>nothing in this Agreement creates an employment relationship between RCC and the Student-Athlete.</w:t>
-      </w:r>
-    </w:p>
-    <w:p>
-      <w:pPr>
-        <w:keepNext/>
-        <w:spacing w:before="240" w:after="80"/>
-      </w:pPr>
-      <w:r>
-        <w:rPr>
-          <w:rFonts w:ascii="Arial" w:hAnsi="Arial" w:cs="Arial"/>
-          <w:b/>
-          <w:i w:val="0"/>
-          <w:sz w:val="24"/>
-        </w:rPr>
-        <w:t>18. Financial Aid and Tax Disclosure</w:t>
-      </w:r>
-    </w:p>
-    <w:p>
-      <w:pPr>
-        <w:spacing w:after="120" w:before="0"/>
-      </w:pPr>
-      <w:r>
-        <w:rPr>
-          <w:rFonts w:ascii="Arial" w:hAnsi="Arial" w:cs="Arial"/>
-          <w:b w:val="0"/>
-          <w:i w:val="0"/>
-          <w:sz w:val="22"/>
-        </w:rPr>
-        <w:t>18.1  The Parties acknowledge and agree that:</w:t>
+        <w:t>compensation may affect financial-aid reporting or other benefit eligibility;</w:t>
       </w:r>
     </w:p>
     <w:p>
@@ -4804,7 +4755,7 @@
           <w:i w:val="0"/>
           <w:sz w:val="22"/>
         </w:rPr>
-        <w:t>wages and any separate NIL payments may have tax consequences;</w:t>
+        <w:t>the Student-Athlete is responsible for making any required disclosures;</w:t>
       </w:r>
     </w:p>
     <w:p>
@@ -4820,7 +4771,7 @@
           <w:i w:val="0"/>
           <w:sz w:val="22"/>
         </w:rPr>
-        <w:t>compensation may affect financial-aid reporting or other benefit eligibility;</w:t>
+        <w:t>RCC may advise the Student-Athlete to consult the RCC Financial Aid Office; and</w:t>
       </w:r>
     </w:p>
     <w:p>
@@ -4836,7 +4787,50 @@
           <w:i w:val="0"/>
           <w:sz w:val="22"/>
         </w:rPr>
-        <w:t>the Student-Athlete is responsible for making any required disclosures;</w:t>
+        <w:t>the Parties are not providing personal tax advice to the Student-Athlete.</w:t>
+      </w:r>
+    </w:p>
+    <w:p>
+      <w:pPr>
+        <w:keepNext/>
+        <w:spacing w:before="240" w:after="80"/>
+      </w:pPr>
+      <w:r>
+        <w:rPr>
+          <w:rFonts w:ascii="Arial" w:hAnsi="Arial" w:cs="Arial"/>
+          <w:b/>
+          <w:i w:val="0"/>
+          <w:sz w:val="24"/>
+        </w:rPr>
+        <w:t>19. Insurance and Allocation of Responsibility</w:t>
+      </w:r>
+    </w:p>
+    <w:p>
+      <w:pPr>
+        <w:spacing w:after="120" w:before="0"/>
+      </w:pPr>
+      <w:r>
+        <w:rPr>
+          <w:rFonts w:ascii="Arial" w:hAnsi="Arial" w:cs="Arial"/>
+          <w:b/>
+          <w:i w:val="0"/>
+          <w:sz w:val="20"/>
+        </w:rPr>
+        <w:t>19.0  Public-College Status. The Parties acknowledge that RCC is a North Carolina public community college and that indemnification and liability provisions are subject to, and limited by, applicable North Carolina law.</w:t>
+      </w:r>
+    </w:p>
+    <w:p>
+      <w:pPr>
+        <w:spacing w:after="120" w:before="0"/>
+      </w:pPr>
+      <w:r>
+        <w:rPr>
+          <w:rFonts w:ascii="Arial" w:hAnsi="Arial" w:cs="Arial"/>
+          <w:b w:val="0"/>
+          <w:i w:val="0"/>
+          <w:sz w:val="22"/>
+        </w:rPr>
+        <w:t>19.1  Each Party’s Responsibilities. Subject to and to the extent permitted by North Carolina law:</w:t>
       </w:r>
     </w:p>
     <w:p>
@@ -4852,7 +4846,7 @@
           <w:i w:val="0"/>
           <w:sz w:val="22"/>
         </w:rPr>
-        <w:t>RCC may advise the Student-Athlete to consult the RCC Financial Aid Office; and</w:t>
+        <w:t>RIVR Tech is responsible for its own workplace and its employees;</w:t>
       </w:r>
     </w:p>
     <w:p>
@@ -4868,51 +4862,7 @@
           <w:i w:val="0"/>
           <w:sz w:val="22"/>
         </w:rPr>
-        <w:t>the Parties are not providing personal tax advice to the Student-Athlete.</w:t>
-      </w:r>
-    </w:p>
-    <w:p>
-      <w:pPr>
-        <w:keepNext/>
-        <w:spacing w:before="240" w:after="80"/>
-      </w:pPr>
-      <w:r>
-        <w:rPr>
-          <w:rFonts w:ascii="Arial" w:hAnsi="Arial" w:cs="Arial"/>
-          <w:b/>
-          <w:i w:val="0"/>
-          <w:sz w:val="24"/>
-        </w:rPr>
-        <w:t>19. Insurance and Allocation of Responsibility</w:t>
-      </w:r>
-    </w:p>
-    <w:p>
-      <w:pPr>
-        <w:spacing w:after="120" w:before="0"/>
-      </w:pPr>
-      <w:r>
-        <w:rPr>
-          <w:rFonts w:ascii="Arial" w:hAnsi="Arial" w:cs="Arial"/>
-          <w:b/>
-          <w:i w:val="0"/>
-          <w:sz w:val="20"/>
-          <w:highlight w:val="yellow"/>
-        </w:rPr>
-        <w:t>[FLAG FOR LEGAL REVIEW — RCC is a North Carolina public community college; indemnification and liability terms are subject to limitations under North Carolina law and must be reviewed and approved by RCC legal counsel.]</w:t>
-      </w:r>
-    </w:p>
-    <w:p>
-      <w:pPr>
-        <w:spacing w:after="120" w:before="0"/>
-      </w:pPr>
-      <w:r>
-        <w:rPr>
-          <w:rFonts w:ascii="Arial" w:hAnsi="Arial" w:cs="Arial"/>
-          <w:b w:val="0"/>
-          <w:i w:val="0"/>
-          <w:sz w:val="22"/>
-        </w:rPr>
-        <w:t>19.1  Each Party’s Responsibilities. Subject to and to the extent permitted by North Carolina law:</w:t>
+        <w:t>RCC is responsible for its own premises and institutional activities;</w:t>
       </w:r>
     </w:p>
     <w:p>
@@ -4928,7 +4878,7 @@
           <w:i w:val="0"/>
           <w:sz w:val="22"/>
         </w:rPr>
-        <w:t>RIVR Tech is responsible for its own workplace and its employees;</w:t>
+        <w:t>each Party is responsible for its own negligent acts or omissions, to the extent allowed by North Carolina law; and</w:t>
       </w:r>
     </w:p>
     <w:p>
@@ -4944,7 +4894,64 @@
           <w:i w:val="0"/>
           <w:sz w:val="22"/>
         </w:rPr>
-        <w:t>RCC is responsible for its own premises and institutional activities;</w:t>
+        <w:t>each Party will maintain applicable insurance coverage consistent with its responsibilities.</w:t>
+      </w:r>
+    </w:p>
+    <w:p>
+      <w:pPr>
+        <w:spacing w:after="120" w:before="40"/>
+      </w:pPr>
+      <w:r>
+        <w:rPr>
+          <w:rFonts w:ascii="Arial" w:hAnsi="Arial" w:cs="Arial"/>
+          <w:b w:val="0"/>
+          <w:i w:val="0"/>
+          <w:sz w:val="22"/>
+        </w:rPr>
+        <w:t>19.2  No Student-Athlete Indemnity. No broad indemnification obligation is imposed on the Student-Athlete under this Agreement.</w:t>
+      </w:r>
+    </w:p>
+    <w:p>
+      <w:pPr>
+        <w:spacing w:after="120" w:before="0"/>
+      </w:pPr>
+      <w:r>
+        <w:rPr>
+          <w:rFonts w:ascii="Arial" w:hAnsi="Arial" w:cs="Arial"/>
+          <w:b w:val="0"/>
+          <w:i w:val="0"/>
+          <w:sz w:val="22"/>
+        </w:rPr>
+        <w:t>19.3  Public-College Limitations. Nothing in this Agreement is intended to require RCC to indemnify any Party in a manner inconsistent with limitations applicable to a North Carolina public community college.</w:t>
+      </w:r>
+    </w:p>
+    <w:p>
+      <w:pPr>
+        <w:keepNext/>
+        <w:spacing w:before="240" w:after="80"/>
+      </w:pPr>
+      <w:r>
+        <w:rPr>
+          <w:rFonts w:ascii="Arial" w:hAnsi="Arial" w:cs="Arial"/>
+          <w:b/>
+          <w:i w:val="0"/>
+          <w:sz w:val="24"/>
+        </w:rPr>
+        <w:t>20. Termination</w:t>
+      </w:r>
+    </w:p>
+    <w:p>
+      <w:pPr>
+        <w:spacing w:after="120" w:before="0"/>
+      </w:pPr>
+      <w:r>
+        <w:rPr>
+          <w:rFonts w:ascii="Arial" w:hAnsi="Arial" w:cs="Arial"/>
+          <w:b w:val="0"/>
+          <w:i w:val="0"/>
+          <w:sz w:val="22"/>
+        </w:rPr>
+        <w:t>20.1  Termination Events. This Agreement (and/or the Internship) may be terminated:</w:t>
       </w:r>
     </w:p>
     <w:p>
@@ -4960,7 +4967,7 @@
           <w:i w:val="0"/>
           <w:sz w:val="22"/>
         </w:rPr>
-        <w:t>each Party is responsible for its own negligent acts or omissions, to the extent allowed by North Carolina law; and</w:t>
+        <w:t>by mutual written agreement of the Parties;</w:t>
       </w:r>
     </w:p>
     <w:p>
@@ -4976,74 +4983,7 @@
           <w:i w:val="0"/>
           <w:sz w:val="22"/>
         </w:rPr>
-        <w:t>each Party will maintain applicable insurance coverage consistent with its responsibilities.</w:t>
-      </w:r>
-    </w:p>
-    <w:p>
-      <w:pPr>
-        <w:spacing w:after="120" w:before="40"/>
-      </w:pPr>
-      <w:r>
-        <w:rPr>
-          <w:rFonts w:ascii="Arial" w:hAnsi="Arial" w:cs="Arial"/>
-          <w:b w:val="0"/>
-          <w:i w:val="0"/>
-          <w:sz w:val="22"/>
-        </w:rPr>
-        <w:t>19.2  No Student-Athlete Indemnity. No broad indemnification obligation is imposed on the Student-Athlete under this Agreement.</w:t>
-      </w:r>
-    </w:p>
-    <w:p>
-      <w:pPr>
-        <w:spacing w:after="120" w:before="0"/>
-      </w:pPr>
-      <w:r>
-        <w:rPr>
-          <w:rFonts w:ascii="Arial" w:hAnsi="Arial" w:cs="Arial"/>
-          <w:b w:val="0"/>
-          <w:i w:val="0"/>
-          <w:sz w:val="22"/>
-        </w:rPr>
-        <w:t xml:space="preserve">19.3  Public-College Limitations. Nothing in this Agreement is intended to require RCC to indemnify any Party in a manner inconsistent with limitations applicable to a North Carolina public community college. </w:t>
-      </w:r>
-      <w:r>
-        <w:rPr>
-          <w:rFonts w:ascii="Arial" w:hAnsi="Arial" w:cs="Arial"/>
-          <w:b w:val="0"/>
-          <w:i w:val="0"/>
-          <w:sz w:val="22"/>
-          <w:highlight w:val="yellow"/>
-        </w:rPr>
-        <w:t>[Confirm permissible allocation and insurance terms with RCC counsel.]</w:t>
-      </w:r>
-    </w:p>
-    <w:p>
-      <w:pPr>
-        <w:keepNext/>
-        <w:spacing w:before="240" w:after="80"/>
-      </w:pPr>
-      <w:r>
-        <w:rPr>
-          <w:rFonts w:ascii="Arial" w:hAnsi="Arial" w:cs="Arial"/>
-          <w:b/>
-          <w:i w:val="0"/>
-          <w:sz w:val="24"/>
-        </w:rPr>
-        <w:t>20. Termination</w:t>
-      </w:r>
-    </w:p>
-    <w:p>
-      <w:pPr>
-        <w:spacing w:after="120" w:before="0"/>
-      </w:pPr>
-      <w:r>
-        <w:rPr>
-          <w:rFonts w:ascii="Arial" w:hAnsi="Arial" w:cs="Arial"/>
-          <w:b w:val="0"/>
-          <w:i w:val="0"/>
-          <w:sz w:val="22"/>
-        </w:rPr>
-        <w:t>20.1  Termination Events. This Agreement (and/or the Internship) may be terminated:</w:t>
+        <w:t>by RIVR Tech for misconduct, attendance problems, policy violations, poor performance, safety concerns, or legitimate business reasons;</w:t>
       </w:r>
     </w:p>
     <w:p>
@@ -5059,7 +4999,7 @@
           <w:i w:val="0"/>
           <w:sz w:val="22"/>
         </w:rPr>
-        <w:t>by mutual written agreement of the Parties;</w:t>
+        <w:t>by RCC for athletics compliance, student welfare, academic, institutional, or policy concerns;</w:t>
       </w:r>
     </w:p>
     <w:p>
@@ -5075,7 +5015,7 @@
           <w:i w:val="0"/>
           <w:sz w:val="22"/>
         </w:rPr>
-        <w:t>by RIVR Tech for misconduct, attendance problems, policy violations, poor performance, safety concerns, or legitimate business reasons;</w:t>
+        <w:t>by the Student-Athlete upon written notice;</w:t>
       </w:r>
     </w:p>
     <w:p>
@@ -5091,7 +5031,7 @@
           <w:i w:val="0"/>
           <w:sz w:val="22"/>
         </w:rPr>
-        <w:t>by RCC for athletics compliance, student welfare, academic, institutional, or policy concerns;</w:t>
+        <w:t>automatically upon expiration of the Agreement Term;</w:t>
       </w:r>
     </w:p>
     <w:p>
@@ -5107,7 +5047,7 @@
           <w:i w:val="0"/>
           <w:sz w:val="22"/>
         </w:rPr>
-        <w:t>by the Student-Athlete upon written notice;</w:t>
+        <w:t>if the arrangement becomes legally impermissible; or</w:t>
       </w:r>
     </w:p>
     <w:p>
@@ -5123,7 +5063,50 @@
           <w:i w:val="0"/>
           <w:sz w:val="22"/>
         </w:rPr>
-        <w:t>automatically upon expiration of the Agreement Term;</w:t>
+        <w:t>if the Student-Athlete is no longer eligible to participate, when the Student-Athlete’s continued participation is essential to the approved sponsorship component.</w:t>
+      </w:r>
+    </w:p>
+    <w:p>
+      <w:pPr>
+        <w:spacing w:after="120" w:before="40"/>
+      </w:pPr>
+      <w:r>
+        <w:rPr>
+          <w:rFonts w:ascii="Arial" w:hAnsi="Arial" w:cs="Arial"/>
+          <w:b w:val="0"/>
+          <w:i w:val="0"/>
+          <w:sz w:val="22"/>
+        </w:rPr>
+        <w:t>20.2  Payment on Termination. Upon any termination, the Student-Athlete will be paid all wages legally due for hours already worked.</w:t>
+      </w:r>
+    </w:p>
+    <w:p>
+      <w:pPr>
+        <w:keepNext/>
+        <w:spacing w:before="240" w:after="80"/>
+      </w:pPr>
+      <w:r>
+        <w:rPr>
+          <w:rFonts w:ascii="Arial" w:hAnsi="Arial" w:cs="Arial"/>
+          <w:b/>
+          <w:i w:val="0"/>
+          <w:sz w:val="24"/>
+        </w:rPr>
+        <w:t>21. No Guarantee of Team Position or Playing Time</w:t>
+      </w:r>
+    </w:p>
+    <w:p>
+      <w:pPr>
+        <w:spacing w:after="120" w:before="0"/>
+      </w:pPr>
+      <w:r>
+        <w:rPr>
+          <w:rFonts w:ascii="Arial" w:hAnsi="Arial" w:cs="Arial"/>
+          <w:b w:val="0"/>
+          <w:i w:val="0"/>
+          <w:sz w:val="22"/>
+        </w:rPr>
+        <w:t>21.1  The Parties clearly agree that:</w:t>
       </w:r>
     </w:p>
     <w:p>
@@ -5139,7 +5122,7 @@
           <w:i w:val="0"/>
           <w:sz w:val="22"/>
         </w:rPr>
-        <w:t>if the arrangement becomes legally impermissible; or</w:t>
+        <w:t>RIVR Tech has no control over team selection, playing time, coaching decisions, discipline, scholarships, or athletics eligibility;</w:t>
       </w:r>
     </w:p>
     <w:p>
@@ -5155,50 +5138,7 @@
           <w:i w:val="0"/>
           <w:sz w:val="22"/>
         </w:rPr>
-        <w:t>if the Student-Athlete is no longer eligible to participate, when the Student-Athlete’s continued participation is essential to the approved sponsorship component.</w:t>
-      </w:r>
-    </w:p>
-    <w:p>
-      <w:pPr>
-        <w:spacing w:after="120" w:before="40"/>
-      </w:pPr>
-      <w:r>
-        <w:rPr>
-          <w:rFonts w:ascii="Arial" w:hAnsi="Arial" w:cs="Arial"/>
-          <w:b w:val="0"/>
-          <w:i w:val="0"/>
-          <w:sz w:val="22"/>
-        </w:rPr>
-        <w:t>20.2  Payment on Termination. Upon any termination, the Student-Athlete will be paid all wages legally due for hours already worked.</w:t>
-      </w:r>
-    </w:p>
-    <w:p>
-      <w:pPr>
-        <w:keepNext/>
-        <w:spacing w:before="240" w:after="80"/>
-      </w:pPr>
-      <w:r>
-        <w:rPr>
-          <w:rFonts w:ascii="Arial" w:hAnsi="Arial" w:cs="Arial"/>
-          <w:b/>
-          <w:i w:val="0"/>
-          <w:sz w:val="24"/>
-        </w:rPr>
-        <w:t>21. No Guarantee of Team Position or Playing Time</w:t>
-      </w:r>
-    </w:p>
-    <w:p>
-      <w:pPr>
-        <w:spacing w:after="120" w:before="0"/>
-      </w:pPr>
-      <w:r>
-        <w:rPr>
-          <w:rFonts w:ascii="Arial" w:hAnsi="Arial" w:cs="Arial"/>
-          <w:b w:val="0"/>
-          <w:i w:val="0"/>
-          <w:sz w:val="22"/>
-        </w:rPr>
-        <w:t>21.1  The Parties clearly agree that:</w:t>
+        <w:t>RCC and its coaches retain exclusive authority over all athletics decisions; and</w:t>
       </w:r>
     </w:p>
     <w:p>
@@ -5214,7 +5154,65 @@
           <w:i w:val="0"/>
           <w:sz w:val="22"/>
         </w:rPr>
-        <w:t>RIVR Tech has no control over team selection, playing time, coaching decisions, discipline, scholarships, or athletics eligibility;</w:t>
+        <w:t>neither the Internship nor the sponsorship guarantees roster placement or playing time.</w:t>
+      </w:r>
+    </w:p>
+    <w:p>
+      <w:pPr>
+        <w:keepNext/>
+        <w:spacing w:before="240" w:after="80"/>
+      </w:pPr>
+      <w:r>
+        <w:rPr>
+          <w:rFonts w:ascii="Arial" w:hAnsi="Arial" w:cs="Arial"/>
+          <w:b/>
+          <w:i w:val="0"/>
+          <w:sz w:val="24"/>
+        </w:rPr>
+        <w:t>22. Independent Parties and No Agency</w:t>
+      </w:r>
+    </w:p>
+    <w:p>
+      <w:pPr>
+        <w:spacing w:after="120" w:before="0"/>
+      </w:pPr>
+      <w:r>
+        <w:rPr>
+          <w:rFonts w:ascii="Arial" w:hAnsi="Arial" w:cs="Arial"/>
+          <w:b w:val="0"/>
+          <w:i w:val="0"/>
+          <w:sz w:val="22"/>
+        </w:rPr>
+        <w:t>22.1  RCC and RIVR Tech remain independent entities. Neither may bind the other, and neither is the agent, partner, or joint venturer of the other, without express written authority.</w:t>
+      </w:r>
+    </w:p>
+    <w:p>
+      <w:pPr>
+        <w:keepNext/>
+        <w:spacing w:before="240" w:after="80"/>
+      </w:pPr>
+      <w:r>
+        <w:rPr>
+          <w:rFonts w:ascii="Arial" w:hAnsi="Arial" w:cs="Arial"/>
+          <w:b/>
+          <w:i w:val="0"/>
+          <w:sz w:val="24"/>
+        </w:rPr>
+        <w:t>23. Compliance With Law</w:t>
+      </w:r>
+    </w:p>
+    <w:p>
+      <w:pPr>
+        <w:spacing w:after="120" w:before="0"/>
+      </w:pPr>
+      <w:r>
+        <w:rPr>
+          <w:rFonts w:ascii="Arial" w:hAnsi="Arial" w:cs="Arial"/>
+          <w:b w:val="0"/>
+          <w:i w:val="0"/>
+          <w:sz w:val="22"/>
+        </w:rPr>
+        <w:t>23.1  Applicable Requirements. The Parties will comply with applicable law and requirements, including:</w:t>
       </w:r>
     </w:p>
     <w:p>
@@ -5230,7 +5228,7 @@
           <w:i w:val="0"/>
           <w:sz w:val="22"/>
         </w:rPr>
-        <w:t>RCC and its coaches retain exclusive authority over all athletics decisions; and</w:t>
+        <w:t>the Fair Labor Standards Act (FLSA);</w:t>
       </w:r>
     </w:p>
     <w:p>
@@ -5246,65 +5244,7 @@
           <w:i w:val="0"/>
           <w:sz w:val="22"/>
         </w:rPr>
-        <w:t>neither the Internship nor the sponsorship guarantees roster placement or playing time.</w:t>
-      </w:r>
-    </w:p>
-    <w:p>
-      <w:pPr>
-        <w:keepNext/>
-        <w:spacing w:before="240" w:after="80"/>
-      </w:pPr>
-      <w:r>
-        <w:rPr>
-          <w:rFonts w:ascii="Arial" w:hAnsi="Arial" w:cs="Arial"/>
-          <w:b/>
-          <w:i w:val="0"/>
-          <w:sz w:val="24"/>
-        </w:rPr>
-        <w:t>22. Independent Parties and No Agency</w:t>
-      </w:r>
-    </w:p>
-    <w:p>
-      <w:pPr>
-        <w:spacing w:after="120" w:before="0"/>
-      </w:pPr>
-      <w:r>
-        <w:rPr>
-          <w:rFonts w:ascii="Arial" w:hAnsi="Arial" w:cs="Arial"/>
-          <w:b w:val="0"/>
-          <w:i w:val="0"/>
-          <w:sz w:val="22"/>
-        </w:rPr>
-        <w:t>22.1  RCC and RIVR Tech remain independent entities. Neither may bind the other, and neither is the agent, partner, or joint venturer of the other, without express written authority.</w:t>
-      </w:r>
-    </w:p>
-    <w:p>
-      <w:pPr>
-        <w:keepNext/>
-        <w:spacing w:before="240" w:after="80"/>
-      </w:pPr>
-      <w:r>
-        <w:rPr>
-          <w:rFonts w:ascii="Arial" w:hAnsi="Arial" w:cs="Arial"/>
-          <w:b/>
-          <w:i w:val="0"/>
-          <w:sz w:val="24"/>
-        </w:rPr>
-        <w:t>23. Compliance With Law</w:t>
-      </w:r>
-    </w:p>
-    <w:p>
-      <w:pPr>
-        <w:spacing w:after="120" w:before="0"/>
-      </w:pPr>
-      <w:r>
-        <w:rPr>
-          <w:rFonts w:ascii="Arial" w:hAnsi="Arial" w:cs="Arial"/>
-          <w:b w:val="0"/>
-          <w:i w:val="0"/>
-          <w:sz w:val="22"/>
-        </w:rPr>
-        <w:t>23.1  Applicable Requirements. The Parties will comply with applicable law and requirements, including:</w:t>
+        <w:t>the North Carolina Wage and Hour Act;</w:t>
       </w:r>
     </w:p>
     <w:p>
@@ -5320,7 +5260,7 @@
           <w:i w:val="0"/>
           <w:sz w:val="22"/>
         </w:rPr>
-        <w:t>the Fair Labor Standards Act (FLSA);</w:t>
+        <w:t>applicable tax and payroll requirements;</w:t>
       </w:r>
     </w:p>
     <w:p>
@@ -5336,7 +5276,7 @@
           <w:i w:val="0"/>
           <w:sz w:val="22"/>
         </w:rPr>
-        <w:t>the North Carolina Wage and Hour Act;</w:t>
+        <w:t>applicable youth-employment requirements if the Student-Athlete is under 18;</w:t>
       </w:r>
     </w:p>
     <w:p>
@@ -5352,7 +5292,7 @@
           <w:i w:val="0"/>
           <w:sz w:val="22"/>
         </w:rPr>
-        <w:t>applicable tax and payroll requirements;</w:t>
+        <w:t>applicable RCC policies;</w:t>
       </w:r>
     </w:p>
     <w:p>
@@ -5368,7 +5308,7 @@
           <w:i w:val="0"/>
           <w:sz w:val="22"/>
         </w:rPr>
-        <w:t>applicable youth-employment requirements if the Student-Athlete is under 18;</w:t>
+        <w:t>applicable NJCAA requirements;</w:t>
       </w:r>
     </w:p>
     <w:p>
@@ -5384,7 +5324,7 @@
           <w:i w:val="0"/>
           <w:sz w:val="22"/>
         </w:rPr>
-        <w:t>applicable RCC policies;</w:t>
+        <w:t>applicable conference rules; and</w:t>
       </w:r>
     </w:p>
     <w:p>
@@ -5400,7 +5340,36 @@
           <w:i w:val="0"/>
           <w:sz w:val="22"/>
         </w:rPr>
-        <w:t>applicable NJCAA requirements;</w:t>
+        <w:t>other governing requirements.</w:t>
+      </w:r>
+    </w:p>
+    <w:p>
+      <w:pPr>
+        <w:keepNext/>
+        <w:spacing w:before="160" w:after="60"/>
+      </w:pPr>
+      <w:r>
+        <w:rPr>
+          <w:rFonts w:ascii="Arial" w:hAnsi="Arial" w:cs="Arial"/>
+          <w:b/>
+          <w:i w:val="0"/>
+          <w:sz w:val="22"/>
+        </w:rPr>
+        <w:t>23.2  Minors (If the Student-Athlete Is Under 18)</w:t>
+      </w:r>
+    </w:p>
+    <w:p>
+      <w:pPr>
+        <w:spacing w:after="120" w:before="0"/>
+      </w:pPr>
+      <w:r>
+        <w:rPr>
+          <w:rFonts w:ascii="Arial" w:hAnsi="Arial" w:cs="Arial"/>
+          <w:b w:val="0"/>
+          <w:i w:val="0"/>
+          <w:sz w:val="22"/>
+        </w:rPr>
+        <w:t>If the Student-Athlete is under 18 at any time during the Agreement Term, the following also apply:</w:t>
       </w:r>
     </w:p>
     <w:p>
@@ -5416,7 +5385,7 @@
           <w:i w:val="0"/>
           <w:sz w:val="22"/>
         </w:rPr>
-        <w:t>applicable conference rules; and</w:t>
+        <w:t>parent or guardian consent is required;</w:t>
       </w:r>
     </w:p>
     <w:p>
@@ -5432,36 +5401,7 @@
           <w:i w:val="0"/>
           <w:sz w:val="22"/>
         </w:rPr>
-        <w:t>other governing requirements.</w:t>
-      </w:r>
-    </w:p>
-    <w:p>
-      <w:pPr>
-        <w:keepNext/>
-        <w:spacing w:before="160" w:after="60"/>
-      </w:pPr>
-      <w:r>
-        <w:rPr>
-          <w:rFonts w:ascii="Arial" w:hAnsi="Arial" w:cs="Arial"/>
-          <w:b/>
-          <w:i w:val="0"/>
-          <w:sz w:val="22"/>
-        </w:rPr>
-        <w:t>23.2  Minors (If the Student-Athlete Is Under 18)</w:t>
-      </w:r>
-    </w:p>
-    <w:p>
-      <w:pPr>
-        <w:spacing w:after="120" w:before="0"/>
-      </w:pPr>
-      <w:r>
-        <w:rPr>
-          <w:rFonts w:ascii="Arial" w:hAnsi="Arial" w:cs="Arial"/>
-          <w:b w:val="0"/>
-          <w:i w:val="0"/>
-          <w:sz w:val="22"/>
-        </w:rPr>
-        <w:t>If the Student-Athlete is under 18 at any time during the Agreement Term, the following also apply:</w:t>
+        <w:t>a North Carolina Youth Employment Certificate is required, if applicable;</w:t>
       </w:r>
     </w:p>
     <w:p>
@@ -5477,7 +5417,7 @@
           <w:i w:val="0"/>
           <w:sz w:val="22"/>
         </w:rPr>
-        <w:t>parent or guardian consent is required;</w:t>
+        <w:t>applicable restrictions on hours and job duties will be followed; and</w:t>
       </w:r>
     </w:p>
     <w:p>
@@ -5493,38 +5433,6 @@
           <w:i w:val="0"/>
           <w:sz w:val="22"/>
         </w:rPr>
-        <w:t>a North Carolina Youth Employment Certificate is required, if applicable;</w:t>
-      </w:r>
-    </w:p>
-    <w:p>
-      <w:pPr>
-        <w:pStyle w:val="ListBullet"/>
-        <w:spacing w:after="40"/>
-        <w:ind w:left="432"/>
-      </w:pPr>
-      <w:r>
-        <w:rPr>
-          <w:rFonts w:ascii="Arial" w:hAnsi="Arial" w:cs="Arial"/>
-          <w:b w:val="0"/>
-          <w:i w:val="0"/>
-          <w:sz w:val="22"/>
-        </w:rPr>
-        <w:t>applicable restrictions on hours and job duties will be followed; and</w:t>
-      </w:r>
-    </w:p>
-    <w:p>
-      <w:pPr>
-        <w:pStyle w:val="ListBullet"/>
-        <w:spacing w:after="40"/>
-        <w:ind w:left="432"/>
-      </w:pPr>
-      <w:r>
-        <w:rPr>
-          <w:rFonts w:ascii="Arial" w:hAnsi="Arial" w:cs="Arial"/>
-          <w:b w:val="0"/>
-          <w:i w:val="0"/>
-          <w:sz w:val="22"/>
-        </w:rPr>
         <w:t>the additional parent/guardian signature block must be completed.</w:t>
       </w:r>
     </w:p>
@@ -5568,36 +5476,7 @@
           <w:i w:val="0"/>
           <w:sz w:val="22"/>
         </w:rPr>
-        <w:t xml:space="preserve">24.2  Venue. Venue for any dispute will be </w:t>
-      </w:r>
-      <w:r>
-        <w:rPr>
-          <w:rFonts w:ascii="Arial" w:hAnsi="Arial" w:cs="Arial"/>
-          <w:b w:val="0"/>
-          <w:i w:val="0"/>
-          <w:sz w:val="22"/>
-          <w:highlight w:val="yellow"/>
-        </w:rPr>
-        <w:t>[VENUE — TO BE CONFIRMED BY RCC AND RIVR Tech COUNSEL]</w:t>
-      </w:r>
-      <w:r>
-        <w:rPr>
-          <w:rFonts w:ascii="Arial" w:hAnsi="Arial" w:cs="Arial"/>
-          <w:b w:val="0"/>
-          <w:i w:val="0"/>
-          <w:sz w:val="22"/>
-        </w:rPr>
-        <w:t xml:space="preserve">. </w:t>
-      </w:r>
-      <w:r>
-        <w:rPr>
-          <w:rFonts w:ascii="Arial" w:hAnsi="Arial" w:cs="Arial"/>
-          <w:b w:val="0"/>
-          <w:i w:val="0"/>
-          <w:sz w:val="22"/>
-          <w:highlight w:val="yellow"/>
-        </w:rPr>
-        <w:t>[Legal-review note: do not finalize venue until RCC and RIVR Tech counsel approve; venue for a North Carolina public community college may be subject to specific requirements.]</w:t>
+        <w:t>24.2  Venue. Venue for any dispute arising under this Agreement will lie in the state courts located in Robeson County, North Carolina, and the federal courts having jurisdiction over Robeson County, North Carolina, to the extent permitted by applicable law.</w:t>
       </w:r>
     </w:p>
     <w:p>
@@ -12422,22 +12301,8 @@
   <w:p>
     <w:pPr>
       <w:pStyle w:val="Header"/>
-      <w:jc w:val="center"/>
-      <w:pBdr>
-        <w:bottom w:val="single" w:sz="4" w:space="4" w:color="999999"/>
-      </w:pBdr>
     </w:pPr>
     <w:r/>
-    <w:r>
-      <w:rPr>
-        <w:rFonts w:ascii="Arial" w:hAnsi="Arial" w:cs="Arial"/>
-        <w:b/>
-        <w:i w:val="0"/>
-        <w:color w:val="B00000"/>
-        <w:sz w:val="18"/>
-      </w:rPr>
-      <w:t>DRAFT FOR DISCUSSION AND LEGAL REVIEW</w:t>
-    </w:r>
   </w:p>
 </w:hdr>
 </file>

--- a/rivrtech-rcc-agreement/RIVRTECH_RCC_Student_Athlete_Sponsorship_Internship_Agreement.docx
+++ b/rivrtech-rcc-agreement/RIVRTECH_RCC_Student_Athlete_Sponsorship_Internship_Agreement.docx
@@ -140,9 +140,8 @@
           <w:b/>
           <w:i w:val="0"/>
           <w:sz w:val="26"/>
-          <w:highlight w:val="yellow"/>
-        </w:rPr>
-        <w:t>[STUDENT-ATHLETE’S FULL LEGAL NAME]</w:t>
+        </w:rPr>
+        <w:t>Lezlie Jackson</w:t>
       </w:r>
     </w:p>
     <w:p>
@@ -1209,26 +1208,7 @@
           <w:i w:val="0"/>
           <w:sz w:val="22"/>
         </w:rPr>
-        <w:t xml:space="preserve">This Student-Athlete Corporate Sponsorship and Paid Internship Agreement (this “Agreement”) is entered into as of the date of the last signature below (the “Effective Date”), by and among LREMC Technologies, LLC d/b/a RIVR Tech (“RIVR Tech”); Robeson Community College (“RCC” or the “College”); and </w:t>
-      </w:r>
-      <w:r>
-        <w:rPr>
-          <w:rFonts w:ascii="Arial" w:hAnsi="Arial" w:cs="Arial"/>
-          <w:b w:val="0"/>
-          <w:i w:val="0"/>
-          <w:sz w:val="22"/>
-          <w:highlight w:val="yellow"/>
-        </w:rPr>
-        <w:t>[STUDENT-ATHLETE’S FULL LEGAL NAME]</w:t>
-      </w:r>
-      <w:r>
-        <w:rPr>
-          <w:rFonts w:ascii="Arial" w:hAnsi="Arial" w:cs="Arial"/>
-          <w:b w:val="0"/>
-          <w:i w:val="0"/>
-          <w:sz w:val="22"/>
-        </w:rPr>
-        <w:t xml:space="preserve"> (the “Student-Athlete”). RIVR Tech, RCC, and the Student-Athlete are each a “Party” and together the “Parties.”</w:t>
+        <w:t>This Student-Athlete Corporate Sponsorship and Paid Internship Agreement (this “Agreement”) is entered into as of the date of the last signature below (the “Effective Date”), by and among LREMC Technologies, LLC d/b/a RIVR Tech (“RIVR Tech”); Robeson Community College (“RCC” or the “College”); and Lezlie Jackson (the “Student-Athlete”). RIVR Tech, RCC, and the Student-Athlete are each a “Party” and together the “Parties.”</w:t>
       </w:r>
     </w:p>
     <w:p>
@@ -1699,9 +1679,8 @@
                 <w:b w:val="0"/>
                 <w:i w:val="0"/>
                 <w:sz w:val="20"/>
-                <w:highlight w:val="yellow"/>
               </w:rPr>
-              <w:t>[STUDENT-ATHLETE’S FULL LEGAL NAME]</w:t>
+              <w:t>Lezlie Jackson</w:t>
             </w:r>
           </w:p>
         </w:tc>
@@ -5924,17 +5903,8 @@
                 <w:b w:val="0"/>
                 <w:i w:val="0"/>
                 <w:sz w:val="20"/>
-                <w:highlight w:val="yellow"/>
               </w:rPr>
-              <w:t>[NAME]</w:t>
-            </w:r>
-            <w:r>
-              <w:rPr>
-                <w:rFonts w:ascii="Arial" w:hAnsi="Arial" w:cs="Arial"/>
-                <w:b w:val="0"/>
-                <w:i w:val="0"/>
-                <w:sz w:val="20"/>
-              </w:rPr>
+              <w:t>Lezlie Jackson</w:t>
             </w:r>
             <w:r>
               <w:rPr>
